--- a/submission/Location Heat Map Assignment.docx
+++ b/submission/Location Heat Map Assignment.docx
@@ -265,8884 +265,6 @@
           <w:t>sqlite net source and documentation</w:t>
         </w:r>
       </w:hyperlink>
-    </w:p>
-    <w:p>
-      <w:r>
-        <w:br w:type="page"/>
-      </w:r>
-    </w:p>
-    <w:p>
-      <w:pPr>
-        <w:pStyle w:val="Heading1"/>
-      </w:pPr>
-      <w:r>
-        <w:t>Location model</w:t>
-      </w:r>
-    </w:p>
-    <w:p>
-      <w:pPr>
-        <w:keepNext/>
-      </w:pPr>
-      <w:r>
-        <w:rPr>
-          <w:sz w:val="18"/>
-        </w:rPr>
-        <w:t>src/LocationHeatmap.Core/LocationSample.cs</w:t>
-      </w:r>
-    </w:p>
-    <w:p>
-      <w:pPr>
-        <w:keepNext/>
-        <w:widowControl w:val="0"/>
-        <w:spacing w:after="0" w:line="200" w:lineRule="exact"/>
-      </w:pPr>
-      <w:r>
-        <w:rPr>
-          <w:rFonts w:ascii="Consolas" w:hAnsi="Consolas"/>
-          <w:sz w:val="16"/>
-        </w:rPr>
-        <w:t>using SQLite;</w:t>
-      </w:r>
-    </w:p>
-    <w:p>
-      <w:pPr>
-        <w:keepNext/>
-        <w:widowControl w:val="0"/>
-        <w:spacing w:after="0" w:line="200" w:lineRule="exact"/>
-      </w:pPr>
-      <w:r>
-        <w:rPr>
-          <w:rFonts w:ascii="Consolas" w:hAnsi="Consolas"/>
-          <w:sz w:val="16"/>
-        </w:rPr>
-        <w:t xml:space="preserve"> </w:t>
-      </w:r>
-    </w:p>
-    <w:p>
-      <w:pPr>
-        <w:keepNext/>
-        <w:widowControl w:val="0"/>
-        <w:spacing w:after="0" w:line="200" w:lineRule="exact"/>
-      </w:pPr>
-      <w:r>
-        <w:rPr>
-          <w:rFonts w:ascii="Consolas" w:hAnsi="Consolas"/>
-          <w:sz w:val="16"/>
-        </w:rPr>
-        <w:t>namespace LocationHeatmap.Core;</w:t>
-      </w:r>
-    </w:p>
-    <w:p>
-      <w:pPr>
-        <w:keepNext/>
-        <w:widowControl w:val="0"/>
-        <w:spacing w:after="0" w:line="200" w:lineRule="exact"/>
-      </w:pPr>
-      <w:r>
-        <w:rPr>
-          <w:rFonts w:ascii="Consolas" w:hAnsi="Consolas"/>
-          <w:sz w:val="16"/>
-        </w:rPr>
-        <w:t xml:space="preserve"> </w:t>
-      </w:r>
-    </w:p>
-    <w:p>
-      <w:pPr>
-        <w:keepNext/>
-        <w:widowControl w:val="0"/>
-        <w:spacing w:after="0" w:line="200" w:lineRule="exact"/>
-      </w:pPr>
-      <w:r>
-        <w:rPr>
-          <w:rFonts w:ascii="Consolas" w:hAnsi="Consolas"/>
-          <w:sz w:val="16"/>
-        </w:rPr>
-        <w:t>/// &lt;summary&gt;A persisted GPS fix. UTC ticks avoid local time ambiguity.&lt;/summary&gt;</w:t>
-      </w:r>
-    </w:p>
-    <w:p>
-      <w:pPr>
-        <w:widowControl w:val="0"/>
-        <w:spacing w:after="0" w:line="200" w:lineRule="exact"/>
-      </w:pPr>
-      <w:r>
-        <w:rPr>
-          <w:rFonts w:ascii="Consolas" w:hAnsi="Consolas"/>
-          <w:sz w:val="16"/>
-        </w:rPr>
-        <w:t>public sealed class LocationSample</w:t>
-      </w:r>
-    </w:p>
-    <w:p>
-      <w:pPr>
-        <w:widowControl w:val="0"/>
-        <w:spacing w:after="0" w:line="200" w:lineRule="exact"/>
-      </w:pPr>
-      <w:r>
-        <w:rPr>
-          <w:rFonts w:ascii="Consolas" w:hAnsi="Consolas"/>
-          <w:sz w:val="16"/>
-        </w:rPr>
-        <w:t>{</w:t>
-      </w:r>
-    </w:p>
-    <w:p>
-      <w:pPr>
-        <w:widowControl w:val="0"/>
-        <w:spacing w:after="0" w:line="200" w:lineRule="exact"/>
-      </w:pPr>
-      <w:r>
-        <w:rPr>
-          <w:rFonts w:ascii="Consolas" w:hAnsi="Consolas"/>
-          <w:sz w:val="16"/>
-        </w:rPr>
-        <w:t xml:space="preserve">    [PrimaryKey, AutoIncrement]</w:t>
-      </w:r>
-    </w:p>
-    <w:p>
-      <w:pPr>
-        <w:widowControl w:val="0"/>
-        <w:spacing w:after="0" w:line="200" w:lineRule="exact"/>
-      </w:pPr>
-      <w:r>
-        <w:rPr>
-          <w:rFonts w:ascii="Consolas" w:hAnsi="Consolas"/>
-          <w:sz w:val="16"/>
-        </w:rPr>
-        <w:t xml:space="preserve">    public int Id { get; set; }</w:t>
-      </w:r>
-    </w:p>
-    <w:p>
-      <w:pPr>
-        <w:widowControl w:val="0"/>
-        <w:spacing w:after="0" w:line="200" w:lineRule="exact"/>
-      </w:pPr>
-      <w:r>
-        <w:rPr>
-          <w:rFonts w:ascii="Consolas" w:hAnsi="Consolas"/>
-          <w:sz w:val="16"/>
-        </w:rPr>
-        <w:t xml:space="preserve">    public double Latitude { get; set; }</w:t>
-      </w:r>
-    </w:p>
-    <w:p>
-      <w:pPr>
-        <w:widowControl w:val="0"/>
-        <w:spacing w:after="0" w:line="200" w:lineRule="exact"/>
-      </w:pPr>
-      <w:r>
-        <w:rPr>
-          <w:rFonts w:ascii="Consolas" w:hAnsi="Consolas"/>
-          <w:sz w:val="16"/>
-        </w:rPr>
-        <w:t xml:space="preserve">    public double Longitude { get; set; }</w:t>
-      </w:r>
-    </w:p>
-    <w:p>
-      <w:pPr>
-        <w:widowControl w:val="0"/>
-        <w:spacing w:after="0" w:line="200" w:lineRule="exact"/>
-      </w:pPr>
-      <w:r>
-        <w:rPr>
-          <w:rFonts w:ascii="Consolas" w:hAnsi="Consolas"/>
-          <w:sz w:val="16"/>
-        </w:rPr>
-        <w:t xml:space="preserve">    public double AccuracyMeters { get; set; }</w:t>
-      </w:r>
-    </w:p>
-    <w:p>
-      <w:pPr>
-        <w:widowControl w:val="0"/>
-        <w:spacing w:after="0" w:line="200" w:lineRule="exact"/>
-      </w:pPr>
-      <w:r>
-        <w:rPr>
-          <w:rFonts w:ascii="Consolas" w:hAnsi="Consolas"/>
-          <w:sz w:val="16"/>
-        </w:rPr>
-        <w:t xml:space="preserve">    [Indexed]</w:t>
-      </w:r>
-    </w:p>
-    <w:p>
-      <w:pPr>
-        <w:widowControl w:val="0"/>
-        <w:spacing w:after="0" w:line="200" w:lineRule="exact"/>
-      </w:pPr>
-      <w:r>
-        <w:rPr>
-          <w:rFonts w:ascii="Consolas" w:hAnsi="Consolas"/>
-          <w:sz w:val="16"/>
-        </w:rPr>
-        <w:t xml:space="preserve">    public long TimestampUtcTicks { get; set; }</w:t>
-      </w:r>
-    </w:p>
-    <w:p>
-      <w:pPr>
-        <w:widowControl w:val="0"/>
-        <w:spacing w:after="0" w:line="200" w:lineRule="exact"/>
-      </w:pPr>
-      <w:r>
-        <w:rPr>
-          <w:rFonts w:ascii="Consolas" w:hAnsi="Consolas"/>
-          <w:sz w:val="16"/>
-        </w:rPr>
-        <w:t>}</w:t>
-      </w:r>
-    </w:p>
-    <w:p>
-      <w:pPr>
-        <w:pStyle w:val="Heading1"/>
-      </w:pPr>
-      <w:r>
-        <w:t>Location repository</w:t>
-      </w:r>
-    </w:p>
-    <w:p>
-      <w:pPr>
-        <w:keepNext/>
-      </w:pPr>
-      <w:r>
-        <w:rPr>
-          <w:sz w:val="18"/>
-        </w:rPr>
-        <w:t>src/LocationHeatmap.Core/LocationRepository.cs</w:t>
-      </w:r>
-    </w:p>
-    <w:p>
-      <w:pPr>
-        <w:keepNext/>
-        <w:widowControl w:val="0"/>
-        <w:spacing w:after="0" w:line="200" w:lineRule="exact"/>
-      </w:pPr>
-      <w:r>
-        <w:rPr>
-          <w:rFonts w:ascii="Consolas" w:hAnsi="Consolas"/>
-          <w:sz w:val="16"/>
-        </w:rPr>
-        <w:t>using SQLite;</w:t>
-      </w:r>
-    </w:p>
-    <w:p>
-      <w:pPr>
-        <w:keepNext/>
-        <w:widowControl w:val="0"/>
-        <w:spacing w:after="0" w:line="200" w:lineRule="exact"/>
-      </w:pPr>
-      <w:r>
-        <w:rPr>
-          <w:rFonts w:ascii="Consolas" w:hAnsi="Consolas"/>
-          <w:sz w:val="16"/>
-        </w:rPr>
-        <w:t xml:space="preserve"> </w:t>
-      </w:r>
-    </w:p>
-    <w:p>
-      <w:pPr>
-        <w:keepNext/>
-        <w:widowControl w:val="0"/>
-        <w:spacing w:after="0" w:line="200" w:lineRule="exact"/>
-      </w:pPr>
-      <w:r>
-        <w:rPr>
-          <w:rFonts w:ascii="Consolas" w:hAnsi="Consolas"/>
-          <w:sz w:val="16"/>
-        </w:rPr>
-        <w:t>namespace LocationHeatmap.Core;</w:t>
-      </w:r>
-    </w:p>
-    <w:p>
-      <w:pPr>
-        <w:keepNext/>
-        <w:widowControl w:val="0"/>
-        <w:spacing w:after="0" w:line="200" w:lineRule="exact"/>
-      </w:pPr>
-      <w:r>
-        <w:rPr>
-          <w:rFonts w:ascii="Consolas" w:hAnsi="Consolas"/>
-          <w:sz w:val="16"/>
-        </w:rPr>
-        <w:t xml:space="preserve"> </w:t>
-      </w:r>
-    </w:p>
-    <w:p>
-      <w:pPr>
-        <w:keepNext/>
-        <w:widowControl w:val="0"/>
-        <w:spacing w:after="0" w:line="200" w:lineRule="exact"/>
-      </w:pPr>
-      <w:r>
-        <w:rPr>
-          <w:rFonts w:ascii="Consolas" w:hAnsi="Consolas"/>
-          <w:sz w:val="16"/>
-        </w:rPr>
-        <w:t>/// &lt;summary&gt;Serializes initialization and uses parameterized SQLite operations.&lt;/summary&gt;</w:t>
-      </w:r>
-    </w:p>
-    <w:p>
-      <w:pPr>
-        <w:widowControl w:val="0"/>
-        <w:spacing w:after="0" w:line="200" w:lineRule="exact"/>
-      </w:pPr>
-      <w:r>
-        <w:rPr>
-          <w:rFonts w:ascii="Consolas" w:hAnsi="Consolas"/>
-          <w:sz w:val="16"/>
-        </w:rPr>
-        <w:t>public sealed class LocationRepository(string databasePath)</w:t>
-      </w:r>
-    </w:p>
-    <w:p>
-      <w:pPr>
-        <w:widowControl w:val="0"/>
-        <w:spacing w:after="0" w:line="200" w:lineRule="exact"/>
-      </w:pPr>
-      <w:r>
-        <w:rPr>
-          <w:rFonts w:ascii="Consolas" w:hAnsi="Consolas"/>
-          <w:sz w:val="16"/>
-        </w:rPr>
-        <w:t>{</w:t>
-      </w:r>
-    </w:p>
-    <w:p>
-      <w:pPr>
-        <w:widowControl w:val="0"/>
-        <w:spacing w:after="0" w:line="200" w:lineRule="exact"/>
-      </w:pPr>
-      <w:r>
-        <w:rPr>
-          <w:rFonts w:ascii="Consolas" w:hAnsi="Consolas"/>
-          <w:sz w:val="16"/>
-        </w:rPr>
-        <w:t xml:space="preserve">    static LocationRepository()</w:t>
-      </w:r>
-    </w:p>
-    <w:p>
-      <w:pPr>
-        <w:widowControl w:val="0"/>
-        <w:spacing w:after="0" w:line="200" w:lineRule="exact"/>
-      </w:pPr>
-      <w:r>
-        <w:rPr>
-          <w:rFonts w:ascii="Consolas" w:hAnsi="Consolas"/>
-          <w:sz w:val="16"/>
-        </w:rPr>
-        <w:t xml:space="preserve">    {</w:t>
-      </w:r>
-    </w:p>
-    <w:p>
-      <w:pPr>
-        <w:widowControl w:val="0"/>
-        <w:spacing w:after="0" w:line="200" w:lineRule="exact"/>
-      </w:pPr>
-      <w:r>
-        <w:rPr>
-          <w:rFonts w:ascii="Consolas" w:hAnsi="Consolas"/>
-          <w:sz w:val="16"/>
-        </w:rPr>
-        <w:t xml:space="preserve">        // sqlite-net-base leaves native provider initialization to the application.</w:t>
-      </w:r>
-    </w:p>
-    <w:p>
-      <w:pPr>
-        <w:widowControl w:val="0"/>
-        <w:spacing w:after="0" w:line="200" w:lineRule="exact"/>
-      </w:pPr>
-      <w:r>
-        <w:rPr>
-          <w:rFonts w:ascii="Consolas" w:hAnsi="Consolas"/>
-          <w:sz w:val="16"/>
-        </w:rPr>
-        <w:t xml:space="preserve">        SQLitePCL.Batteries_V2.Init();</w:t>
-      </w:r>
-    </w:p>
-    <w:p>
-      <w:pPr>
-        <w:widowControl w:val="0"/>
-        <w:spacing w:after="0" w:line="200" w:lineRule="exact"/>
-      </w:pPr>
-      <w:r>
-        <w:rPr>
-          <w:rFonts w:ascii="Consolas" w:hAnsi="Consolas"/>
-          <w:sz w:val="16"/>
-        </w:rPr>
-        <w:t xml:space="preserve">    }</w:t>
-      </w:r>
-    </w:p>
-    <w:p>
-      <w:pPr>
-        <w:widowControl w:val="0"/>
-        <w:spacing w:after="0" w:line="200" w:lineRule="exact"/>
-      </w:pPr>
-      <w:r>
-        <w:rPr>
-          <w:rFonts w:ascii="Consolas" w:hAnsi="Consolas"/>
-          <w:sz w:val="16"/>
-        </w:rPr>
-        <w:t xml:space="preserve"> </w:t>
-      </w:r>
-    </w:p>
-    <w:p>
-      <w:pPr>
-        <w:widowControl w:val="0"/>
-        <w:spacing w:after="0" w:line="200" w:lineRule="exact"/>
-      </w:pPr>
-      <w:r>
-        <w:rPr>
-          <w:rFonts w:ascii="Consolas" w:hAnsi="Consolas"/>
-          <w:sz w:val="16"/>
-        </w:rPr>
-        <w:t xml:space="preserve">    private readonly SQLiteAsyncConnection _database = new(databasePath);</w:t>
-      </w:r>
-    </w:p>
-    <w:p>
-      <w:pPr>
-        <w:widowControl w:val="0"/>
-        <w:spacing w:after="0" w:line="200" w:lineRule="exact"/>
-      </w:pPr>
-      <w:r>
-        <w:rPr>
-          <w:rFonts w:ascii="Consolas" w:hAnsi="Consolas"/>
-          <w:sz w:val="16"/>
-        </w:rPr>
-        <w:t xml:space="preserve">    private readonly SemaphoreSlim _initializationGate = new(1, 1);</w:t>
-      </w:r>
-    </w:p>
-    <w:p>
-      <w:pPr>
-        <w:widowControl w:val="0"/>
-        <w:spacing w:after="0" w:line="200" w:lineRule="exact"/>
-      </w:pPr>
-      <w:r>
-        <w:rPr>
-          <w:rFonts w:ascii="Consolas" w:hAnsi="Consolas"/>
-          <w:sz w:val="16"/>
-        </w:rPr>
-        <w:t xml:space="preserve">    private bool _initialized;</w:t>
-      </w:r>
-    </w:p>
-    <w:p>
-      <w:pPr>
-        <w:widowControl w:val="0"/>
-        <w:spacing w:after="0" w:line="200" w:lineRule="exact"/>
-      </w:pPr>
-      <w:r>
-        <w:rPr>
-          <w:rFonts w:ascii="Consolas" w:hAnsi="Consolas"/>
-          <w:sz w:val="16"/>
-        </w:rPr>
-        <w:t xml:space="preserve"> </w:t>
-      </w:r>
-    </w:p>
-    <w:p>
-      <w:pPr>
-        <w:widowControl w:val="0"/>
-        <w:spacing w:after="0" w:line="200" w:lineRule="exact"/>
-      </w:pPr>
-      <w:r>
-        <w:rPr>
-          <w:rFonts w:ascii="Consolas" w:hAnsi="Consolas"/>
-          <w:sz w:val="16"/>
-        </w:rPr>
-        <w:t xml:space="preserve">    public async Task InitializeAsync()</w:t>
-      </w:r>
-    </w:p>
-    <w:p>
-      <w:pPr>
-        <w:widowControl w:val="0"/>
-        <w:spacing w:after="0" w:line="200" w:lineRule="exact"/>
-      </w:pPr>
-      <w:r>
-        <w:rPr>
-          <w:rFonts w:ascii="Consolas" w:hAnsi="Consolas"/>
-          <w:sz w:val="16"/>
-        </w:rPr>
-        <w:t xml:space="preserve">    {</w:t>
-      </w:r>
-    </w:p>
-    <w:p>
-      <w:pPr>
-        <w:widowControl w:val="0"/>
-        <w:spacing w:after="0" w:line="200" w:lineRule="exact"/>
-      </w:pPr>
-      <w:r>
-        <w:rPr>
-          <w:rFonts w:ascii="Consolas" w:hAnsi="Consolas"/>
-          <w:sz w:val="16"/>
-        </w:rPr>
-        <w:t xml:space="preserve">        await _initializationGate.WaitAsync();</w:t>
-      </w:r>
-    </w:p>
-    <w:p>
-      <w:pPr>
-        <w:widowControl w:val="0"/>
-        <w:spacing w:after="0" w:line="200" w:lineRule="exact"/>
-      </w:pPr>
-      <w:r>
-        <w:rPr>
-          <w:rFonts w:ascii="Consolas" w:hAnsi="Consolas"/>
-          <w:sz w:val="16"/>
-        </w:rPr>
-        <w:t xml:space="preserve">        try</w:t>
-      </w:r>
-    </w:p>
-    <w:p>
-      <w:pPr>
-        <w:widowControl w:val="0"/>
-        <w:spacing w:after="0" w:line="200" w:lineRule="exact"/>
-      </w:pPr>
-      <w:r>
-        <w:rPr>
-          <w:rFonts w:ascii="Consolas" w:hAnsi="Consolas"/>
-          <w:sz w:val="16"/>
-        </w:rPr>
-        <w:t xml:space="preserve">        {</w:t>
-      </w:r>
-    </w:p>
-    <w:p>
-      <w:pPr>
-        <w:widowControl w:val="0"/>
-        <w:spacing w:after="0" w:line="200" w:lineRule="exact"/>
-      </w:pPr>
-      <w:r>
-        <w:rPr>
-          <w:rFonts w:ascii="Consolas" w:hAnsi="Consolas"/>
-          <w:sz w:val="16"/>
-        </w:rPr>
-        <w:t xml:space="preserve">            if (_initialized) return;</w:t>
-      </w:r>
-    </w:p>
-    <w:p>
-      <w:pPr>
-        <w:widowControl w:val="0"/>
-        <w:spacing w:after="0" w:line="200" w:lineRule="exact"/>
-      </w:pPr>
-      <w:r>
-        <w:rPr>
-          <w:rFonts w:ascii="Consolas" w:hAnsi="Consolas"/>
-          <w:sz w:val="16"/>
-        </w:rPr>
-        <w:t xml:space="preserve">            await _database.CreateTableAsync&lt;LocationSample&gt;();</w:t>
-      </w:r>
-    </w:p>
-    <w:p>
-      <w:pPr>
-        <w:widowControl w:val="0"/>
-        <w:spacing w:after="0" w:line="200" w:lineRule="exact"/>
-      </w:pPr>
-      <w:r>
-        <w:rPr>
-          <w:rFonts w:ascii="Consolas" w:hAnsi="Consolas"/>
-          <w:sz w:val="16"/>
-        </w:rPr>
-        <w:t xml:space="preserve">            _initialized = true;</w:t>
-      </w:r>
-    </w:p>
-    <w:p>
-      <w:pPr>
-        <w:widowControl w:val="0"/>
-        <w:spacing w:after="0" w:line="200" w:lineRule="exact"/>
-      </w:pPr>
-      <w:r>
-        <w:rPr>
-          <w:rFonts w:ascii="Consolas" w:hAnsi="Consolas"/>
-          <w:sz w:val="16"/>
-        </w:rPr>
-        <w:t xml:space="preserve">        }</w:t>
-      </w:r>
-    </w:p>
-    <w:p>
-      <w:pPr>
-        <w:widowControl w:val="0"/>
-        <w:spacing w:after="0" w:line="200" w:lineRule="exact"/>
-      </w:pPr>
-      <w:r>
-        <w:rPr>
-          <w:rFonts w:ascii="Consolas" w:hAnsi="Consolas"/>
-          <w:sz w:val="16"/>
-        </w:rPr>
-        <w:t xml:space="preserve">        finally { _initializationGate.Release(); }</w:t>
-      </w:r>
-    </w:p>
-    <w:p>
-      <w:pPr>
-        <w:widowControl w:val="0"/>
-        <w:spacing w:after="0" w:line="200" w:lineRule="exact"/>
-      </w:pPr>
-      <w:r>
-        <w:rPr>
-          <w:rFonts w:ascii="Consolas" w:hAnsi="Consolas"/>
-          <w:sz w:val="16"/>
-        </w:rPr>
-        <w:t xml:space="preserve">    }</w:t>
-      </w:r>
-    </w:p>
-    <w:p>
-      <w:pPr>
-        <w:widowControl w:val="0"/>
-        <w:spacing w:after="0" w:line="200" w:lineRule="exact"/>
-      </w:pPr>
-      <w:r>
-        <w:rPr>
-          <w:rFonts w:ascii="Consolas" w:hAnsi="Consolas"/>
-          <w:sz w:val="16"/>
-        </w:rPr>
-        <w:t xml:space="preserve"> </w:t>
-      </w:r>
-    </w:p>
-    <w:p>
-      <w:pPr>
-        <w:widowControl w:val="0"/>
-        <w:spacing w:after="0" w:line="200" w:lineRule="exact"/>
-      </w:pPr>
-      <w:r>
-        <w:rPr>
-          <w:rFonts w:ascii="Consolas" w:hAnsi="Consolas"/>
-          <w:sz w:val="16"/>
-        </w:rPr>
-        <w:t xml:space="preserve">    public async Task SaveAsync(LocationSample sample)</w:t>
-      </w:r>
-    </w:p>
-    <w:p>
-      <w:pPr>
-        <w:widowControl w:val="0"/>
-        <w:spacing w:after="0" w:line="200" w:lineRule="exact"/>
-      </w:pPr>
-      <w:r>
-        <w:rPr>
-          <w:rFonts w:ascii="Consolas" w:hAnsi="Consolas"/>
-          <w:sz w:val="16"/>
-        </w:rPr>
-        <w:t xml:space="preserve">    {</w:t>
-      </w:r>
-    </w:p>
-    <w:p>
-      <w:pPr>
-        <w:widowControl w:val="0"/>
-        <w:spacing w:after="0" w:line="200" w:lineRule="exact"/>
-      </w:pPr>
-      <w:r>
-        <w:rPr>
-          <w:rFonts w:ascii="Consolas" w:hAnsi="Consolas"/>
-          <w:sz w:val="16"/>
-        </w:rPr>
-        <w:t xml:space="preserve">        if (!double.IsFinite(sample.Latitude) || !double.IsFinite(sample.Longitude) ||</w:t>
-      </w:r>
-    </w:p>
-    <w:p>
-      <w:pPr>
-        <w:widowControl w:val="0"/>
-        <w:spacing w:after="0" w:line="200" w:lineRule="exact"/>
-      </w:pPr>
-      <w:r>
-        <w:rPr>
-          <w:rFonts w:ascii="Consolas" w:hAnsi="Consolas"/>
-          <w:sz w:val="16"/>
-        </w:rPr>
-        <w:t xml:space="preserve">            Math.Abs(sample.Latitude) &gt; 90 || Math.Abs(sample.Longitude) &gt; 180 ||</w:t>
-      </w:r>
-    </w:p>
-    <w:p>
-      <w:pPr>
-        <w:widowControl w:val="0"/>
-        <w:spacing w:after="0" w:line="200" w:lineRule="exact"/>
-      </w:pPr>
-      <w:r>
-        <w:rPr>
-          <w:rFonts w:ascii="Consolas" w:hAnsi="Consolas"/>
-          <w:sz w:val="16"/>
-        </w:rPr>
-        <w:t xml:space="preserve">            !double.IsFinite(sample.AccuracyMeters) || sample.AccuracyMeters &lt; 0)</w:t>
-      </w:r>
-    </w:p>
-    <w:p>
-      <w:pPr>
-        <w:widowControl w:val="0"/>
-        <w:spacing w:after="0" w:line="200" w:lineRule="exact"/>
-      </w:pPr>
-      <w:r>
-        <w:rPr>
-          <w:rFonts w:ascii="Consolas" w:hAnsi="Consolas"/>
-          <w:sz w:val="16"/>
-        </w:rPr>
-        <w:t xml:space="preserve">        {</w:t>
-      </w:r>
-    </w:p>
-    <w:p>
-      <w:pPr>
-        <w:widowControl w:val="0"/>
-        <w:spacing w:after="0" w:line="200" w:lineRule="exact"/>
-      </w:pPr>
-      <w:r>
-        <w:rPr>
-          <w:rFonts w:ascii="Consolas" w:hAnsi="Consolas"/>
-          <w:sz w:val="16"/>
-        </w:rPr>
-        <w:t xml:space="preserve">            throw new ArgumentOutOfRangeException(nameof(sample), "Invalid GPS coordinates or accuracy.");</w:t>
-      </w:r>
-    </w:p>
-    <w:p>
-      <w:pPr>
-        <w:widowControl w:val="0"/>
-        <w:spacing w:after="0" w:line="200" w:lineRule="exact"/>
-      </w:pPr>
-      <w:r>
-        <w:rPr>
-          <w:rFonts w:ascii="Consolas" w:hAnsi="Consolas"/>
-          <w:sz w:val="16"/>
-        </w:rPr>
-        <w:t xml:space="preserve">        }</w:t>
-      </w:r>
-    </w:p>
-    <w:p>
-      <w:pPr>
-        <w:widowControl w:val="0"/>
-        <w:spacing w:after="0" w:line="200" w:lineRule="exact"/>
-      </w:pPr>
-      <w:r>
-        <w:rPr>
-          <w:rFonts w:ascii="Consolas" w:hAnsi="Consolas"/>
-          <w:sz w:val="16"/>
-        </w:rPr>
-        <w:t xml:space="preserve">        await InitializeAsync();</w:t>
-      </w:r>
-    </w:p>
-    <w:p>
-      <w:pPr>
-        <w:widowControl w:val="0"/>
-        <w:spacing w:after="0" w:line="200" w:lineRule="exact"/>
-      </w:pPr>
-      <w:r>
-        <w:rPr>
-          <w:rFonts w:ascii="Consolas" w:hAnsi="Consolas"/>
-          <w:sz w:val="16"/>
-        </w:rPr>
-        <w:t xml:space="preserve">        await _database.InsertAsync(sample);</w:t>
-      </w:r>
-    </w:p>
-    <w:p>
-      <w:pPr>
-        <w:widowControl w:val="0"/>
-        <w:spacing w:after="0" w:line="200" w:lineRule="exact"/>
-      </w:pPr>
-      <w:r>
-        <w:rPr>
-          <w:rFonts w:ascii="Consolas" w:hAnsi="Consolas"/>
-          <w:sz w:val="16"/>
-        </w:rPr>
-        <w:t xml:space="preserve">    }</w:t>
-      </w:r>
-    </w:p>
-    <w:p>
-      <w:pPr>
-        <w:widowControl w:val="0"/>
-        <w:spacing w:after="0" w:line="200" w:lineRule="exact"/>
-      </w:pPr>
-      <w:r>
-        <w:rPr>
-          <w:rFonts w:ascii="Consolas" w:hAnsi="Consolas"/>
-          <w:sz w:val="16"/>
-        </w:rPr>
-        <w:t xml:space="preserve"> </w:t>
-      </w:r>
-    </w:p>
-    <w:p>
-      <w:pPr>
-        <w:widowControl w:val="0"/>
-        <w:spacing w:after="0" w:line="200" w:lineRule="exact"/>
-      </w:pPr>
-      <w:r>
-        <w:rPr>
-          <w:rFonts w:ascii="Consolas" w:hAnsi="Consolas"/>
-          <w:sz w:val="16"/>
-        </w:rPr>
-        <w:t xml:space="preserve">    // Keep rendering bounded, while retaining the complete history on disk.</w:t>
-      </w:r>
-    </w:p>
-    <w:p>
-      <w:pPr>
-        <w:widowControl w:val="0"/>
-        <w:spacing w:after="0" w:line="200" w:lineRule="exact"/>
-      </w:pPr>
-      <w:r>
-        <w:rPr>
-          <w:rFonts w:ascii="Consolas" w:hAnsi="Consolas"/>
-          <w:sz w:val="16"/>
-        </w:rPr>
-        <w:t xml:space="preserve">    public async Task&lt;List&lt;LocationSample&gt;&gt; GetRecentAsync(int limit = 2000)</w:t>
-      </w:r>
-    </w:p>
-    <w:p>
-      <w:pPr>
-        <w:widowControl w:val="0"/>
-        <w:spacing w:after="0" w:line="200" w:lineRule="exact"/>
-      </w:pPr>
-      <w:r>
-        <w:rPr>
-          <w:rFonts w:ascii="Consolas" w:hAnsi="Consolas"/>
-          <w:sz w:val="16"/>
-        </w:rPr>
-        <w:t xml:space="preserve">    {</w:t>
-      </w:r>
-    </w:p>
-    <w:p>
-      <w:pPr>
-        <w:widowControl w:val="0"/>
-        <w:spacing w:after="0" w:line="200" w:lineRule="exact"/>
-      </w:pPr>
-      <w:r>
-        <w:rPr>
-          <w:rFonts w:ascii="Consolas" w:hAnsi="Consolas"/>
-          <w:sz w:val="16"/>
-        </w:rPr>
-        <w:t xml:space="preserve">        if (limit &lt;= 0) throw new ArgumentOutOfRangeException(nameof(limit));</w:t>
-      </w:r>
-    </w:p>
-    <w:p>
-      <w:pPr>
-        <w:widowControl w:val="0"/>
-        <w:spacing w:after="0" w:line="200" w:lineRule="exact"/>
-      </w:pPr>
-      <w:r>
-        <w:rPr>
-          <w:rFonts w:ascii="Consolas" w:hAnsi="Consolas"/>
-          <w:sz w:val="16"/>
-        </w:rPr>
-        <w:t xml:space="preserve">        await InitializeAsync();</w:t>
-      </w:r>
-    </w:p>
-    <w:p>
-      <w:pPr>
-        <w:widowControl w:val="0"/>
-        <w:spacing w:after="0" w:line="200" w:lineRule="exact"/>
-      </w:pPr>
-      <w:r>
-        <w:rPr>
-          <w:rFonts w:ascii="Consolas" w:hAnsi="Consolas"/>
-          <w:sz w:val="16"/>
-        </w:rPr>
-        <w:t xml:space="preserve">        var rows = await _database.Table&lt;LocationSample&gt;()</w:t>
-      </w:r>
-    </w:p>
-    <w:p>
-      <w:pPr>
-        <w:widowControl w:val="0"/>
-        <w:spacing w:after="0" w:line="200" w:lineRule="exact"/>
-      </w:pPr>
-      <w:r>
-        <w:rPr>
-          <w:rFonts w:ascii="Consolas" w:hAnsi="Consolas"/>
-          <w:sz w:val="16"/>
-        </w:rPr>
-        <w:t xml:space="preserve">            .OrderByDescending(row =&gt; row.TimestampUtcTicks).Take(limit).ToListAsync();</w:t>
-      </w:r>
-    </w:p>
-    <w:p>
-      <w:pPr>
-        <w:widowControl w:val="0"/>
-        <w:spacing w:after="0" w:line="200" w:lineRule="exact"/>
-      </w:pPr>
-      <w:r>
-        <w:rPr>
-          <w:rFonts w:ascii="Consolas" w:hAnsi="Consolas"/>
-          <w:sz w:val="16"/>
-        </w:rPr>
-        <w:t xml:space="preserve">        rows.Reverse();</w:t>
-      </w:r>
-    </w:p>
-    <w:p>
-      <w:pPr>
-        <w:widowControl w:val="0"/>
-        <w:spacing w:after="0" w:line="200" w:lineRule="exact"/>
-      </w:pPr>
-      <w:r>
-        <w:rPr>
-          <w:rFonts w:ascii="Consolas" w:hAnsi="Consolas"/>
-          <w:sz w:val="16"/>
-        </w:rPr>
-        <w:t xml:space="preserve">        return rows;</w:t>
-      </w:r>
-    </w:p>
-    <w:p>
-      <w:pPr>
-        <w:widowControl w:val="0"/>
-        <w:spacing w:after="0" w:line="200" w:lineRule="exact"/>
-      </w:pPr>
-      <w:r>
-        <w:rPr>
-          <w:rFonts w:ascii="Consolas" w:hAnsi="Consolas"/>
-          <w:sz w:val="16"/>
-        </w:rPr>
-        <w:t xml:space="preserve">    }</w:t>
-      </w:r>
-    </w:p>
-    <w:p>
-      <w:pPr>
-        <w:widowControl w:val="0"/>
-        <w:spacing w:after="0" w:line="200" w:lineRule="exact"/>
-      </w:pPr>
-      <w:r>
-        <w:rPr>
-          <w:rFonts w:ascii="Consolas" w:hAnsi="Consolas"/>
-          <w:sz w:val="16"/>
-        </w:rPr>
-        <w:t xml:space="preserve"> </w:t>
-      </w:r>
-    </w:p>
-    <w:p>
-      <w:pPr>
-        <w:widowControl w:val="0"/>
-        <w:spacing w:after="0" w:line="200" w:lineRule="exact"/>
-      </w:pPr>
-      <w:r>
-        <w:rPr>
-          <w:rFonts w:ascii="Consolas" w:hAnsi="Consolas"/>
-          <w:sz w:val="16"/>
-        </w:rPr>
-        <w:t xml:space="preserve">    public async Task ClearAsync()</w:t>
-      </w:r>
-    </w:p>
-    <w:p>
-      <w:pPr>
-        <w:widowControl w:val="0"/>
-        <w:spacing w:after="0" w:line="200" w:lineRule="exact"/>
-      </w:pPr>
-      <w:r>
-        <w:rPr>
-          <w:rFonts w:ascii="Consolas" w:hAnsi="Consolas"/>
-          <w:sz w:val="16"/>
-        </w:rPr>
-        <w:t xml:space="preserve">    {</w:t>
-      </w:r>
-    </w:p>
-    <w:p>
-      <w:pPr>
-        <w:widowControl w:val="0"/>
-        <w:spacing w:after="0" w:line="200" w:lineRule="exact"/>
-      </w:pPr>
-      <w:r>
-        <w:rPr>
-          <w:rFonts w:ascii="Consolas" w:hAnsi="Consolas"/>
-          <w:sz w:val="16"/>
-        </w:rPr>
-        <w:t xml:space="preserve">        await InitializeAsync();</w:t>
-      </w:r>
-    </w:p>
-    <w:p>
-      <w:pPr>
-        <w:widowControl w:val="0"/>
-        <w:spacing w:after="0" w:line="200" w:lineRule="exact"/>
-      </w:pPr>
-      <w:r>
-        <w:rPr>
-          <w:rFonts w:ascii="Consolas" w:hAnsi="Consolas"/>
-          <w:sz w:val="16"/>
-        </w:rPr>
-        <w:t xml:space="preserve">        await _database.DeleteAllAsync&lt;LocationSample&gt;();</w:t>
-      </w:r>
-    </w:p>
-    <w:p>
-      <w:pPr>
-        <w:widowControl w:val="0"/>
-        <w:spacing w:after="0" w:line="200" w:lineRule="exact"/>
-      </w:pPr>
-      <w:r>
-        <w:rPr>
-          <w:rFonts w:ascii="Consolas" w:hAnsi="Consolas"/>
-          <w:sz w:val="16"/>
-        </w:rPr>
-        <w:t xml:space="preserve">    }</w:t>
-      </w:r>
-    </w:p>
-    <w:p>
-      <w:pPr>
-        <w:widowControl w:val="0"/>
-        <w:spacing w:after="0" w:line="200" w:lineRule="exact"/>
-      </w:pPr>
-      <w:r>
-        <w:rPr>
-          <w:rFonts w:ascii="Consolas" w:hAnsi="Consolas"/>
-          <w:sz w:val="16"/>
-        </w:rPr>
-        <w:t xml:space="preserve"> </w:t>
-      </w:r>
-    </w:p>
-    <w:p>
-      <w:pPr>
-        <w:widowControl w:val="0"/>
-        <w:spacing w:after="0" w:line="200" w:lineRule="exact"/>
-      </w:pPr>
-      <w:r>
-        <w:rPr>
-          <w:rFonts w:ascii="Consolas" w:hAnsi="Consolas"/>
-          <w:sz w:val="16"/>
-        </w:rPr>
-        <w:t xml:space="preserve">    public Task CloseAsync() =&gt; _database.CloseAsync();</w:t>
-      </w:r>
-    </w:p>
-    <w:p>
-      <w:pPr>
-        <w:widowControl w:val="0"/>
-        <w:spacing w:after="0" w:line="200" w:lineRule="exact"/>
-      </w:pPr>
-      <w:r>
-        <w:rPr>
-          <w:rFonts w:ascii="Consolas" w:hAnsi="Consolas"/>
-          <w:sz w:val="16"/>
-        </w:rPr>
-        <w:t>}</w:t>
-      </w:r>
-    </w:p>
-    <w:p>
-      <w:pPr>
-        <w:pStyle w:val="Heading1"/>
-      </w:pPr>
-      <w:r>
-        <w:t>Heat map density calculation</w:t>
-      </w:r>
-    </w:p>
-    <w:p>
-      <w:pPr>
-        <w:keepNext/>
-      </w:pPr>
-      <w:r>
-        <w:rPr>
-          <w:sz w:val="18"/>
-        </w:rPr>
-        <w:t>src/LocationHeatmap.Core/HeatmapCalculator.cs</w:t>
-      </w:r>
-    </w:p>
-    <w:p>
-      <w:pPr>
-        <w:keepNext/>
-        <w:widowControl w:val="0"/>
-        <w:spacing w:after="0" w:line="200" w:lineRule="exact"/>
-      </w:pPr>
-      <w:r>
-        <w:rPr>
-          <w:rFonts w:ascii="Consolas" w:hAnsi="Consolas"/>
-          <w:sz w:val="16"/>
-        </w:rPr>
-        <w:t>namespace LocationHeatmap.Core;</w:t>
-      </w:r>
-    </w:p>
-    <w:p>
-      <w:pPr>
-        <w:keepNext/>
-        <w:widowControl w:val="0"/>
-        <w:spacing w:after="0" w:line="200" w:lineRule="exact"/>
-      </w:pPr>
-      <w:r>
-        <w:rPr>
-          <w:rFonts w:ascii="Consolas" w:hAnsi="Consolas"/>
-          <w:sz w:val="16"/>
-        </w:rPr>
-        <w:t xml:space="preserve"> </w:t>
-      </w:r>
-    </w:p>
-    <w:p>
-      <w:pPr>
-        <w:keepNext/>
-        <w:widowControl w:val="0"/>
-        <w:spacing w:after="0" w:line="200" w:lineRule="exact"/>
-      </w:pPr>
-      <w:r>
-        <w:rPr>
-          <w:rFonts w:ascii="Consolas" w:hAnsi="Consolas"/>
-          <w:sz w:val="16"/>
-        </w:rPr>
-        <w:t>public sealed record HeatCell(double Latitude, double Longitude, double Intensity);</w:t>
-      </w:r>
-    </w:p>
-    <w:p>
-      <w:pPr>
-        <w:keepNext/>
-        <w:widowControl w:val="0"/>
-        <w:spacing w:after="0" w:line="200" w:lineRule="exact"/>
-      </w:pPr>
-      <w:r>
-        <w:rPr>
-          <w:rFonts w:ascii="Consolas" w:hAnsi="Consolas"/>
-          <w:sz w:val="16"/>
-        </w:rPr>
-        <w:t xml:space="preserve"> </w:t>
-      </w:r>
-    </w:p>
-    <w:p>
-      <w:pPr>
-        <w:keepNext/>
-        <w:widowControl w:val="0"/>
-        <w:spacing w:after="0" w:line="200" w:lineRule="exact"/>
-      </w:pPr>
-      <w:r>
-        <w:rPr>
-          <w:rFonts w:ascii="Consolas" w:hAnsi="Consolas"/>
-          <w:sz w:val="16"/>
-        </w:rPr>
-        <w:t>/// &lt;summary&gt;Local meter grid with a small spatial smoothing kernel.&lt;/summary&gt;</w:t>
-      </w:r>
-    </w:p>
-    <w:p>
-      <w:pPr>
-        <w:widowControl w:val="0"/>
-        <w:spacing w:after="0" w:line="200" w:lineRule="exact"/>
-      </w:pPr>
-      <w:r>
-        <w:rPr>
-          <w:rFonts w:ascii="Consolas" w:hAnsi="Consolas"/>
-          <w:sz w:val="16"/>
-        </w:rPr>
-        <w:t>public static class HeatmapCalculator</w:t>
-      </w:r>
-    </w:p>
-    <w:p>
-      <w:pPr>
-        <w:widowControl w:val="0"/>
-        <w:spacing w:after="0" w:line="200" w:lineRule="exact"/>
-      </w:pPr>
-      <w:r>
-        <w:rPr>
-          <w:rFonts w:ascii="Consolas" w:hAnsi="Consolas"/>
-          <w:sz w:val="16"/>
-        </w:rPr>
-        <w:t>{</w:t>
-      </w:r>
-    </w:p>
-    <w:p>
-      <w:pPr>
-        <w:widowControl w:val="0"/>
-        <w:spacing w:after="0" w:line="200" w:lineRule="exact"/>
-      </w:pPr>
-      <w:r>
-        <w:rPr>
-          <w:rFonts w:ascii="Consolas" w:hAnsi="Consolas"/>
-          <w:sz w:val="16"/>
-        </w:rPr>
-        <w:t xml:space="preserve">    public const double CellMeters = 65;</w:t>
-      </w:r>
-    </w:p>
-    <w:p>
-      <w:pPr>
-        <w:widowControl w:val="0"/>
-        <w:spacing w:after="0" w:line="200" w:lineRule="exact"/>
-      </w:pPr>
-      <w:r>
-        <w:rPr>
-          <w:rFonts w:ascii="Consolas" w:hAnsi="Consolas"/>
-          <w:sz w:val="16"/>
-        </w:rPr>
-        <w:t xml:space="preserve"> </w:t>
-      </w:r>
-    </w:p>
-    <w:p>
-      <w:pPr>
-        <w:widowControl w:val="0"/>
-        <w:spacing w:after="0" w:line="200" w:lineRule="exact"/>
-      </w:pPr>
-      <w:r>
-        <w:rPr>
-          <w:rFonts w:ascii="Consolas" w:hAnsi="Consolas"/>
-          <w:sz w:val="16"/>
-        </w:rPr>
-        <w:t xml:space="preserve">    public static IReadOnlyList&lt;HeatCell&gt; Calculate(IReadOnlyList&lt;LocationSample&gt; samples)</w:t>
-      </w:r>
-    </w:p>
-    <w:p>
-      <w:pPr>
-        <w:widowControl w:val="0"/>
-        <w:spacing w:after="0" w:line="200" w:lineRule="exact"/>
-      </w:pPr>
-      <w:r>
-        <w:rPr>
-          <w:rFonts w:ascii="Consolas" w:hAnsi="Consolas"/>
-          <w:sz w:val="16"/>
-        </w:rPr>
-        <w:t xml:space="preserve">    {</w:t>
-      </w:r>
-    </w:p>
-    <w:p>
-      <w:pPr>
-        <w:widowControl w:val="0"/>
-        <w:spacing w:after="0" w:line="200" w:lineRule="exact"/>
-      </w:pPr>
-      <w:r>
-        <w:rPr>
-          <w:rFonts w:ascii="Consolas" w:hAnsi="Consolas"/>
-          <w:sz w:val="16"/>
-        </w:rPr>
-        <w:t xml:space="preserve">        if (samples.Count == 0) return [];</w:t>
-      </w:r>
-    </w:p>
-    <w:p>
-      <w:pPr>
-        <w:widowControl w:val="0"/>
-        <w:spacing w:after="0" w:line="200" w:lineRule="exact"/>
-      </w:pPr>
-      <w:r>
-        <w:rPr>
-          <w:rFonts w:ascii="Consolas" w:hAnsi="Consolas"/>
-          <w:sz w:val="16"/>
-        </w:rPr>
-        <w:t xml:space="preserve">        double originLatitude = samples[0].Latitude;</w:t>
-      </w:r>
-    </w:p>
-    <w:p>
-      <w:pPr>
-        <w:widowControl w:val="0"/>
-        <w:spacing w:after="0" w:line="200" w:lineRule="exact"/>
-      </w:pPr>
-      <w:r>
-        <w:rPr>
-          <w:rFonts w:ascii="Consolas" w:hAnsi="Consolas"/>
-          <w:sz w:val="16"/>
-        </w:rPr>
-        <w:t xml:space="preserve">        double originLongitude = samples[0].Longitude;</w:t>
-      </w:r>
-    </w:p>
-    <w:p>
-      <w:pPr>
-        <w:widowControl w:val="0"/>
-        <w:spacing w:after="0" w:line="200" w:lineRule="exact"/>
-      </w:pPr>
-      <w:r>
-        <w:rPr>
-          <w:rFonts w:ascii="Consolas" w:hAnsi="Consolas"/>
-          <w:sz w:val="16"/>
-        </w:rPr>
-        <w:t xml:space="preserve">        double longitudeScale = 111320 * Math.Max(0.01, Math.Cos(originLatitude * Math.PI / 180));</w:t>
-      </w:r>
-    </w:p>
-    <w:p>
-      <w:pPr>
-        <w:widowControl w:val="0"/>
-        <w:spacing w:after="0" w:line="200" w:lineRule="exact"/>
-      </w:pPr>
-      <w:r>
-        <w:rPr>
-          <w:rFonts w:ascii="Consolas" w:hAnsi="Consolas"/>
-          <w:sz w:val="16"/>
-        </w:rPr>
-        <w:t xml:space="preserve">        var density = new Dictionary&lt;(int X, int Y), double&gt;();</w:t>
-      </w:r>
-    </w:p>
-    <w:p>
-      <w:pPr>
-        <w:widowControl w:val="0"/>
-        <w:spacing w:after="0" w:line="200" w:lineRule="exact"/>
-      </w:pPr>
-      <w:r>
-        <w:rPr>
-          <w:rFonts w:ascii="Consolas" w:hAnsi="Consolas"/>
-          <w:sz w:val="16"/>
-        </w:rPr>
-        <w:t xml:space="preserve"> </w:t>
-      </w:r>
-    </w:p>
-    <w:p>
-      <w:pPr>
-        <w:widowControl w:val="0"/>
-        <w:spacing w:after="0" w:line="200" w:lineRule="exact"/>
-      </w:pPr>
-      <w:r>
-        <w:rPr>
-          <w:rFonts w:ascii="Consolas" w:hAnsi="Consolas"/>
-          <w:sz w:val="16"/>
-        </w:rPr>
-        <w:t xml:space="preserve">        // Bin samples, then distribute each fix across nine nearby cells.</w:t>
-      </w:r>
-    </w:p>
-    <w:p>
-      <w:pPr>
-        <w:widowControl w:val="0"/>
-        <w:spacing w:after="0" w:line="200" w:lineRule="exact"/>
-      </w:pPr>
-      <w:r>
-        <w:rPr>
-          <w:rFonts w:ascii="Consolas" w:hAnsi="Consolas"/>
-          <w:sz w:val="16"/>
-        </w:rPr>
-        <w:t xml:space="preserve">        // Repeated fixes at one place increase density even with no movement.</w:t>
-      </w:r>
-    </w:p>
-    <w:p>
-      <w:pPr>
-        <w:widowControl w:val="0"/>
-        <w:spacing w:after="0" w:line="200" w:lineRule="exact"/>
-      </w:pPr>
-      <w:r>
-        <w:rPr>
-          <w:rFonts w:ascii="Consolas" w:hAnsi="Consolas"/>
-          <w:sz w:val="16"/>
-        </w:rPr>
-        <w:t xml:space="preserve">        foreach (LocationSample sample in samples)</w:t>
-      </w:r>
-    </w:p>
-    <w:p>
-      <w:pPr>
-        <w:widowControl w:val="0"/>
-        <w:spacing w:after="0" w:line="200" w:lineRule="exact"/>
-      </w:pPr>
-      <w:r>
-        <w:rPr>
-          <w:rFonts w:ascii="Consolas" w:hAnsi="Consolas"/>
-          <w:sz w:val="16"/>
-        </w:rPr>
-        <w:t xml:space="preserve">        {</w:t>
-      </w:r>
-    </w:p>
-    <w:p>
-      <w:pPr>
-        <w:widowControl w:val="0"/>
-        <w:spacing w:after="0" w:line="200" w:lineRule="exact"/>
-      </w:pPr>
-      <w:r>
-        <w:rPr>
-          <w:rFonts w:ascii="Consolas" w:hAnsi="Consolas"/>
-          <w:sz w:val="16"/>
-        </w:rPr>
-        <w:t xml:space="preserve">            double deltaLongitude = (sample.Longitude - originLongitude + 540) % 360 - 180;</w:t>
-      </w:r>
-    </w:p>
-    <w:p>
-      <w:pPr>
-        <w:widowControl w:val="0"/>
-        <w:spacing w:after="0" w:line="200" w:lineRule="exact"/>
-      </w:pPr>
-      <w:r>
-        <w:rPr>
-          <w:rFonts w:ascii="Consolas" w:hAnsi="Consolas"/>
-          <w:sz w:val="16"/>
-        </w:rPr>
-        <w:t xml:space="preserve">            int x = (int)Math.Floor(deltaLongitude * longitudeScale / CellMeters);</w:t>
-      </w:r>
-    </w:p>
-    <w:p>
-      <w:pPr>
-        <w:widowControl w:val="0"/>
-        <w:spacing w:after="0" w:line="200" w:lineRule="exact"/>
-      </w:pPr>
-      <w:r>
-        <w:rPr>
-          <w:rFonts w:ascii="Consolas" w:hAnsi="Consolas"/>
-          <w:sz w:val="16"/>
-        </w:rPr>
-        <w:t xml:space="preserve">            int y = (int)Math.Floor((sample.Latitude - originLatitude) * 111320 / CellMeters);</w:t>
-      </w:r>
-    </w:p>
-    <w:p>
-      <w:pPr>
-        <w:widowControl w:val="0"/>
-        <w:spacing w:after="0" w:line="200" w:lineRule="exact"/>
-      </w:pPr>
-      <w:r>
-        <w:rPr>
-          <w:rFonts w:ascii="Consolas" w:hAnsi="Consolas"/>
-          <w:sz w:val="16"/>
-        </w:rPr>
-        <w:t xml:space="preserve">            for (int dx = -1; dx &lt;= 1; dx++)</w:t>
-      </w:r>
-    </w:p>
-    <w:p>
-      <w:pPr>
-        <w:widowControl w:val="0"/>
-        <w:spacing w:after="0" w:line="200" w:lineRule="exact"/>
-      </w:pPr>
-      <w:r>
-        <w:rPr>
-          <w:rFonts w:ascii="Consolas" w:hAnsi="Consolas"/>
-          <w:sz w:val="16"/>
-        </w:rPr>
-        <w:t xml:space="preserve">            for (int dy = -1; dy &lt;= 1; dy++)</w:t>
-      </w:r>
-    </w:p>
-    <w:p>
-      <w:pPr>
-        <w:widowControl w:val="0"/>
-        <w:spacing w:after="0" w:line="200" w:lineRule="exact"/>
-      </w:pPr>
-      <w:r>
-        <w:rPr>
-          <w:rFonts w:ascii="Consolas" w:hAnsi="Consolas"/>
-          <w:sz w:val="16"/>
-        </w:rPr>
-        <w:t xml:space="preserve">            {</w:t>
-      </w:r>
-    </w:p>
-    <w:p>
-      <w:pPr>
-        <w:widowControl w:val="0"/>
-        <w:spacing w:after="0" w:line="200" w:lineRule="exact"/>
-      </w:pPr>
-      <w:r>
-        <w:rPr>
-          <w:rFonts w:ascii="Consolas" w:hAnsi="Consolas"/>
-          <w:sz w:val="16"/>
-        </w:rPr>
-        <w:t xml:space="preserve">                var key = (x + dx, y + dy);</w:t>
-      </w:r>
-    </w:p>
-    <w:p>
-      <w:pPr>
-        <w:widowControl w:val="0"/>
-        <w:spacing w:after="0" w:line="200" w:lineRule="exact"/>
-      </w:pPr>
-      <w:r>
-        <w:rPr>
-          <w:rFonts w:ascii="Consolas" w:hAnsi="Consolas"/>
-          <w:sz w:val="16"/>
-        </w:rPr>
-        <w:t xml:space="preserve">                double weight = Math.Exp(-(dx * dx + dy * dy));</w:t>
-      </w:r>
-    </w:p>
-    <w:p>
-      <w:pPr>
-        <w:widowControl w:val="0"/>
-        <w:spacing w:after="0" w:line="200" w:lineRule="exact"/>
-      </w:pPr>
-      <w:r>
-        <w:rPr>
-          <w:rFonts w:ascii="Consolas" w:hAnsi="Consolas"/>
-          <w:sz w:val="16"/>
-        </w:rPr>
-        <w:t xml:space="preserve">                density[key] = density.GetValueOrDefault(key) + weight;</w:t>
-      </w:r>
-    </w:p>
-    <w:p>
-      <w:pPr>
-        <w:widowControl w:val="0"/>
-        <w:spacing w:after="0" w:line="200" w:lineRule="exact"/>
-      </w:pPr>
-      <w:r>
-        <w:rPr>
-          <w:rFonts w:ascii="Consolas" w:hAnsi="Consolas"/>
-          <w:sz w:val="16"/>
-        </w:rPr>
-        <w:t xml:space="preserve">            }</w:t>
-      </w:r>
-    </w:p>
-    <w:p>
-      <w:pPr>
-        <w:widowControl w:val="0"/>
-        <w:spacing w:after="0" w:line="200" w:lineRule="exact"/>
-      </w:pPr>
-      <w:r>
-        <w:rPr>
-          <w:rFonts w:ascii="Consolas" w:hAnsi="Consolas"/>
-          <w:sz w:val="16"/>
-        </w:rPr>
-        <w:t xml:space="preserve">        }</w:t>
-      </w:r>
-    </w:p>
-    <w:p>
-      <w:pPr>
-        <w:widowControl w:val="0"/>
-        <w:spacing w:after="0" w:line="200" w:lineRule="exact"/>
-      </w:pPr>
-      <w:r>
-        <w:rPr>
-          <w:rFonts w:ascii="Consolas" w:hAnsi="Consolas"/>
-          <w:sz w:val="16"/>
-        </w:rPr>
-        <w:t xml:space="preserve"> </w:t>
-      </w:r>
-    </w:p>
-    <w:p>
-      <w:pPr>
-        <w:widowControl w:val="0"/>
-        <w:spacing w:after="0" w:line="200" w:lineRule="exact"/>
-      </w:pPr>
-      <w:r>
-        <w:rPr>
-          <w:rFonts w:ascii="Consolas" w:hAnsi="Consolas"/>
-          <w:sz w:val="16"/>
-        </w:rPr>
-        <w:t xml:space="preserve">        double maximum = density.Values.Max();</w:t>
-      </w:r>
-    </w:p>
-    <w:p>
-      <w:pPr>
-        <w:widowControl w:val="0"/>
-        <w:spacing w:after="0" w:line="200" w:lineRule="exact"/>
-      </w:pPr>
-      <w:r>
-        <w:rPr>
-          <w:rFonts w:ascii="Consolas" w:hAnsi="Consolas"/>
-          <w:sz w:val="16"/>
-        </w:rPr>
-        <w:t xml:space="preserve">        return density.OrderBy(pair =&gt; pair.Value).Select(pair =&gt; new HeatCell(</w:t>
-      </w:r>
-    </w:p>
-    <w:p>
-      <w:pPr>
-        <w:widowControl w:val="0"/>
-        <w:spacing w:after="0" w:line="200" w:lineRule="exact"/>
-      </w:pPr>
-      <w:r>
-        <w:rPr>
-          <w:rFonts w:ascii="Consolas" w:hAnsi="Consolas"/>
-          <w:sz w:val="16"/>
-        </w:rPr>
-        <w:t xml:space="preserve">            originLatitude + (pair.Key.Y + 0.5) * CellMeters / 111320,</w:t>
-      </w:r>
-    </w:p>
-    <w:p>
-      <w:pPr>
-        <w:widowControl w:val="0"/>
-        <w:spacing w:after="0" w:line="200" w:lineRule="exact"/>
-      </w:pPr>
-      <w:r>
-        <w:rPr>
-          <w:rFonts w:ascii="Consolas" w:hAnsi="Consolas"/>
-          <w:sz w:val="16"/>
-        </w:rPr>
-        <w:t xml:space="preserve">            ((originLongitude + (pair.Key.X + 0.5) * CellMeters / longitudeScale + 540) % 360) - 180,</w:t>
-      </w:r>
-    </w:p>
-    <w:p>
-      <w:pPr>
-        <w:widowControl w:val="0"/>
-        <w:spacing w:after="0" w:line="200" w:lineRule="exact"/>
-      </w:pPr>
-      <w:r>
-        <w:rPr>
-          <w:rFonts w:ascii="Consolas" w:hAnsi="Consolas"/>
-          <w:sz w:val="16"/>
-        </w:rPr>
-        <w:t xml:space="preserve">            pair.Value / maximum)).ToArray();</w:t>
-      </w:r>
-    </w:p>
-    <w:p>
-      <w:pPr>
-        <w:widowControl w:val="0"/>
-        <w:spacing w:after="0" w:line="200" w:lineRule="exact"/>
-      </w:pPr>
-      <w:r>
-        <w:rPr>
-          <w:rFonts w:ascii="Consolas" w:hAnsi="Consolas"/>
-          <w:sz w:val="16"/>
-        </w:rPr>
-        <w:t xml:space="preserve">    }</w:t>
-      </w:r>
-    </w:p>
-    <w:p>
-      <w:pPr>
-        <w:widowControl w:val="0"/>
-        <w:spacing w:after="0" w:line="200" w:lineRule="exact"/>
-      </w:pPr>
-      <w:r>
-        <w:rPr>
-          <w:rFonts w:ascii="Consolas" w:hAnsi="Consolas"/>
-          <w:sz w:val="16"/>
-        </w:rPr>
-        <w:t>}</w:t>
-      </w:r>
-    </w:p>
-    <w:p>
-      <w:pPr>
-        <w:pStyle w:val="Heading1"/>
-      </w:pPr>
-      <w:r>
-        <w:t>Demonstration route</w:t>
-      </w:r>
-    </w:p>
-    <w:p>
-      <w:pPr>
-        <w:keepNext/>
-      </w:pPr>
-      <w:r>
-        <w:rPr>
-          <w:sz w:val="18"/>
-        </w:rPr>
-        <w:t>src/LocationHeatmap.Core/DemoRoute.cs</w:t>
-      </w:r>
-    </w:p>
-    <w:p>
-      <w:pPr>
-        <w:keepNext/>
-        <w:widowControl w:val="0"/>
-        <w:spacing w:after="0" w:line="200" w:lineRule="exact"/>
-      </w:pPr>
-      <w:r>
-        <w:rPr>
-          <w:rFonts w:ascii="Consolas" w:hAnsi="Consolas"/>
-          <w:sz w:val="16"/>
-        </w:rPr>
-        <w:t>namespace LocationHeatmap.Core;</w:t>
-      </w:r>
-    </w:p>
-    <w:p>
-      <w:pPr>
-        <w:keepNext/>
-        <w:widowControl w:val="0"/>
-        <w:spacing w:after="0" w:line="200" w:lineRule="exact"/>
-      </w:pPr>
-      <w:r>
-        <w:rPr>
-          <w:rFonts w:ascii="Consolas" w:hAnsi="Consolas"/>
-          <w:sz w:val="16"/>
-        </w:rPr>
-        <w:t xml:space="preserve"> </w:t>
-      </w:r>
-    </w:p>
-    <w:p>
-      <w:pPr>
-        <w:keepNext/>
-        <w:widowControl w:val="0"/>
-        <w:spacing w:after="0" w:line="200" w:lineRule="exact"/>
-      </w:pPr>
-      <w:r>
-        <w:rPr>
-          <w:rFonts w:ascii="Consolas" w:hAnsi="Consolas"/>
-          <w:sz w:val="16"/>
-        </w:rPr>
-        <w:t>/// &lt;summary&gt;Synthetic route for reproducible demonstrations; never a user's history.&lt;/summary&gt;</w:t>
-      </w:r>
-    </w:p>
-    <w:p>
-      <w:pPr>
-        <w:keepNext/>
-        <w:widowControl w:val="0"/>
-        <w:spacing w:after="0" w:line="200" w:lineRule="exact"/>
-      </w:pPr>
-      <w:r>
-        <w:rPr>
-          <w:rFonts w:ascii="Consolas" w:hAnsi="Consolas"/>
-          <w:sz w:val="16"/>
-        </w:rPr>
-        <w:t>public static class DemoRoute</w:t>
-      </w:r>
-    </w:p>
-    <w:p>
-      <w:pPr>
-        <w:keepNext/>
-        <w:widowControl w:val="0"/>
-        <w:spacing w:after="0" w:line="200" w:lineRule="exact"/>
-      </w:pPr>
-      <w:r>
-        <w:rPr>
-          <w:rFonts w:ascii="Consolas" w:hAnsi="Consolas"/>
-          <w:sz w:val="16"/>
-        </w:rPr>
-        <w:t>{</w:t>
-      </w:r>
-    </w:p>
-    <w:p>
-      <w:pPr>
-        <w:widowControl w:val="0"/>
-        <w:spacing w:after="0" w:line="200" w:lineRule="exact"/>
-      </w:pPr>
-      <w:r>
-        <w:rPr>
-          <w:rFonts w:ascii="Consolas" w:hAnsi="Consolas"/>
-          <w:sz w:val="16"/>
-        </w:rPr>
-        <w:t xml:space="preserve">    public static IReadOnlyList&lt;LocationSample&gt; Create()</w:t>
-      </w:r>
-    </w:p>
-    <w:p>
-      <w:pPr>
-        <w:widowControl w:val="0"/>
-        <w:spacing w:after="0" w:line="200" w:lineRule="exact"/>
-      </w:pPr>
-      <w:r>
-        <w:rPr>
-          <w:rFonts w:ascii="Consolas" w:hAnsi="Consolas"/>
-          <w:sz w:val="16"/>
-        </w:rPr>
-        <w:t xml:space="preserve">    {</w:t>
-      </w:r>
-    </w:p>
-    <w:p>
-      <w:pPr>
-        <w:widowControl w:val="0"/>
-        <w:spacing w:after="0" w:line="200" w:lineRule="exact"/>
-      </w:pPr>
-      <w:r>
-        <w:rPr>
-          <w:rFonts w:ascii="Consolas" w:hAnsi="Consolas"/>
-          <w:sz w:val="16"/>
-        </w:rPr>
-        <w:t xml:space="preserve">        var result = new List&lt;LocationSample&gt;();</w:t>
-      </w:r>
-    </w:p>
-    <w:p>
-      <w:pPr>
-        <w:widowControl w:val="0"/>
-        <w:spacing w:after="0" w:line="200" w:lineRule="exact"/>
-      </w:pPr>
-      <w:r>
-        <w:rPr>
-          <w:rFonts w:ascii="Consolas" w:hAnsi="Consolas"/>
-          <w:sz w:val="16"/>
-        </w:rPr>
-        <w:t xml:space="preserve">        DateTime start = new(2026, 10, 11, 15, 0, 0, DateTimeKind.Utc);</w:t>
-      </w:r>
-    </w:p>
-    <w:p>
-      <w:pPr>
-        <w:widowControl w:val="0"/>
-        <w:spacing w:after="0" w:line="200" w:lineRule="exact"/>
-      </w:pPr>
-      <w:r>
-        <w:rPr>
-          <w:rFonts w:ascii="Consolas" w:hAnsi="Consolas"/>
-          <w:sz w:val="16"/>
-        </w:rPr>
-        <w:t xml:space="preserve">        for (int i = 0; i &lt; 85; i++)</w:t>
-      </w:r>
-    </w:p>
-    <w:p>
-      <w:pPr>
-        <w:widowControl w:val="0"/>
-        <w:spacing w:after="0" w:line="200" w:lineRule="exact"/>
-      </w:pPr>
-      <w:r>
-        <w:rPr>
-          <w:rFonts w:ascii="Consolas" w:hAnsi="Consolas"/>
-          <w:sz w:val="16"/>
-        </w:rPr>
-        <w:t xml:space="preserve">        {</w:t>
-      </w:r>
-    </w:p>
-    <w:p>
-      <w:pPr>
-        <w:widowControl w:val="0"/>
-        <w:spacing w:after="0" w:line="200" w:lineRule="exact"/>
-      </w:pPr>
-      <w:r>
-        <w:rPr>
-          <w:rFonts w:ascii="Consolas" w:hAnsi="Consolas"/>
-          <w:sz w:val="16"/>
-        </w:rPr>
-        <w:t xml:space="preserve">            double fraction = i / 84.0;</w:t>
-      </w:r>
-    </w:p>
-    <w:p>
-      <w:pPr>
-        <w:widowControl w:val="0"/>
-        <w:spacing w:after="0" w:line="200" w:lineRule="exact"/>
-      </w:pPr>
-      <w:r>
-        <w:rPr>
-          <w:rFonts w:ascii="Consolas" w:hAnsi="Consolas"/>
-          <w:sz w:val="16"/>
-        </w:rPr>
-        <w:t xml:space="preserve">            result.Add(new LocationSample</w:t>
-      </w:r>
-    </w:p>
-    <w:p>
-      <w:pPr>
-        <w:widowControl w:val="0"/>
-        <w:spacing w:after="0" w:line="200" w:lineRule="exact"/>
-      </w:pPr>
-      <w:r>
-        <w:rPr>
-          <w:rFonts w:ascii="Consolas" w:hAnsi="Consolas"/>
-          <w:sz w:val="16"/>
-        </w:rPr>
-        <w:t xml:space="preserve">            {</w:t>
-      </w:r>
-    </w:p>
-    <w:p>
-      <w:pPr>
-        <w:widowControl w:val="0"/>
-        <w:spacing w:after="0" w:line="200" w:lineRule="exact"/>
-      </w:pPr>
-      <w:r>
-        <w:rPr>
-          <w:rFonts w:ascii="Consolas" w:hAnsi="Consolas"/>
-          <w:sz w:val="16"/>
-        </w:rPr>
-        <w:t xml:space="preserve">                Latitude = 37.392 - 0.019 * fraction + 0.001 * Math.Sin(fraction * Math.PI * 2),</w:t>
-      </w:r>
-    </w:p>
-    <w:p>
-      <w:pPr>
-        <w:widowControl w:val="0"/>
-        <w:spacing w:after="0" w:line="200" w:lineRule="exact"/>
-      </w:pPr>
-      <w:r>
-        <w:rPr>
-          <w:rFonts w:ascii="Consolas" w:hAnsi="Consolas"/>
-          <w:sz w:val="16"/>
-        </w:rPr>
-        <w:t xml:space="preserve">                Longitude = -122.081 + 0.042 * fraction,</w:t>
-      </w:r>
-    </w:p>
-    <w:p>
-      <w:pPr>
-        <w:widowControl w:val="0"/>
-        <w:spacing w:after="0" w:line="200" w:lineRule="exact"/>
-      </w:pPr>
-      <w:r>
-        <w:rPr>
-          <w:rFonts w:ascii="Consolas" w:hAnsi="Consolas"/>
-          <w:sz w:val="16"/>
-        </w:rPr>
-        <w:t xml:space="preserve">                AccuracyMeters = 5,</w:t>
-      </w:r>
-    </w:p>
-    <w:p>
-      <w:pPr>
-        <w:widowControl w:val="0"/>
-        <w:spacing w:after="0" w:line="200" w:lineRule="exact"/>
-      </w:pPr>
-      <w:r>
-        <w:rPr>
-          <w:rFonts w:ascii="Consolas" w:hAnsi="Consolas"/>
-          <w:sz w:val="16"/>
-        </w:rPr>
-        <w:t xml:space="preserve">                TimestampUtcTicks = start.AddSeconds(result.Count * 10).Ticks</w:t>
-      </w:r>
-    </w:p>
-    <w:p>
-      <w:pPr>
-        <w:widowControl w:val="0"/>
-        <w:spacing w:after="0" w:line="200" w:lineRule="exact"/>
-      </w:pPr>
-      <w:r>
-        <w:rPr>
-          <w:rFonts w:ascii="Consolas" w:hAnsi="Consolas"/>
-          <w:sz w:val="16"/>
-        </w:rPr>
-        <w:t xml:space="preserve">            });</w:t>
-      </w:r>
-    </w:p>
-    <w:p>
-      <w:pPr>
-        <w:widowControl w:val="0"/>
-        <w:spacing w:after="0" w:line="200" w:lineRule="exact"/>
-      </w:pPr>
-      <w:r>
-        <w:rPr>
-          <w:rFonts w:ascii="Consolas" w:hAnsi="Consolas"/>
-          <w:sz w:val="16"/>
-        </w:rPr>
-        <w:t xml:space="preserve">            // Simulated pauses produce visibly hotter regions along the route.</w:t>
-      </w:r>
-    </w:p>
-    <w:p>
-      <w:pPr>
-        <w:widowControl w:val="0"/>
-        <w:spacing w:after="0" w:line="200" w:lineRule="exact"/>
-      </w:pPr>
-      <w:r>
-        <w:rPr>
-          <w:rFonts w:ascii="Consolas" w:hAnsi="Consolas"/>
-          <w:sz w:val="16"/>
-        </w:rPr>
-        <w:t xml:space="preserve">            if (i is 28 or 55)</w:t>
-      </w:r>
-    </w:p>
-    <w:p>
-      <w:pPr>
-        <w:widowControl w:val="0"/>
-        <w:spacing w:after="0" w:line="200" w:lineRule="exact"/>
-      </w:pPr>
-      <w:r>
-        <w:rPr>
-          <w:rFonts w:ascii="Consolas" w:hAnsi="Consolas"/>
-          <w:sz w:val="16"/>
-        </w:rPr>
-        <w:t xml:space="preserve">            {</w:t>
-      </w:r>
-    </w:p>
-    <w:p>
-      <w:pPr>
-        <w:widowControl w:val="0"/>
-        <w:spacing w:after="0" w:line="200" w:lineRule="exact"/>
-      </w:pPr>
-      <w:r>
-        <w:rPr>
-          <w:rFonts w:ascii="Consolas" w:hAnsi="Consolas"/>
-          <w:sz w:val="16"/>
-        </w:rPr>
-        <w:t xml:space="preserve">                for (int pause = 0; pause &lt; 28; pause++)</w:t>
-      </w:r>
-    </w:p>
-    <w:p>
-      <w:pPr>
-        <w:widowControl w:val="0"/>
-        <w:spacing w:after="0" w:line="200" w:lineRule="exact"/>
-      </w:pPr>
-      <w:r>
-        <w:rPr>
-          <w:rFonts w:ascii="Consolas" w:hAnsi="Consolas"/>
-          <w:sz w:val="16"/>
-        </w:rPr>
-        <w:t xml:space="preserve">                {</w:t>
-      </w:r>
-    </w:p>
-    <w:p>
-      <w:pPr>
-        <w:widowControl w:val="0"/>
-        <w:spacing w:after="0" w:line="200" w:lineRule="exact"/>
-      </w:pPr>
-      <w:r>
-        <w:rPr>
-          <w:rFonts w:ascii="Consolas" w:hAnsi="Consolas"/>
-          <w:sz w:val="16"/>
-        </w:rPr>
-        <w:t xml:space="preserve">                    LocationSample point = result[^1];</w:t>
-      </w:r>
-    </w:p>
-    <w:p>
-      <w:pPr>
-        <w:widowControl w:val="0"/>
-        <w:spacing w:after="0" w:line="200" w:lineRule="exact"/>
-      </w:pPr>
-      <w:r>
-        <w:rPr>
-          <w:rFonts w:ascii="Consolas" w:hAnsi="Consolas"/>
-          <w:sz w:val="16"/>
-        </w:rPr>
-        <w:t xml:space="preserve">                    result.Add(new LocationSample</w:t>
-      </w:r>
-    </w:p>
-    <w:p>
-      <w:pPr>
-        <w:widowControl w:val="0"/>
-        <w:spacing w:after="0" w:line="200" w:lineRule="exact"/>
-      </w:pPr>
-      <w:r>
-        <w:rPr>
-          <w:rFonts w:ascii="Consolas" w:hAnsi="Consolas"/>
-          <w:sz w:val="16"/>
-        </w:rPr>
-        <w:t xml:space="preserve">                    {</w:t>
-      </w:r>
-    </w:p>
-    <w:p>
-      <w:pPr>
-        <w:widowControl w:val="0"/>
-        <w:spacing w:after="0" w:line="200" w:lineRule="exact"/>
-      </w:pPr>
-      <w:r>
-        <w:rPr>
-          <w:rFonts w:ascii="Consolas" w:hAnsi="Consolas"/>
-          <w:sz w:val="16"/>
-        </w:rPr>
-        <w:t xml:space="preserve">                        Latitude = point.Latitude, Longitude = point.Longitude,</w:t>
-      </w:r>
-    </w:p>
-    <w:p>
-      <w:pPr>
-        <w:widowControl w:val="0"/>
-        <w:spacing w:after="0" w:line="200" w:lineRule="exact"/>
-      </w:pPr>
-      <w:r>
-        <w:rPr>
-          <w:rFonts w:ascii="Consolas" w:hAnsi="Consolas"/>
-          <w:sz w:val="16"/>
-        </w:rPr>
-        <w:t xml:space="preserve">                        AccuracyMeters = 5, TimestampUtcTicks = start.AddSeconds(result.Count * 10).Ticks</w:t>
-      </w:r>
-    </w:p>
-    <w:p>
-      <w:pPr>
-        <w:widowControl w:val="0"/>
-        <w:spacing w:after="0" w:line="200" w:lineRule="exact"/>
-      </w:pPr>
-      <w:r>
-        <w:rPr>
-          <w:rFonts w:ascii="Consolas" w:hAnsi="Consolas"/>
-          <w:sz w:val="16"/>
-        </w:rPr>
-        <w:t xml:space="preserve">                    });</w:t>
-      </w:r>
-    </w:p>
-    <w:p>
-      <w:pPr>
-        <w:widowControl w:val="0"/>
-        <w:spacing w:after="0" w:line="200" w:lineRule="exact"/>
-      </w:pPr>
-      <w:r>
-        <w:rPr>
-          <w:rFonts w:ascii="Consolas" w:hAnsi="Consolas"/>
-          <w:sz w:val="16"/>
-        </w:rPr>
-        <w:t xml:space="preserve">                }</w:t>
-      </w:r>
-    </w:p>
-    <w:p>
-      <w:pPr>
-        <w:widowControl w:val="0"/>
-        <w:spacing w:after="0" w:line="200" w:lineRule="exact"/>
-      </w:pPr>
-      <w:r>
-        <w:rPr>
-          <w:rFonts w:ascii="Consolas" w:hAnsi="Consolas"/>
-          <w:sz w:val="16"/>
-        </w:rPr>
-        <w:t xml:space="preserve">            }</w:t>
-      </w:r>
-    </w:p>
-    <w:p>
-      <w:pPr>
-        <w:widowControl w:val="0"/>
-        <w:spacing w:after="0" w:line="200" w:lineRule="exact"/>
-      </w:pPr>
-      <w:r>
-        <w:rPr>
-          <w:rFonts w:ascii="Consolas" w:hAnsi="Consolas"/>
-          <w:sz w:val="16"/>
-        </w:rPr>
-        <w:t xml:space="preserve">        }</w:t>
-      </w:r>
-    </w:p>
-    <w:p>
-      <w:pPr>
-        <w:widowControl w:val="0"/>
-        <w:spacing w:after="0" w:line="200" w:lineRule="exact"/>
-      </w:pPr>
-      <w:r>
-        <w:rPr>
-          <w:rFonts w:ascii="Consolas" w:hAnsi="Consolas"/>
-          <w:sz w:val="16"/>
-        </w:rPr>
-        <w:t xml:space="preserve">        return result;</w:t>
-      </w:r>
-    </w:p>
-    <w:p>
-      <w:pPr>
-        <w:widowControl w:val="0"/>
-        <w:spacing w:after="0" w:line="200" w:lineRule="exact"/>
-      </w:pPr>
-      <w:r>
-        <w:rPr>
-          <w:rFonts w:ascii="Consolas" w:hAnsi="Consolas"/>
-          <w:sz w:val="16"/>
-        </w:rPr>
-        <w:t xml:space="preserve">    }</w:t>
-      </w:r>
-    </w:p>
-    <w:p>
-      <w:pPr>
-        <w:widowControl w:val="0"/>
-        <w:spacing w:after="0" w:line="200" w:lineRule="exact"/>
-      </w:pPr>
-      <w:r>
-        <w:rPr>
-          <w:rFonts w:ascii="Consolas" w:hAnsi="Consolas"/>
-          <w:sz w:val="16"/>
-        </w:rPr>
-        <w:t>}</w:t>
-      </w:r>
-    </w:p>
-    <w:p>
-      <w:pPr>
-        <w:pStyle w:val="Heading1"/>
-      </w:pPr>
-      <w:r>
-        <w:t>Native MAUI Map extension</w:t>
-      </w:r>
-    </w:p>
-    <w:p>
-      <w:pPr>
-        <w:keepNext/>
-      </w:pPr>
-      <w:r>
-        <w:rPr>
-          <w:sz w:val="18"/>
-        </w:rPr>
-        <w:t>src/LocationHeatmap.App/Controls/HeatmapMap.cs</w:t>
-      </w:r>
-    </w:p>
-    <w:p>
-      <w:pPr>
-        <w:keepNext/>
-        <w:widowControl w:val="0"/>
-        <w:spacing w:after="0" w:line="200" w:lineRule="exact"/>
-      </w:pPr>
-      <w:r>
-        <w:rPr>
-          <w:rFonts w:ascii="Consolas" w:hAnsi="Consolas"/>
-          <w:sz w:val="16"/>
-        </w:rPr>
-        <w:t>using LocationHeatmap.Core;</w:t>
-      </w:r>
-    </w:p>
-    <w:p>
-      <w:pPr>
-        <w:keepNext/>
-        <w:widowControl w:val="0"/>
-        <w:spacing w:after="0" w:line="200" w:lineRule="exact"/>
-      </w:pPr>
-      <w:r>
-        <w:rPr>
-          <w:rFonts w:ascii="Consolas" w:hAnsi="Consolas"/>
-          <w:sz w:val="16"/>
-        </w:rPr>
-        <w:t>using Microsoft.Maui.Controls.Maps;</w:t>
-      </w:r>
-    </w:p>
-    <w:p>
-      <w:pPr>
-        <w:keepNext/>
-        <w:widowControl w:val="0"/>
-        <w:spacing w:after="0" w:line="200" w:lineRule="exact"/>
-      </w:pPr>
-      <w:r>
-        <w:rPr>
-          <w:rFonts w:ascii="Consolas" w:hAnsi="Consolas"/>
-          <w:sz w:val="16"/>
-        </w:rPr>
-        <w:t>using Microsoft.Maui.Maps;</w:t>
-      </w:r>
-    </w:p>
-    <w:p>
-      <w:pPr>
-        <w:keepNext/>
-        <w:widowControl w:val="0"/>
-        <w:spacing w:after="0" w:line="200" w:lineRule="exact"/>
-      </w:pPr>
-      <w:r>
-        <w:rPr>
-          <w:rFonts w:ascii="Consolas" w:hAnsi="Consolas"/>
-          <w:sz w:val="16"/>
-        </w:rPr>
-        <w:t>using Microsoft.Maui.Maps.Handlers;</w:t>
-      </w:r>
-    </w:p>
-    <w:p>
-      <w:pPr>
-        <w:keepNext/>
-        <w:widowControl w:val="0"/>
-        <w:spacing w:after="0" w:line="200" w:lineRule="exact"/>
-      </w:pPr>
-      <w:r>
-        <w:rPr>
-          <w:rFonts w:ascii="Consolas" w:hAnsi="Consolas"/>
-          <w:sz w:val="16"/>
-        </w:rPr>
-        <w:t>using IMap = Microsoft.Maui.Maps.IMap;</w:t>
-      </w:r>
-    </w:p>
-    <w:p>
-      <w:pPr>
-        <w:widowControl w:val="0"/>
-        <w:spacing w:after="0" w:line="200" w:lineRule="exact"/>
-      </w:pPr>
-      <w:r>
-        <w:rPr>
-          <w:rFonts w:ascii="Consolas" w:hAnsi="Consolas"/>
-          <w:sz w:val="16"/>
-        </w:rPr>
-        <w:t xml:space="preserve"> </w:t>
-      </w:r>
-    </w:p>
-    <w:p>
-      <w:pPr>
-        <w:widowControl w:val="0"/>
-        <w:spacing w:after="0" w:line="200" w:lineRule="exact"/>
-      </w:pPr>
-      <w:r>
-        <w:rPr>
-          <w:rFonts w:ascii="Consolas" w:hAnsi="Consolas"/>
-          <w:sz w:val="16"/>
-        </w:rPr>
-        <w:t>namespace LocationHeatmap.App.Controls;</w:t>
-      </w:r>
-    </w:p>
-    <w:p>
-      <w:pPr>
-        <w:widowControl w:val="0"/>
-        <w:spacing w:after="0" w:line="200" w:lineRule="exact"/>
-      </w:pPr>
-      <w:r>
-        <w:rPr>
-          <w:rFonts w:ascii="Consolas" w:hAnsi="Consolas"/>
-          <w:sz w:val="16"/>
-        </w:rPr>
-        <w:t xml:space="preserve"> </w:t>
-      </w:r>
-    </w:p>
-    <w:p>
-      <w:pPr>
-        <w:widowControl w:val="0"/>
-        <w:spacing w:after="0" w:line="200" w:lineRule="exact"/>
-      </w:pPr>
-      <w:r>
-        <w:rPr>
-          <w:rFonts w:ascii="Consolas" w:hAnsi="Consolas"/>
-          <w:sz w:val="16"/>
-        </w:rPr>
-        <w:t>/// &lt;summary&gt;Extends MAUI's native Map with portable colored circle overlays.&lt;/summary&gt;</w:t>
-      </w:r>
-    </w:p>
-    <w:p>
-      <w:pPr>
-        <w:widowControl w:val="0"/>
-        <w:spacing w:after="0" w:line="200" w:lineRule="exact"/>
-      </w:pPr>
-      <w:r>
-        <w:rPr>
-          <w:rFonts w:ascii="Consolas" w:hAnsi="Consolas"/>
-          <w:sz w:val="16"/>
-        </w:rPr>
-        <w:t>public sealed class HeatmapMap : Microsoft.Maui.Controls.Maps.Map</w:t>
-      </w:r>
-    </w:p>
-    <w:p>
-      <w:pPr>
-        <w:widowControl w:val="0"/>
-        <w:spacing w:after="0" w:line="200" w:lineRule="exact"/>
-      </w:pPr>
-      <w:r>
-        <w:rPr>
-          <w:rFonts w:ascii="Consolas" w:hAnsi="Consolas"/>
-          <w:sz w:val="16"/>
-        </w:rPr>
-        <w:t>{</w:t>
-      </w:r>
-    </w:p>
-    <w:p>
-      <w:pPr>
-        <w:widowControl w:val="0"/>
-        <w:spacing w:after="0" w:line="200" w:lineRule="exact"/>
-      </w:pPr>
-      <w:r>
-        <w:rPr>
-          <w:rFonts w:ascii="Consolas" w:hAnsi="Consolas"/>
-          <w:sz w:val="16"/>
-        </w:rPr>
-        <w:t xml:space="preserve">    public bool IsUpdatingElements { get; private set; }</w:t>
-      </w:r>
-    </w:p>
-    <w:p>
-      <w:pPr>
-        <w:widowControl w:val="0"/>
-        <w:spacing w:after="0" w:line="200" w:lineRule="exact"/>
-      </w:pPr>
-      <w:r>
-        <w:rPr>
-          <w:rFonts w:ascii="Consolas" w:hAnsi="Consolas"/>
-          <w:sz w:val="16"/>
-        </w:rPr>
-        <w:t xml:space="preserve"> </w:t>
-      </w:r>
-    </w:p>
-    <w:p>
-      <w:pPr>
-        <w:widowControl w:val="0"/>
-        <w:spacing w:after="0" w:line="200" w:lineRule="exact"/>
-      </w:pPr>
-      <w:r>
-        <w:rPr>
-          <w:rFonts w:ascii="Consolas" w:hAnsi="Consolas"/>
-          <w:sz w:val="16"/>
-        </w:rPr>
-        <w:t xml:space="preserve">    static HeatmapMap()</w:t>
-      </w:r>
-    </w:p>
-    <w:p>
-      <w:pPr>
-        <w:widowControl w:val="0"/>
-        <w:spacing w:after="0" w:line="200" w:lineRule="exact"/>
-      </w:pPr>
-      <w:r>
-        <w:rPr>
-          <w:rFonts w:ascii="Consolas" w:hAnsi="Consolas"/>
-          <w:sz w:val="16"/>
-        </w:rPr>
-        <w:t xml:space="preserve">    {</w:t>
-      </w:r>
-    </w:p>
-    <w:p>
-      <w:pPr>
-        <w:widowControl w:val="0"/>
-        <w:spacing w:after="0" w:line="200" w:lineRule="exact"/>
-      </w:pPr>
-      <w:r>
-        <w:rPr>
-          <w:rFonts w:ascii="Consolas" w:hAnsi="Consolas"/>
-          <w:sz w:val="16"/>
-        </w:rPr>
-        <w:t xml:space="preserve">        // MAUI normally rebuilds the native overlay after every collection change.</w:t>
-      </w:r>
-    </w:p>
-    <w:p>
-      <w:pPr>
-        <w:widowControl w:val="0"/>
-        <w:spacing w:after="0" w:line="200" w:lineRule="exact"/>
-      </w:pPr>
-      <w:r>
-        <w:rPr>
-          <w:rFonts w:ascii="Consolas" w:hAnsi="Consolas"/>
-          <w:sz w:val="16"/>
-        </w:rPr>
-        <w:t xml:space="preserve">        // Defer those intermediate updates and publish the completed layer once.</w:t>
-      </w:r>
-    </w:p>
-    <w:p>
-      <w:pPr>
-        <w:widowControl w:val="0"/>
-        <w:spacing w:after="0" w:line="200" w:lineRule="exact"/>
-      </w:pPr>
-      <w:r>
-        <w:rPr>
-          <w:rFonts w:ascii="Consolas" w:hAnsi="Consolas"/>
-          <w:sz w:val="16"/>
-        </w:rPr>
-        <w:t xml:space="preserve">        MapHandler.Mapper.ModifyMapping(nameof(IMap.Elements), (handler, map, update) =&gt;</w:t>
-      </w:r>
-    </w:p>
-    <w:p>
-      <w:pPr>
-        <w:widowControl w:val="0"/>
-        <w:spacing w:after="0" w:line="200" w:lineRule="exact"/>
-      </w:pPr>
-      <w:r>
-        <w:rPr>
-          <w:rFonts w:ascii="Consolas" w:hAnsi="Consolas"/>
-          <w:sz w:val="16"/>
-        </w:rPr>
-        <w:t xml:space="preserve">        {</w:t>
-      </w:r>
-    </w:p>
-    <w:p>
-      <w:pPr>
-        <w:widowControl w:val="0"/>
-        <w:spacing w:after="0" w:line="200" w:lineRule="exact"/>
-      </w:pPr>
-      <w:r>
-        <w:rPr>
-          <w:rFonts w:ascii="Consolas" w:hAnsi="Consolas"/>
-          <w:sz w:val="16"/>
-        </w:rPr>
-        <w:t xml:space="preserve">            if (map is not HeatmapMap { IsUpdatingElements: true })</w:t>
-      </w:r>
-    </w:p>
-    <w:p>
-      <w:pPr>
-        <w:widowControl w:val="0"/>
-        <w:spacing w:after="0" w:line="200" w:lineRule="exact"/>
-      </w:pPr>
-      <w:r>
-        <w:rPr>
-          <w:rFonts w:ascii="Consolas" w:hAnsi="Consolas"/>
-          <w:sz w:val="16"/>
-        </w:rPr>
-        <w:t xml:space="preserve">            {</w:t>
-      </w:r>
-    </w:p>
-    <w:p>
-      <w:pPr>
-        <w:widowControl w:val="0"/>
-        <w:spacing w:after="0" w:line="200" w:lineRule="exact"/>
-      </w:pPr>
-      <w:r>
-        <w:rPr>
-          <w:rFonts w:ascii="Consolas" w:hAnsi="Consolas"/>
-          <w:sz w:val="16"/>
-        </w:rPr>
-        <w:t xml:space="preserve">                update?.Invoke(handler, map);</w:t>
-      </w:r>
-    </w:p>
-    <w:p>
-      <w:pPr>
-        <w:widowControl w:val="0"/>
-        <w:spacing w:after="0" w:line="200" w:lineRule="exact"/>
-      </w:pPr>
-      <w:r>
-        <w:rPr>
-          <w:rFonts w:ascii="Consolas" w:hAnsi="Consolas"/>
-          <w:sz w:val="16"/>
-        </w:rPr>
-        <w:t xml:space="preserve">            }</w:t>
-      </w:r>
-    </w:p>
-    <w:p>
-      <w:pPr>
-        <w:widowControl w:val="0"/>
-        <w:spacing w:after="0" w:line="200" w:lineRule="exact"/>
-      </w:pPr>
-      <w:r>
-        <w:rPr>
-          <w:rFonts w:ascii="Consolas" w:hAnsi="Consolas"/>
-          <w:sz w:val="16"/>
-        </w:rPr>
-        <w:t xml:space="preserve">        });</w:t>
-      </w:r>
-    </w:p>
-    <w:p>
-      <w:pPr>
-        <w:widowControl w:val="0"/>
-        <w:spacing w:after="0" w:line="200" w:lineRule="exact"/>
-      </w:pPr>
-      <w:r>
-        <w:rPr>
-          <w:rFonts w:ascii="Consolas" w:hAnsi="Consolas"/>
-          <w:sz w:val="16"/>
-        </w:rPr>
-        <w:t xml:space="preserve">    }</w:t>
-      </w:r>
-    </w:p>
-    <w:p>
-      <w:pPr>
-        <w:widowControl w:val="0"/>
-        <w:spacing w:after="0" w:line="200" w:lineRule="exact"/>
-      </w:pPr>
-      <w:r>
-        <w:rPr>
-          <w:rFonts w:ascii="Consolas" w:hAnsi="Consolas"/>
-          <w:sz w:val="16"/>
-        </w:rPr>
-        <w:t xml:space="preserve"> </w:t>
-      </w:r>
-    </w:p>
-    <w:p>
-      <w:pPr>
-        <w:widowControl w:val="0"/>
-        <w:spacing w:after="0" w:line="200" w:lineRule="exact"/>
-      </w:pPr>
-      <w:r>
-        <w:rPr>
-          <w:rFonts w:ascii="Consolas" w:hAnsi="Consolas"/>
-          <w:sz w:val="16"/>
-        </w:rPr>
-        <w:t xml:space="preserve">    public HeatmapMap() : base(MapSpan.FromCenterAndRadius(</w:t>
-      </w:r>
-    </w:p>
-    <w:p>
-      <w:pPr>
-        <w:widowControl w:val="0"/>
-        <w:spacing w:after="0" w:line="200" w:lineRule="exact"/>
-      </w:pPr>
-      <w:r>
-        <w:rPr>
-          <w:rFonts w:ascii="Consolas" w:hAnsi="Consolas"/>
-          <w:sz w:val="16"/>
-        </w:rPr>
-        <w:t xml:space="preserve">        new Location(37.382, -122.060), Distance.FromKilometers(3)))</w:t>
-      </w:r>
-    </w:p>
-    <w:p>
-      <w:pPr>
-        <w:widowControl w:val="0"/>
-        <w:spacing w:after="0" w:line="200" w:lineRule="exact"/>
-      </w:pPr>
-      <w:r>
-        <w:rPr>
-          <w:rFonts w:ascii="Consolas" w:hAnsi="Consolas"/>
-          <w:sz w:val="16"/>
-        </w:rPr>
-        <w:t xml:space="preserve">    {</w:t>
-      </w:r>
-    </w:p>
-    <w:p>
-      <w:pPr>
-        <w:widowControl w:val="0"/>
-        <w:spacing w:after="0" w:line="200" w:lineRule="exact"/>
-      </w:pPr>
-      <w:r>
-        <w:rPr>
-          <w:rFonts w:ascii="Consolas" w:hAnsi="Consolas"/>
-          <w:sz w:val="16"/>
-        </w:rPr>
-        <w:t xml:space="preserve">        MapType = MapType.Street;</w:t>
-      </w:r>
-    </w:p>
-    <w:p>
-      <w:pPr>
-        <w:widowControl w:val="0"/>
-        <w:spacing w:after="0" w:line="200" w:lineRule="exact"/>
-      </w:pPr>
-      <w:r>
-        <w:rPr>
-          <w:rFonts w:ascii="Consolas" w:hAnsi="Consolas"/>
-          <w:sz w:val="16"/>
-        </w:rPr>
-        <w:t xml:space="preserve">    }</w:t>
-      </w:r>
-    </w:p>
-    <w:p>
-      <w:pPr>
-        <w:widowControl w:val="0"/>
-        <w:spacing w:after="0" w:line="200" w:lineRule="exact"/>
-      </w:pPr>
-      <w:r>
-        <w:rPr>
-          <w:rFonts w:ascii="Consolas" w:hAnsi="Consolas"/>
-          <w:sz w:val="16"/>
-        </w:rPr>
-        <w:t xml:space="preserve"> </w:t>
-      </w:r>
-    </w:p>
-    <w:p>
-      <w:pPr>
-        <w:widowControl w:val="0"/>
-        <w:spacing w:after="0" w:line="200" w:lineRule="exact"/>
-      </w:pPr>
-      <w:r>
-        <w:rPr>
-          <w:rFonts w:ascii="Consolas" w:hAnsi="Consolas"/>
-          <w:sz w:val="16"/>
-        </w:rPr>
-        <w:t xml:space="preserve">    public void Render(IReadOnlyList&lt;LocationSample&gt; samples, bool center)</w:t>
-      </w:r>
-    </w:p>
-    <w:p>
-      <w:pPr>
-        <w:widowControl w:val="0"/>
-        <w:spacing w:after="0" w:line="200" w:lineRule="exact"/>
-      </w:pPr>
-      <w:r>
-        <w:rPr>
-          <w:rFonts w:ascii="Consolas" w:hAnsi="Consolas"/>
-          <w:sz w:val="16"/>
-        </w:rPr>
-        <w:t xml:space="preserve">    {</w:t>
-      </w:r>
-    </w:p>
-    <w:p>
-      <w:pPr>
-        <w:widowControl w:val="0"/>
-        <w:spacing w:after="0" w:line="200" w:lineRule="exact"/>
-      </w:pPr>
-      <w:r>
-        <w:rPr>
-          <w:rFonts w:ascii="Consolas" w:hAnsi="Consolas"/>
-          <w:sz w:val="16"/>
-        </w:rPr>
-        <w:t xml:space="preserve">        IsUpdatingElements = true;</w:t>
-      </w:r>
-    </w:p>
-    <w:p>
-      <w:pPr>
-        <w:widowControl w:val="0"/>
-        <w:spacing w:after="0" w:line="200" w:lineRule="exact"/>
-      </w:pPr>
-      <w:r>
-        <w:rPr>
-          <w:rFonts w:ascii="Consolas" w:hAnsi="Consolas"/>
-          <w:sz w:val="16"/>
-        </w:rPr>
-        <w:t xml:space="preserve">        try</w:t>
-      </w:r>
-    </w:p>
-    <w:p>
-      <w:pPr>
-        <w:widowControl w:val="0"/>
-        <w:spacing w:after="0" w:line="200" w:lineRule="exact"/>
-      </w:pPr>
-      <w:r>
-        <w:rPr>
-          <w:rFonts w:ascii="Consolas" w:hAnsi="Consolas"/>
-          <w:sz w:val="16"/>
-        </w:rPr>
-        <w:t xml:space="preserve">        {</w:t>
-      </w:r>
-    </w:p>
-    <w:p>
-      <w:pPr>
-        <w:widowControl w:val="0"/>
-        <w:spacing w:after="0" w:line="200" w:lineRule="exact"/>
-      </w:pPr>
-      <w:r>
-        <w:rPr>
-          <w:rFonts w:ascii="Consolas" w:hAnsi="Consolas"/>
-          <w:sz w:val="16"/>
-        </w:rPr>
-        <w:t xml:space="preserve">            MapElements.Clear();</w:t>
-      </w:r>
-    </w:p>
-    <w:p>
-      <w:pPr>
-        <w:widowControl w:val="0"/>
-        <w:spacing w:after="0" w:line="200" w:lineRule="exact"/>
-      </w:pPr>
-      <w:r>
-        <w:rPr>
-          <w:rFonts w:ascii="Consolas" w:hAnsi="Consolas"/>
-          <w:sz w:val="16"/>
-        </w:rPr>
-        <w:t xml:space="preserve">            foreach (HeatCell cell in HeatmapCalculator.Calculate(samples))</w:t>
-      </w:r>
-    </w:p>
-    <w:p>
-      <w:pPr>
-        <w:widowControl w:val="0"/>
-        <w:spacing w:after="0" w:line="200" w:lineRule="exact"/>
-      </w:pPr>
-      <w:r>
-        <w:rPr>
-          <w:rFonts w:ascii="Consolas" w:hAnsi="Consolas"/>
-          <w:sz w:val="16"/>
-        </w:rPr>
-        <w:t xml:space="preserve">            {</w:t>
-      </w:r>
-    </w:p>
-    <w:p>
-      <w:pPr>
-        <w:widowControl w:val="0"/>
-        <w:spacing w:after="0" w:line="200" w:lineRule="exact"/>
-      </w:pPr>
-      <w:r>
-        <w:rPr>
-          <w:rFonts w:ascii="Consolas" w:hAnsi="Consolas"/>
-          <w:sz w:val="16"/>
-        </w:rPr>
-        <w:t xml:space="preserve">                MapElements.Add(new Circle</w:t>
-      </w:r>
-    </w:p>
-    <w:p>
-      <w:pPr>
-        <w:widowControl w:val="0"/>
-        <w:spacing w:after="0" w:line="200" w:lineRule="exact"/>
-      </w:pPr>
-      <w:r>
-        <w:rPr>
-          <w:rFonts w:ascii="Consolas" w:hAnsi="Consolas"/>
-          <w:sz w:val="16"/>
-        </w:rPr>
-        <w:t xml:space="preserve">                {</w:t>
-      </w:r>
-    </w:p>
-    <w:p>
-      <w:pPr>
-        <w:widowControl w:val="0"/>
-        <w:spacing w:after="0" w:line="200" w:lineRule="exact"/>
-      </w:pPr>
-      <w:r>
-        <w:rPr>
-          <w:rFonts w:ascii="Consolas" w:hAnsi="Consolas"/>
-          <w:sz w:val="16"/>
-        </w:rPr>
-        <w:t xml:space="preserve">                    Center = new Location(cell.Latitude, cell.Longitude),</w:t>
-      </w:r>
-    </w:p>
-    <w:p>
-      <w:pPr>
-        <w:widowControl w:val="0"/>
-        <w:spacing w:after="0" w:line="200" w:lineRule="exact"/>
-      </w:pPr>
-      <w:r>
-        <w:rPr>
-          <w:rFonts w:ascii="Consolas" w:hAnsi="Consolas"/>
-          <w:sz w:val="16"/>
-        </w:rPr>
-        <w:t xml:space="preserve">                    Radius = Distance.FromMeters(HeatmapCalculator.CellMeters * 0.9),</w:t>
-      </w:r>
-    </w:p>
-    <w:p>
-      <w:pPr>
-        <w:widowControl w:val="0"/>
-        <w:spacing w:after="0" w:line="200" w:lineRule="exact"/>
-      </w:pPr>
-      <w:r>
-        <w:rPr>
-          <w:rFonts w:ascii="Consolas" w:hAnsi="Consolas"/>
-          <w:sz w:val="16"/>
-        </w:rPr>
-        <w:t xml:space="preserve">                    StrokeWidth = 0,</w:t>
-      </w:r>
-    </w:p>
-    <w:p>
-      <w:pPr>
-        <w:widowControl w:val="0"/>
-        <w:spacing w:after="0" w:line="200" w:lineRule="exact"/>
-      </w:pPr>
-      <w:r>
-        <w:rPr>
-          <w:rFonts w:ascii="Consolas" w:hAnsi="Consolas"/>
-          <w:sz w:val="16"/>
-        </w:rPr>
-        <w:t xml:space="preserve">                    FillColor = HeatPalette.ColorFor(cell.Intensity).WithAlpha(0.48f)</w:t>
-      </w:r>
-    </w:p>
-    <w:p>
-      <w:pPr>
-        <w:widowControl w:val="0"/>
-        <w:spacing w:after="0" w:line="200" w:lineRule="exact"/>
-      </w:pPr>
-      <w:r>
-        <w:rPr>
-          <w:rFonts w:ascii="Consolas" w:hAnsi="Consolas"/>
-          <w:sz w:val="16"/>
-        </w:rPr>
-        <w:t xml:space="preserve">                });</w:t>
-      </w:r>
-    </w:p>
-    <w:p>
-      <w:pPr>
-        <w:widowControl w:val="0"/>
-        <w:spacing w:after="0" w:line="200" w:lineRule="exact"/>
-      </w:pPr>
-      <w:r>
-        <w:rPr>
-          <w:rFonts w:ascii="Consolas" w:hAnsi="Consolas"/>
-          <w:sz w:val="16"/>
-        </w:rPr>
-        <w:t xml:space="preserve">            }</w:t>
-      </w:r>
-    </w:p>
-    <w:p>
-      <w:pPr>
-        <w:widowControl w:val="0"/>
-        <w:spacing w:after="0" w:line="200" w:lineRule="exact"/>
-      </w:pPr>
-      <w:r>
-        <w:rPr>
-          <w:rFonts w:ascii="Consolas" w:hAnsi="Consolas"/>
-          <w:sz w:val="16"/>
-        </w:rPr>
-        <w:t xml:space="preserve">        }</w:t>
-      </w:r>
-    </w:p>
-    <w:p>
-      <w:pPr>
-        <w:widowControl w:val="0"/>
-        <w:spacing w:after="0" w:line="200" w:lineRule="exact"/>
-      </w:pPr>
-      <w:r>
-        <w:rPr>
-          <w:rFonts w:ascii="Consolas" w:hAnsi="Consolas"/>
-          <w:sz w:val="16"/>
-        </w:rPr>
-        <w:t xml:space="preserve">        finally</w:t>
-      </w:r>
-    </w:p>
-    <w:p>
-      <w:pPr>
-        <w:widowControl w:val="0"/>
-        <w:spacing w:after="0" w:line="200" w:lineRule="exact"/>
-      </w:pPr>
-      <w:r>
-        <w:rPr>
-          <w:rFonts w:ascii="Consolas" w:hAnsi="Consolas"/>
-          <w:sz w:val="16"/>
-        </w:rPr>
-        <w:t xml:space="preserve">        {</w:t>
-      </w:r>
-    </w:p>
-    <w:p>
-      <w:pPr>
-        <w:widowControl w:val="0"/>
-        <w:spacing w:after="0" w:line="200" w:lineRule="exact"/>
-      </w:pPr>
-      <w:r>
-        <w:rPr>
-          <w:rFonts w:ascii="Consolas" w:hAnsi="Consolas"/>
-          <w:sz w:val="16"/>
-        </w:rPr>
-        <w:t xml:space="preserve">            IsUpdatingElements = false;</w:t>
-      </w:r>
-    </w:p>
-    <w:p>
-      <w:pPr>
-        <w:widowControl w:val="0"/>
-        <w:spacing w:after="0" w:line="200" w:lineRule="exact"/>
-      </w:pPr>
-      <w:r>
-        <w:rPr>
-          <w:rFonts w:ascii="Consolas" w:hAnsi="Consolas"/>
-          <w:sz w:val="16"/>
-        </w:rPr>
-        <w:t xml:space="preserve">            Handler?.UpdateValue(nameof(IMap.Elements));</w:t>
-      </w:r>
-    </w:p>
-    <w:p>
-      <w:pPr>
-        <w:widowControl w:val="0"/>
-        <w:spacing w:after="0" w:line="200" w:lineRule="exact"/>
-      </w:pPr>
-      <w:r>
-        <w:rPr>
-          <w:rFonts w:ascii="Consolas" w:hAnsi="Consolas"/>
-          <w:sz w:val="16"/>
-        </w:rPr>
-        <w:t xml:space="preserve">        }</w:t>
-      </w:r>
-    </w:p>
-    <w:p>
-      <w:pPr>
-        <w:widowControl w:val="0"/>
-        <w:spacing w:after="0" w:line="200" w:lineRule="exact"/>
-      </w:pPr>
-      <w:r>
-        <w:rPr>
-          <w:rFonts w:ascii="Consolas" w:hAnsi="Consolas"/>
-          <w:sz w:val="16"/>
-        </w:rPr>
-        <w:t xml:space="preserve">        if (center &amp;&amp; samples.Count &gt; 0)</w:t>
-      </w:r>
-    </w:p>
-    <w:p>
-      <w:pPr>
-        <w:widowControl w:val="0"/>
-        <w:spacing w:after="0" w:line="200" w:lineRule="exact"/>
-      </w:pPr>
-      <w:r>
-        <w:rPr>
-          <w:rFonts w:ascii="Consolas" w:hAnsi="Consolas"/>
-          <w:sz w:val="16"/>
-        </w:rPr>
-        <w:t xml:space="preserve">        {</w:t>
-      </w:r>
-    </w:p>
-    <w:p>
-      <w:pPr>
-        <w:widowControl w:val="0"/>
-        <w:spacing w:after="0" w:line="200" w:lineRule="exact"/>
-      </w:pPr>
-      <w:r>
-        <w:rPr>
-          <w:rFonts w:ascii="Consolas" w:hAnsi="Consolas"/>
-          <w:sz w:val="16"/>
-        </w:rPr>
-        <w:t xml:space="preserve">            var midpoint = new Location(</w:t>
-      </w:r>
-    </w:p>
-    <w:p>
-      <w:pPr>
-        <w:widowControl w:val="0"/>
-        <w:spacing w:after="0" w:line="200" w:lineRule="exact"/>
-      </w:pPr>
-      <w:r>
-        <w:rPr>
-          <w:rFonts w:ascii="Consolas" w:hAnsi="Consolas"/>
-          <w:sz w:val="16"/>
-        </w:rPr>
-        <w:t xml:space="preserve">                (samples.Min(sample =&gt; sample.Latitude) + samples.Max(sample =&gt; sample.Latitude)) / 2,</w:t>
-      </w:r>
-    </w:p>
-    <w:p>
-      <w:pPr>
-        <w:widowControl w:val="0"/>
-        <w:spacing w:after="0" w:line="200" w:lineRule="exact"/>
-      </w:pPr>
-      <w:r>
-        <w:rPr>
-          <w:rFonts w:ascii="Consolas" w:hAnsi="Consolas"/>
-          <w:sz w:val="16"/>
-        </w:rPr>
-        <w:t xml:space="preserve">                (samples.Min(sample =&gt; sample.Longitude) + samples.Max(sample =&gt; sample.Longitude)) / 2);</w:t>
-      </w:r>
-    </w:p>
-    <w:p>
-      <w:pPr>
-        <w:widowControl w:val="0"/>
-        <w:spacing w:after="0" w:line="200" w:lineRule="exact"/>
-      </w:pPr>
-      <w:r>
-        <w:rPr>
-          <w:rFonts w:ascii="Consolas" w:hAnsi="Consolas"/>
-          <w:sz w:val="16"/>
-        </w:rPr>
-        <w:t xml:space="preserve">            double radius = Math.Max(0.5, samples.Max(sample =&gt; Location.CalculateDistance(</w:t>
-      </w:r>
-    </w:p>
-    <w:p>
-      <w:pPr>
-        <w:widowControl w:val="0"/>
-        <w:spacing w:after="0" w:line="200" w:lineRule="exact"/>
-      </w:pPr>
-      <w:r>
-        <w:rPr>
-          <w:rFonts w:ascii="Consolas" w:hAnsi="Consolas"/>
-          <w:sz w:val="16"/>
-        </w:rPr>
-        <w:t xml:space="preserve">                midpoint, new Location(sample.Latitude, sample.Longitude), DistanceUnits.Kilometers)) + 0.3);</w:t>
-      </w:r>
-    </w:p>
-    <w:p>
-      <w:pPr>
-        <w:widowControl w:val="0"/>
-        <w:spacing w:after="0" w:line="200" w:lineRule="exact"/>
-      </w:pPr>
-      <w:r>
-        <w:rPr>
-          <w:rFonts w:ascii="Consolas" w:hAnsi="Consolas"/>
-          <w:sz w:val="16"/>
-        </w:rPr>
-        <w:t xml:space="preserve">            MoveToRegion(MapSpan.FromCenterAndRadius(</w:t>
-      </w:r>
-    </w:p>
-    <w:p>
-      <w:pPr>
-        <w:widowControl w:val="0"/>
-        <w:spacing w:after="0" w:line="200" w:lineRule="exact"/>
-      </w:pPr>
-      <w:r>
-        <w:rPr>
-          <w:rFonts w:ascii="Consolas" w:hAnsi="Consolas"/>
-          <w:sz w:val="16"/>
-        </w:rPr>
-        <w:t xml:space="preserve">                midpoint, Distance.FromKilometers(radius)));</w:t>
-      </w:r>
-    </w:p>
-    <w:p>
-      <w:pPr>
-        <w:widowControl w:val="0"/>
-        <w:spacing w:after="0" w:line="200" w:lineRule="exact"/>
-      </w:pPr>
-      <w:r>
-        <w:rPr>
-          <w:rFonts w:ascii="Consolas" w:hAnsi="Consolas"/>
-          <w:sz w:val="16"/>
-        </w:rPr>
-        <w:t xml:space="preserve">        }</w:t>
-      </w:r>
-    </w:p>
-    <w:p>
-      <w:pPr>
-        <w:widowControl w:val="0"/>
-        <w:spacing w:after="0" w:line="200" w:lineRule="exact"/>
-      </w:pPr>
-      <w:r>
-        <w:rPr>
-          <w:rFonts w:ascii="Consolas" w:hAnsi="Consolas"/>
-          <w:sz w:val="16"/>
-        </w:rPr>
-        <w:t xml:space="preserve">    }</w:t>
-      </w:r>
-    </w:p>
-    <w:p>
-      <w:pPr>
-        <w:widowControl w:val="0"/>
-        <w:spacing w:after="0" w:line="200" w:lineRule="exact"/>
-      </w:pPr>
-      <w:r>
-        <w:rPr>
-          <w:rFonts w:ascii="Consolas" w:hAnsi="Consolas"/>
-          <w:sz w:val="16"/>
-        </w:rPr>
-        <w:t>}</w:t>
-      </w:r>
-    </w:p>
-    <w:p>
-      <w:pPr>
-        <w:widowControl w:val="0"/>
-        <w:spacing w:after="0" w:line="200" w:lineRule="exact"/>
-      </w:pPr>
-      <w:r>
-        <w:rPr>
-          <w:rFonts w:ascii="Consolas" w:hAnsi="Consolas"/>
-          <w:sz w:val="16"/>
-        </w:rPr>
-        <w:t xml:space="preserve"> </w:t>
-      </w:r>
-    </w:p>
-    <w:p>
-      <w:pPr>
-        <w:widowControl w:val="0"/>
-        <w:spacing w:after="0" w:line="200" w:lineRule="exact"/>
-      </w:pPr>
-      <w:r>
-        <w:rPr>
-          <w:rFonts w:ascii="Consolas" w:hAnsi="Consolas"/>
-          <w:sz w:val="16"/>
-        </w:rPr>
-        <w:t>public static class HeatPalette</w:t>
-      </w:r>
-    </w:p>
-    <w:p>
-      <w:pPr>
-        <w:widowControl w:val="0"/>
-        <w:spacing w:after="0" w:line="200" w:lineRule="exact"/>
-      </w:pPr>
-      <w:r>
-        <w:rPr>
-          <w:rFonts w:ascii="Consolas" w:hAnsi="Consolas"/>
-          <w:sz w:val="16"/>
-        </w:rPr>
-        <w:t>{</w:t>
-      </w:r>
-    </w:p>
-    <w:p>
-      <w:pPr>
-        <w:widowControl w:val="0"/>
-        <w:spacing w:after="0" w:line="200" w:lineRule="exact"/>
-      </w:pPr>
-      <w:r>
-        <w:rPr>
-          <w:rFonts w:ascii="Consolas" w:hAnsi="Consolas"/>
-          <w:sz w:val="16"/>
-        </w:rPr>
-        <w:t xml:space="preserve">    public static Color ColorFor(double intensity) =&gt; intensity switch</w:t>
-      </w:r>
-    </w:p>
-    <w:p>
-      <w:pPr>
-        <w:widowControl w:val="0"/>
-        <w:spacing w:after="0" w:line="200" w:lineRule="exact"/>
-      </w:pPr>
-      <w:r>
-        <w:rPr>
-          <w:rFonts w:ascii="Consolas" w:hAnsi="Consolas"/>
-          <w:sz w:val="16"/>
-        </w:rPr>
-        <w:t xml:space="preserve">    {</w:t>
-      </w:r>
-    </w:p>
-    <w:p>
-      <w:pPr>
-        <w:widowControl w:val="0"/>
-        <w:spacing w:after="0" w:line="200" w:lineRule="exact"/>
-      </w:pPr>
-      <w:r>
-        <w:rPr>
-          <w:rFonts w:ascii="Consolas" w:hAnsi="Consolas"/>
-          <w:sz w:val="16"/>
-        </w:rPr>
-        <w:t xml:space="preserve">        &lt; 0.12 =&gt; Color.FromArgb("#1677FF"),</w:t>
-      </w:r>
-    </w:p>
-    <w:p>
-      <w:pPr>
-        <w:widowControl w:val="0"/>
-        <w:spacing w:after="0" w:line="200" w:lineRule="exact"/>
-      </w:pPr>
-      <w:r>
-        <w:rPr>
-          <w:rFonts w:ascii="Consolas" w:hAnsi="Consolas"/>
-          <w:sz w:val="16"/>
-        </w:rPr>
-        <w:t xml:space="preserve">        &lt; 0.30 =&gt; Color.FromArgb("#00BCD4"),</w:t>
-      </w:r>
-    </w:p>
-    <w:p>
-      <w:pPr>
-        <w:widowControl w:val="0"/>
-        <w:spacing w:after="0" w:line="200" w:lineRule="exact"/>
-      </w:pPr>
-      <w:r>
-        <w:rPr>
-          <w:rFonts w:ascii="Consolas" w:hAnsi="Consolas"/>
-          <w:sz w:val="16"/>
-        </w:rPr>
-        <w:t xml:space="preserve">        &lt; 0.50 =&gt; Color.FromArgb("#55C85A"),</w:t>
-      </w:r>
-    </w:p>
-    <w:p>
-      <w:pPr>
-        <w:widowControl w:val="0"/>
-        <w:spacing w:after="0" w:line="200" w:lineRule="exact"/>
-      </w:pPr>
-      <w:r>
-        <w:rPr>
-          <w:rFonts w:ascii="Consolas" w:hAnsi="Consolas"/>
-          <w:sz w:val="16"/>
-        </w:rPr>
-        <w:t xml:space="preserve">        &lt; 0.72 =&gt; Color.FromArgb("#FFD43B"),</w:t>
-      </w:r>
-    </w:p>
-    <w:p>
-      <w:pPr>
-        <w:widowControl w:val="0"/>
-        <w:spacing w:after="0" w:line="200" w:lineRule="exact"/>
-      </w:pPr>
-      <w:r>
-        <w:rPr>
-          <w:rFonts w:ascii="Consolas" w:hAnsi="Consolas"/>
-          <w:sz w:val="16"/>
-        </w:rPr>
-        <w:t xml:space="preserve">        &lt; 0.90 =&gt; Color.FromArgb("#FF8B26"),</w:t>
-      </w:r>
-    </w:p>
-    <w:p>
-      <w:pPr>
-        <w:widowControl w:val="0"/>
-        <w:spacing w:after="0" w:line="200" w:lineRule="exact"/>
-      </w:pPr>
-      <w:r>
-        <w:rPr>
-          <w:rFonts w:ascii="Consolas" w:hAnsi="Consolas"/>
-          <w:sz w:val="16"/>
-        </w:rPr>
-        <w:t xml:space="preserve">        _ =&gt; Color.FromArgb("#EF3440")</w:t>
-      </w:r>
-    </w:p>
-    <w:p>
-      <w:pPr>
-        <w:widowControl w:val="0"/>
-        <w:spacing w:after="0" w:line="200" w:lineRule="exact"/>
-      </w:pPr>
-      <w:r>
-        <w:rPr>
-          <w:rFonts w:ascii="Consolas" w:hAnsi="Consolas"/>
-          <w:sz w:val="16"/>
-        </w:rPr>
-        <w:t xml:space="preserve">    };</w:t>
-      </w:r>
-    </w:p>
-    <w:p>
-      <w:pPr>
-        <w:widowControl w:val="0"/>
-        <w:spacing w:after="0" w:line="200" w:lineRule="exact"/>
-      </w:pPr>
-      <w:r>
-        <w:rPr>
-          <w:rFonts w:ascii="Consolas" w:hAnsi="Consolas"/>
-          <w:sz w:val="16"/>
-        </w:rPr>
-        <w:t>}</w:t>
-      </w:r>
-    </w:p>
-    <w:p>
-      <w:pPr>
-        <w:pStyle w:val="Heading1"/>
-      </w:pPr>
-      <w:r>
-        <w:t>GPS tracking service</w:t>
-      </w:r>
-    </w:p>
-    <w:p>
-      <w:pPr>
-        <w:keepNext/>
-      </w:pPr>
-      <w:r>
-        <w:rPr>
-          <w:sz w:val="18"/>
-        </w:rPr>
-        <w:t>src/LocationHeatmap.App/Services/LocationTracker.cs</w:t>
-      </w:r>
-    </w:p>
-    <w:p>
-      <w:pPr>
-        <w:keepNext/>
-        <w:widowControl w:val="0"/>
-        <w:spacing w:after="0" w:line="200" w:lineRule="exact"/>
-      </w:pPr>
-      <w:r>
-        <w:rPr>
-          <w:rFonts w:ascii="Consolas" w:hAnsi="Consolas"/>
-          <w:sz w:val="16"/>
-        </w:rPr>
-        <w:t>using LocationHeatmap.Core;</w:t>
-      </w:r>
-    </w:p>
-    <w:p>
-      <w:pPr>
-        <w:keepNext/>
-        <w:widowControl w:val="0"/>
-        <w:spacing w:after="0" w:line="200" w:lineRule="exact"/>
-      </w:pPr>
-      <w:r>
-        <w:rPr>
-          <w:rFonts w:ascii="Consolas" w:hAnsi="Consolas"/>
-          <w:sz w:val="16"/>
-        </w:rPr>
-        <w:t xml:space="preserve"> </w:t>
-      </w:r>
-    </w:p>
-    <w:p>
-      <w:pPr>
-        <w:keepNext/>
-        <w:widowControl w:val="0"/>
-        <w:spacing w:after="0" w:line="200" w:lineRule="exact"/>
-      </w:pPr>
-      <w:r>
-        <w:rPr>
-          <w:rFonts w:ascii="Consolas" w:hAnsi="Consolas"/>
-          <w:sz w:val="16"/>
-        </w:rPr>
-        <w:t>namespace LocationHeatmap.App.Services;</w:t>
-      </w:r>
-    </w:p>
-    <w:p>
-      <w:pPr>
-        <w:keepNext/>
-        <w:widowControl w:val="0"/>
-        <w:spacing w:after="0" w:line="200" w:lineRule="exact"/>
-      </w:pPr>
-      <w:r>
-        <w:rPr>
-          <w:rFonts w:ascii="Consolas" w:hAnsi="Consolas"/>
-          <w:sz w:val="16"/>
-        </w:rPr>
-        <w:t xml:space="preserve"> </w:t>
-      </w:r>
-    </w:p>
-    <w:p>
-      <w:pPr>
-        <w:keepNext/>
-        <w:widowControl w:val="0"/>
-        <w:spacing w:after="0" w:line="200" w:lineRule="exact"/>
-      </w:pPr>
-      <w:r>
-        <w:rPr>
-          <w:rFonts w:ascii="Consolas" w:hAnsi="Consolas"/>
-          <w:sz w:val="16"/>
-        </w:rPr>
-        <w:t>/// &lt;summary&gt;Cancellable foreground polling. No background location permission is requested.&lt;/summary&gt;</w:t>
-      </w:r>
-    </w:p>
-    <w:p>
-      <w:pPr>
-        <w:widowControl w:val="0"/>
-        <w:spacing w:after="0" w:line="200" w:lineRule="exact"/>
-      </w:pPr>
-      <w:r>
-        <w:rPr>
-          <w:rFonts w:ascii="Consolas" w:hAnsi="Consolas"/>
-          <w:sz w:val="16"/>
-        </w:rPr>
-        <w:t>public sealed class LocationTracker(LocationRepository repository)</w:t>
-      </w:r>
-    </w:p>
-    <w:p>
-      <w:pPr>
-        <w:widowControl w:val="0"/>
-        <w:spacing w:after="0" w:line="200" w:lineRule="exact"/>
-      </w:pPr>
-      <w:r>
-        <w:rPr>
-          <w:rFonts w:ascii="Consolas" w:hAnsi="Consolas"/>
-          <w:sz w:val="16"/>
-        </w:rPr>
-        <w:t>{</w:t>
-      </w:r>
-    </w:p>
-    <w:p>
-      <w:pPr>
-        <w:widowControl w:val="0"/>
-        <w:spacing w:after="0" w:line="200" w:lineRule="exact"/>
-      </w:pPr>
-      <w:r>
-        <w:rPr>
-          <w:rFonts w:ascii="Consolas" w:hAnsi="Consolas"/>
-          <w:sz w:val="16"/>
-        </w:rPr>
-        <w:t xml:space="preserve">    public async Task RunAsync(Func&lt;Task&gt; onSaved, Action&lt;string&gt; onStatus, CancellationToken token)</w:t>
-      </w:r>
-    </w:p>
-    <w:p>
-      <w:pPr>
-        <w:widowControl w:val="0"/>
-        <w:spacing w:after="0" w:line="200" w:lineRule="exact"/>
-      </w:pPr>
-      <w:r>
-        <w:rPr>
-          <w:rFonts w:ascii="Consolas" w:hAnsi="Consolas"/>
-          <w:sz w:val="16"/>
-        </w:rPr>
-        <w:t xml:space="preserve">    {</w:t>
-      </w:r>
-    </w:p>
-    <w:p>
-      <w:pPr>
-        <w:widowControl w:val="0"/>
-        <w:spacing w:after="0" w:line="200" w:lineRule="exact"/>
-      </w:pPr>
-      <w:r>
-        <w:rPr>
-          <w:rFonts w:ascii="Consolas" w:hAnsi="Consolas"/>
-          <w:sz w:val="16"/>
-        </w:rPr>
-        <w:t xml:space="preserve">        var request = new GeolocationRequest(GeolocationAccuracy.High, TimeSpan.FromSeconds(8));</w:t>
-      </w:r>
-    </w:p>
-    <w:p>
-      <w:pPr>
-        <w:widowControl w:val="0"/>
-        <w:spacing w:after="0" w:line="200" w:lineRule="exact"/>
-      </w:pPr>
-      <w:r>
-        <w:rPr>
-          <w:rFonts w:ascii="Consolas" w:hAnsi="Consolas"/>
-          <w:sz w:val="16"/>
-        </w:rPr>
-        <w:t xml:space="preserve">        while (!token.IsCancellationRequested)</w:t>
-      </w:r>
-    </w:p>
-    <w:p>
-      <w:pPr>
-        <w:widowControl w:val="0"/>
-        <w:spacing w:after="0" w:line="200" w:lineRule="exact"/>
-      </w:pPr>
-      <w:r>
-        <w:rPr>
-          <w:rFonts w:ascii="Consolas" w:hAnsi="Consolas"/>
-          <w:sz w:val="16"/>
-        </w:rPr>
-        <w:t xml:space="preserve">        {</w:t>
-      </w:r>
-    </w:p>
-    <w:p>
-      <w:pPr>
-        <w:widowControl w:val="0"/>
-        <w:spacing w:after="0" w:line="200" w:lineRule="exact"/>
-      </w:pPr>
-      <w:r>
-        <w:rPr>
-          <w:rFonts w:ascii="Consolas" w:hAnsi="Consolas"/>
-          <w:sz w:val="16"/>
-        </w:rPr>
-        <w:t xml:space="preserve">            Location? location = await Geolocation.Default.GetLocationAsync(request, token);</w:t>
-      </w:r>
-    </w:p>
-    <w:p>
-      <w:pPr>
-        <w:widowControl w:val="0"/>
-        <w:spacing w:after="0" w:line="200" w:lineRule="exact"/>
-      </w:pPr>
-      <w:r>
-        <w:rPr>
-          <w:rFonts w:ascii="Consolas" w:hAnsi="Consolas"/>
-          <w:sz w:val="16"/>
-        </w:rPr>
-        <w:t xml:space="preserve">            token.ThrowIfCancellationRequested();</w:t>
-      </w:r>
-    </w:p>
-    <w:p>
-      <w:pPr>
-        <w:widowControl w:val="0"/>
-        <w:spacing w:after="0" w:line="200" w:lineRule="exact"/>
-      </w:pPr>
-      <w:r>
-        <w:rPr>
-          <w:rFonts w:ascii="Consolas" w:hAnsi="Consolas"/>
-          <w:sz w:val="16"/>
-        </w:rPr>
-        <w:t xml:space="preserve">            if (location is null || location.Accuracy is null || location.Accuracy &gt; 100)</w:t>
-      </w:r>
-    </w:p>
-    <w:p>
-      <w:pPr>
-        <w:widowControl w:val="0"/>
-        <w:spacing w:after="0" w:line="200" w:lineRule="exact"/>
-      </w:pPr>
-      <w:r>
-        <w:rPr>
-          <w:rFonts w:ascii="Consolas" w:hAnsi="Consolas"/>
-          <w:sz w:val="16"/>
-        </w:rPr>
-        <w:t xml:space="preserve">            {</w:t>
-      </w:r>
-    </w:p>
-    <w:p>
-      <w:pPr>
-        <w:widowControl w:val="0"/>
-        <w:spacing w:after="0" w:line="200" w:lineRule="exact"/>
-      </w:pPr>
-      <w:r>
-        <w:rPr>
-          <w:rFonts w:ascii="Consolas" w:hAnsi="Consolas"/>
-          <w:sz w:val="16"/>
-        </w:rPr>
-        <w:t xml:space="preserve">                onStatus("Waiting for an accurate GPS fix...");</w:t>
-      </w:r>
-    </w:p>
-    <w:p>
-      <w:pPr>
-        <w:widowControl w:val="0"/>
-        <w:spacing w:after="0" w:line="200" w:lineRule="exact"/>
-      </w:pPr>
-      <w:r>
-        <w:rPr>
-          <w:rFonts w:ascii="Consolas" w:hAnsi="Consolas"/>
-          <w:sz w:val="16"/>
-        </w:rPr>
-        <w:t xml:space="preserve">            }</w:t>
-      </w:r>
-    </w:p>
-    <w:p>
-      <w:pPr>
-        <w:widowControl w:val="0"/>
-        <w:spacing w:after="0" w:line="200" w:lineRule="exact"/>
-      </w:pPr>
-      <w:r>
-        <w:rPr>
-          <w:rFonts w:ascii="Consolas" w:hAnsi="Consolas"/>
-          <w:sz w:val="16"/>
-        </w:rPr>
-        <w:t xml:space="preserve">            else</w:t>
-      </w:r>
-    </w:p>
-    <w:p>
-      <w:pPr>
-        <w:widowControl w:val="0"/>
-        <w:spacing w:after="0" w:line="200" w:lineRule="exact"/>
-      </w:pPr>
-      <w:r>
-        <w:rPr>
-          <w:rFonts w:ascii="Consolas" w:hAnsi="Consolas"/>
-          <w:sz w:val="16"/>
-        </w:rPr>
-        <w:t xml:space="preserve">            {</w:t>
-      </w:r>
-    </w:p>
-    <w:p>
-      <w:pPr>
-        <w:widowControl w:val="0"/>
-        <w:spacing w:after="0" w:line="200" w:lineRule="exact"/>
-      </w:pPr>
-      <w:r>
-        <w:rPr>
-          <w:rFonts w:ascii="Consolas" w:hAnsi="Consolas"/>
-          <w:sz w:val="16"/>
-        </w:rPr>
-        <w:t xml:space="preserve">                await repository.SaveAsync(new LocationSample</w:t>
-      </w:r>
-    </w:p>
-    <w:p>
-      <w:pPr>
-        <w:widowControl w:val="0"/>
-        <w:spacing w:after="0" w:line="200" w:lineRule="exact"/>
-      </w:pPr>
-      <w:r>
-        <w:rPr>
-          <w:rFonts w:ascii="Consolas" w:hAnsi="Consolas"/>
-          <w:sz w:val="16"/>
-        </w:rPr>
-        <w:t xml:space="preserve">                {</w:t>
-      </w:r>
-    </w:p>
-    <w:p>
-      <w:pPr>
-        <w:widowControl w:val="0"/>
-        <w:spacing w:after="0" w:line="200" w:lineRule="exact"/>
-      </w:pPr>
-      <w:r>
-        <w:rPr>
-          <w:rFonts w:ascii="Consolas" w:hAnsi="Consolas"/>
-          <w:sz w:val="16"/>
-        </w:rPr>
-        <w:t xml:space="preserve">                    Latitude = location.Latitude, Longitude = location.Longitude,</w:t>
-      </w:r>
-    </w:p>
-    <w:p>
-      <w:pPr>
-        <w:widowControl w:val="0"/>
-        <w:spacing w:after="0" w:line="200" w:lineRule="exact"/>
-      </w:pPr>
-      <w:r>
-        <w:rPr>
-          <w:rFonts w:ascii="Consolas" w:hAnsi="Consolas"/>
-          <w:sz w:val="16"/>
-        </w:rPr>
-        <w:t xml:space="preserve">                    AccuracyMeters = location.Accuracy.Value,</w:t>
-      </w:r>
-    </w:p>
-    <w:p>
-      <w:pPr>
-        <w:widowControl w:val="0"/>
-        <w:spacing w:after="0" w:line="200" w:lineRule="exact"/>
-      </w:pPr>
-      <w:r>
-        <w:rPr>
-          <w:rFonts w:ascii="Consolas" w:hAnsi="Consolas"/>
-          <w:sz w:val="16"/>
-        </w:rPr>
-        <w:t xml:space="preserve">                    TimestampUtcTicks = location.Timestamp.UtcDateTime.Ticks</w:t>
-      </w:r>
-    </w:p>
-    <w:p>
-      <w:pPr>
-        <w:widowControl w:val="0"/>
-        <w:spacing w:after="0" w:line="200" w:lineRule="exact"/>
-      </w:pPr>
-      <w:r>
-        <w:rPr>
-          <w:rFonts w:ascii="Consolas" w:hAnsi="Consolas"/>
-          <w:sz w:val="16"/>
-        </w:rPr>
-        <w:t xml:space="preserve">                });</w:t>
-      </w:r>
-    </w:p>
-    <w:p>
-      <w:pPr>
-        <w:widowControl w:val="0"/>
-        <w:spacing w:after="0" w:line="200" w:lineRule="exact"/>
-      </w:pPr>
-      <w:r>
-        <w:rPr>
-          <w:rFonts w:ascii="Consolas" w:hAnsi="Consolas"/>
-          <w:sz w:val="16"/>
-        </w:rPr>
-        <w:t xml:space="preserve">                await onSaved();</w:t>
-      </w:r>
-    </w:p>
-    <w:p>
-      <w:pPr>
-        <w:widowControl w:val="0"/>
-        <w:spacing w:after="0" w:line="200" w:lineRule="exact"/>
-      </w:pPr>
-      <w:r>
-        <w:rPr>
-          <w:rFonts w:ascii="Consolas" w:hAnsi="Consolas"/>
-          <w:sz w:val="16"/>
-        </w:rPr>
-        <w:t xml:space="preserve">                onStatus($"Tracking every 10s | accuracy {location.Accuracy:0} m");</w:t>
-      </w:r>
-    </w:p>
-    <w:p>
-      <w:pPr>
-        <w:widowControl w:val="0"/>
-        <w:spacing w:after="0" w:line="200" w:lineRule="exact"/>
-      </w:pPr>
-      <w:r>
-        <w:rPr>
-          <w:rFonts w:ascii="Consolas" w:hAnsi="Consolas"/>
-          <w:sz w:val="16"/>
-        </w:rPr>
-        <w:t xml:space="preserve">            }</w:t>
-      </w:r>
-    </w:p>
-    <w:p>
-      <w:pPr>
-        <w:widowControl w:val="0"/>
-        <w:spacing w:after="0" w:line="200" w:lineRule="exact"/>
-      </w:pPr>
-      <w:r>
-        <w:rPr>
-          <w:rFonts w:ascii="Consolas" w:hAnsi="Consolas"/>
-          <w:sz w:val="16"/>
-        </w:rPr>
-        <w:t xml:space="preserve">            // Sequential awaits prevent overlapping GPS requests and writes.</w:t>
-      </w:r>
-    </w:p>
-    <w:p>
-      <w:pPr>
-        <w:widowControl w:val="0"/>
-        <w:spacing w:after="0" w:line="200" w:lineRule="exact"/>
-      </w:pPr>
-      <w:r>
-        <w:rPr>
-          <w:rFonts w:ascii="Consolas" w:hAnsi="Consolas"/>
-          <w:sz w:val="16"/>
-        </w:rPr>
-        <w:t xml:space="preserve">            await Task.Delay(TimeSpan.FromSeconds(10), token);</w:t>
-      </w:r>
-    </w:p>
-    <w:p>
-      <w:pPr>
-        <w:widowControl w:val="0"/>
-        <w:spacing w:after="0" w:line="200" w:lineRule="exact"/>
-      </w:pPr>
-      <w:r>
-        <w:rPr>
-          <w:rFonts w:ascii="Consolas" w:hAnsi="Consolas"/>
-          <w:sz w:val="16"/>
-        </w:rPr>
-        <w:t xml:space="preserve">        }</w:t>
-      </w:r>
-    </w:p>
-    <w:p>
-      <w:pPr>
-        <w:widowControl w:val="0"/>
-        <w:spacing w:after="0" w:line="200" w:lineRule="exact"/>
-      </w:pPr>
-      <w:r>
-        <w:rPr>
-          <w:rFonts w:ascii="Consolas" w:hAnsi="Consolas"/>
-          <w:sz w:val="16"/>
-        </w:rPr>
-        <w:t xml:space="preserve">    }</w:t>
-      </w:r>
-    </w:p>
-    <w:p>
-      <w:pPr>
-        <w:widowControl w:val="0"/>
-        <w:spacing w:after="0" w:line="200" w:lineRule="exact"/>
-      </w:pPr>
-      <w:r>
-        <w:rPr>
-          <w:rFonts w:ascii="Consolas" w:hAnsi="Consolas"/>
-          <w:sz w:val="16"/>
-        </w:rPr>
-        <w:t>}</w:t>
-      </w:r>
-    </w:p>
-    <w:p>
-      <w:pPr>
-        <w:pStyle w:val="Heading1"/>
-      </w:pPr>
-      <w:r>
-        <w:t>Application interface</w:t>
-      </w:r>
-    </w:p>
-    <w:p>
-      <w:pPr>
-        <w:keepNext/>
-      </w:pPr>
-      <w:r>
-        <w:rPr>
-          <w:sz w:val="18"/>
-        </w:rPr>
-        <w:t>src/LocationHeatmap.App/MainPage.cs</w:t>
-      </w:r>
-    </w:p>
-    <w:p>
-      <w:pPr>
-        <w:keepNext/>
-        <w:widowControl w:val="0"/>
-        <w:spacing w:after="0" w:line="200" w:lineRule="exact"/>
-      </w:pPr>
-      <w:r>
-        <w:rPr>
-          <w:rFonts w:ascii="Consolas" w:hAnsi="Consolas"/>
-          <w:sz w:val="16"/>
-        </w:rPr>
-        <w:t>using LocationHeatmap.App.Controls;</w:t>
-      </w:r>
-    </w:p>
-    <w:p>
-      <w:pPr>
-        <w:keepNext/>
-        <w:widowControl w:val="0"/>
-        <w:spacing w:after="0" w:line="200" w:lineRule="exact"/>
-      </w:pPr>
-      <w:r>
-        <w:rPr>
-          <w:rFonts w:ascii="Consolas" w:hAnsi="Consolas"/>
-          <w:sz w:val="16"/>
-        </w:rPr>
-        <w:t>using LocationHeatmap.App.Services;</w:t>
-      </w:r>
-    </w:p>
-    <w:p>
-      <w:pPr>
-        <w:keepNext/>
-        <w:widowControl w:val="0"/>
-        <w:spacing w:after="0" w:line="200" w:lineRule="exact"/>
-      </w:pPr>
-      <w:r>
-        <w:rPr>
-          <w:rFonts w:ascii="Consolas" w:hAnsi="Consolas"/>
-          <w:sz w:val="16"/>
-        </w:rPr>
-        <w:t>using LocationHeatmap.Core;</w:t>
-      </w:r>
-    </w:p>
-    <w:p>
-      <w:pPr>
-        <w:keepNext/>
-        <w:widowControl w:val="0"/>
-        <w:spacing w:after="0" w:line="200" w:lineRule="exact"/>
-      </w:pPr>
-      <w:r>
-        <w:rPr>
-          <w:rFonts w:ascii="Consolas" w:hAnsi="Consolas"/>
-          <w:sz w:val="16"/>
-        </w:rPr>
-        <w:t>using SQLite;</w:t>
-      </w:r>
-    </w:p>
-    <w:p>
-      <w:pPr>
-        <w:keepNext/>
-        <w:widowControl w:val="0"/>
-        <w:spacing w:after="0" w:line="200" w:lineRule="exact"/>
-      </w:pPr>
-      <w:r>
-        <w:rPr>
-          <w:rFonts w:ascii="Consolas" w:hAnsi="Consolas"/>
-          <w:sz w:val="16"/>
-        </w:rPr>
-        <w:t xml:space="preserve"> </w:t>
-      </w:r>
-    </w:p>
-    <w:p>
-      <w:pPr>
-        <w:widowControl w:val="0"/>
-        <w:spacing w:after="0" w:line="200" w:lineRule="exact"/>
-      </w:pPr>
-      <w:r>
-        <w:rPr>
-          <w:rFonts w:ascii="Consolas" w:hAnsi="Consolas"/>
-          <w:sz w:val="16"/>
-        </w:rPr>
-        <w:t>namespace LocationHeatmap.App;</w:t>
-      </w:r>
-    </w:p>
-    <w:p>
-      <w:pPr>
-        <w:widowControl w:val="0"/>
-        <w:spacing w:after="0" w:line="200" w:lineRule="exact"/>
-      </w:pPr>
-      <w:r>
-        <w:rPr>
-          <w:rFonts w:ascii="Consolas" w:hAnsi="Consolas"/>
-          <w:sz w:val="16"/>
-        </w:rPr>
-        <w:t xml:space="preserve"> </w:t>
-      </w:r>
-    </w:p>
-    <w:p>
-      <w:pPr>
-        <w:widowControl w:val="0"/>
-        <w:spacing w:after="0" w:line="200" w:lineRule="exact"/>
-      </w:pPr>
-      <w:r>
-        <w:rPr>
-          <w:rFonts w:ascii="Consolas" w:hAnsi="Consolas"/>
-          <w:sz w:val="16"/>
-        </w:rPr>
-        <w:t>public sealed class MainPage : ContentPage</w:t>
-      </w:r>
-    </w:p>
-    <w:p>
-      <w:pPr>
-        <w:widowControl w:val="0"/>
-        <w:spacing w:after="0" w:line="200" w:lineRule="exact"/>
-      </w:pPr>
-      <w:r>
-        <w:rPr>
-          <w:rFonts w:ascii="Consolas" w:hAnsi="Consolas"/>
-          <w:sz w:val="16"/>
-        </w:rPr>
-        <w:t>{</w:t>
-      </w:r>
-    </w:p>
-    <w:p>
-      <w:pPr>
-        <w:widowControl w:val="0"/>
-        <w:spacing w:after="0" w:line="200" w:lineRule="exact"/>
-      </w:pPr>
-      <w:r>
-        <w:rPr>
-          <w:rFonts w:ascii="Consolas" w:hAnsi="Consolas"/>
-          <w:sz w:val="16"/>
-        </w:rPr>
-        <w:t xml:space="preserve">    private readonly LocationRepository _live = new(Path.Combine(FileSystem.AppDataDirectory, "locations.db3"));</w:t>
-      </w:r>
-    </w:p>
-    <w:p>
-      <w:pPr>
-        <w:widowControl w:val="0"/>
-        <w:spacing w:after="0" w:line="200" w:lineRule="exact"/>
-      </w:pPr>
-      <w:r>
-        <w:rPr>
-          <w:rFonts w:ascii="Consolas" w:hAnsi="Consolas"/>
-          <w:sz w:val="16"/>
-        </w:rPr>
-        <w:t xml:space="preserve">    private readonly LocationRepository _demo = new(Path.Combine(FileSystem.AppDataDirectory, "demo.db3"));</w:t>
-      </w:r>
-    </w:p>
-    <w:p>
-      <w:pPr>
-        <w:widowControl w:val="0"/>
-        <w:spacing w:after="0" w:line="200" w:lineRule="exact"/>
-      </w:pPr>
-      <w:r>
-        <w:rPr>
-          <w:rFonts w:ascii="Consolas" w:hAnsi="Consolas"/>
-          <w:sz w:val="16"/>
-        </w:rPr>
-        <w:t xml:space="preserve">    private readonly HeatmapMap _map = new();</w:t>
-      </w:r>
-    </w:p>
-    <w:p>
-      <w:pPr>
-        <w:widowControl w:val="0"/>
-        <w:spacing w:after="0" w:line="200" w:lineRule="exact"/>
-      </w:pPr>
-      <w:r>
-        <w:rPr>
-          <w:rFonts w:ascii="Consolas" w:hAnsi="Consolas"/>
-          <w:sz w:val="16"/>
-        </w:rPr>
-        <w:t xml:space="preserve">    private readonly Label _status = new() { FontSize = 12, TextColor = Color.FromArgb("#625E70") };</w:t>
-      </w:r>
-    </w:p>
-    <w:p>
-      <w:pPr>
-        <w:widowControl w:val="0"/>
-        <w:spacing w:after="0" w:line="200" w:lineRule="exact"/>
-      </w:pPr>
-      <w:r>
-        <w:rPr>
-          <w:rFonts w:ascii="Consolas" w:hAnsi="Consolas"/>
-          <w:sz w:val="16"/>
-        </w:rPr>
-        <w:t xml:space="preserve">    private readonly Label _count = new() { FontSize = 22, FontAttributes = FontAttributes.Bold, TextColor = Color.FromArgb("#29243D") };</w:t>
-      </w:r>
-    </w:p>
-    <w:p>
-      <w:pPr>
-        <w:widowControl w:val="0"/>
-        <w:spacing w:after="0" w:line="200" w:lineRule="exact"/>
-      </w:pPr>
-      <w:r>
-        <w:rPr>
-          <w:rFonts w:ascii="Consolas" w:hAnsi="Consolas"/>
-          <w:sz w:val="16"/>
-        </w:rPr>
-        <w:t xml:space="preserve">    private readonly Button _start = new() { Text = "Start tracking", BackgroundColor = Color.FromArgb("#512BD4"), TextColor = Colors.White };</w:t>
-      </w:r>
-    </w:p>
-    <w:p>
-      <w:pPr>
-        <w:widowControl w:val="0"/>
-        <w:spacing w:after="0" w:line="200" w:lineRule="exact"/>
-      </w:pPr>
-      <w:r>
-        <w:rPr>
-          <w:rFonts w:ascii="Consolas" w:hAnsi="Consolas"/>
-          <w:sz w:val="16"/>
-        </w:rPr>
-        <w:t xml:space="preserve">    private readonly Button _stop = new() { Text = "Stop", IsEnabled = false };</w:t>
-      </w:r>
-    </w:p>
-    <w:p>
-      <w:pPr>
-        <w:widowControl w:val="0"/>
-        <w:spacing w:after="0" w:line="200" w:lineRule="exact"/>
-      </w:pPr>
-      <w:r>
-        <w:rPr>
-          <w:rFonts w:ascii="Consolas" w:hAnsi="Consolas"/>
-          <w:sz w:val="16"/>
-        </w:rPr>
-        <w:t xml:space="preserve">    private CancellationTokenSource? _tracking;</w:t>
-      </w:r>
-    </w:p>
-    <w:p>
-      <w:pPr>
-        <w:widowControl w:val="0"/>
-        <w:spacing w:after="0" w:line="200" w:lineRule="exact"/>
-      </w:pPr>
-      <w:r>
-        <w:rPr>
-          <w:rFonts w:ascii="Consolas" w:hAnsi="Consolas"/>
-          <w:sz w:val="16"/>
-        </w:rPr>
-        <w:t xml:space="preserve">    private Task? _trackingTask;</w:t>
-      </w:r>
-    </w:p>
-    <w:p>
-      <w:pPr>
-        <w:widowControl w:val="0"/>
-        <w:spacing w:after="0" w:line="200" w:lineRule="exact"/>
-      </w:pPr>
-      <w:r>
-        <w:rPr>
-          <w:rFonts w:ascii="Consolas" w:hAnsi="Consolas"/>
-          <w:sz w:val="16"/>
-        </w:rPr>
-        <w:t xml:space="preserve">    private bool _demoMode;</w:t>
-      </w:r>
-    </w:p>
-    <w:p>
-      <w:pPr>
-        <w:widowControl w:val="0"/>
-        <w:spacing w:after="0" w:line="200" w:lineRule="exact"/>
-      </w:pPr>
-      <w:r>
-        <w:rPr>
-          <w:rFonts w:ascii="Consolas" w:hAnsi="Consolas"/>
-          <w:sz w:val="16"/>
-        </w:rPr>
-        <w:t xml:space="preserve">    private bool _busy;</w:t>
-      </w:r>
-    </w:p>
-    <w:p>
-      <w:pPr>
-        <w:widowControl w:val="0"/>
-        <w:spacing w:after="0" w:line="200" w:lineRule="exact"/>
-      </w:pPr>
-      <w:r>
-        <w:rPr>
-          <w:rFonts w:ascii="Consolas" w:hAnsi="Consolas"/>
-          <w:sz w:val="16"/>
-        </w:rPr>
-        <w:t xml:space="preserve"> </w:t>
-      </w:r>
-    </w:p>
-    <w:p>
-      <w:pPr>
-        <w:widowControl w:val="0"/>
-        <w:spacing w:after="0" w:line="200" w:lineRule="exact"/>
-      </w:pPr>
-      <w:r>
-        <w:rPr>
-          <w:rFonts w:ascii="Consolas" w:hAnsi="Consolas"/>
-          <w:sz w:val="16"/>
-        </w:rPr>
-        <w:t xml:space="preserve">    public MainPage()</w:t>
-      </w:r>
-    </w:p>
-    <w:p>
-      <w:pPr>
-        <w:widowControl w:val="0"/>
-        <w:spacing w:after="0" w:line="200" w:lineRule="exact"/>
-      </w:pPr>
-      <w:r>
-        <w:rPr>
-          <w:rFonts w:ascii="Consolas" w:hAnsi="Consolas"/>
-          <w:sz w:val="16"/>
-        </w:rPr>
-        <w:t xml:space="preserve">    {</w:t>
-      </w:r>
-    </w:p>
-    <w:p>
-      <w:pPr>
-        <w:widowControl w:val="0"/>
-        <w:spacing w:after="0" w:line="200" w:lineRule="exact"/>
-      </w:pPr>
-      <w:r>
-        <w:rPr>
-          <w:rFonts w:ascii="Consolas" w:hAnsi="Consolas"/>
-          <w:sz w:val="16"/>
-        </w:rPr>
-        <w:t xml:space="preserve">        Title = "MainView";</w:t>
-      </w:r>
-    </w:p>
-    <w:p>
-      <w:pPr>
-        <w:widowControl w:val="0"/>
-        <w:spacing w:after="0" w:line="200" w:lineRule="exact"/>
-      </w:pPr>
-      <w:r>
-        <w:rPr>
-          <w:rFonts w:ascii="Consolas" w:hAnsi="Consolas"/>
-          <w:sz w:val="16"/>
-        </w:rPr>
-        <w:t xml:space="preserve">        BackgroundColor = Color.FromArgb("#FAF9FC");</w:t>
-      </w:r>
-    </w:p>
-    <w:p>
-      <w:pPr>
-        <w:widowControl w:val="0"/>
-        <w:spacing w:after="0" w:line="200" w:lineRule="exact"/>
-      </w:pPr>
-      <w:r>
-        <w:rPr>
-          <w:rFonts w:ascii="Consolas" w:hAnsi="Consolas"/>
-          <w:sz w:val="16"/>
-        </w:rPr>
-        <w:t xml:space="preserve">        var header = new VerticalStackLayout</w:t>
-      </w:r>
-    </w:p>
-    <w:p>
-      <w:pPr>
-        <w:widowControl w:val="0"/>
-        <w:spacing w:after="0" w:line="200" w:lineRule="exact"/>
-      </w:pPr>
-      <w:r>
-        <w:rPr>
-          <w:rFonts w:ascii="Consolas" w:hAnsi="Consolas"/>
-          <w:sz w:val="16"/>
-        </w:rPr>
-        <w:t xml:space="preserve">        {</w:t>
-      </w:r>
-    </w:p>
-    <w:p>
-      <w:pPr>
-        <w:widowControl w:val="0"/>
-        <w:spacing w:after="0" w:line="200" w:lineRule="exact"/>
-      </w:pPr>
-      <w:r>
-        <w:rPr>
-          <w:rFonts w:ascii="Consolas" w:hAnsi="Consolas"/>
-          <w:sz w:val="16"/>
-        </w:rPr>
-        <w:t xml:space="preserve">            Padding = new Thickness(20, 12), BackgroundColor = Color.FromArgb("#512BD4"),</w:t>
-      </w:r>
-    </w:p>
-    <w:p>
-      <w:pPr>
-        <w:widowControl w:val="0"/>
-        <w:spacing w:after="0" w:line="200" w:lineRule="exact"/>
-      </w:pPr>
-      <w:r>
-        <w:rPr>
-          <w:rFonts w:ascii="Consolas" w:hAnsi="Consolas"/>
-          <w:sz w:val="16"/>
-        </w:rPr>
-        <w:t xml:space="preserve">            Children =</w:t>
-      </w:r>
-    </w:p>
-    <w:p>
-      <w:pPr>
-        <w:widowControl w:val="0"/>
-        <w:spacing w:after="0" w:line="200" w:lineRule="exact"/>
-      </w:pPr>
-      <w:r>
-        <w:rPr>
-          <w:rFonts w:ascii="Consolas" w:hAnsi="Consolas"/>
-          <w:sz w:val="16"/>
-        </w:rPr>
-        <w:t xml:space="preserve">            {</w:t>
-      </w:r>
-    </w:p>
-    <w:p>
-      <w:pPr>
-        <w:widowControl w:val="0"/>
-        <w:spacing w:after="0" w:line="200" w:lineRule="exact"/>
-      </w:pPr>
-      <w:r>
-        <w:rPr>
-          <w:rFonts w:ascii="Consolas" w:hAnsi="Consolas"/>
-          <w:sz w:val="16"/>
-        </w:rPr>
-        <w:t xml:space="preserve">                new Label { Text = "MainView", FontSize = 20, FontAttributes = FontAttributes.Bold, TextColor = Colors.White },</w:t>
-      </w:r>
-    </w:p>
-    <w:p>
-      <w:pPr>
-        <w:widowControl w:val="0"/>
-        <w:spacing w:after="0" w:line="200" w:lineRule="exact"/>
-      </w:pPr>
-      <w:r>
-        <w:rPr>
-          <w:rFonts w:ascii="Consolas" w:hAnsi="Consolas"/>
-          <w:sz w:val="16"/>
-        </w:rPr>
-        <w:t xml:space="preserve">                new Label { Text = "LOCATION HEAT MAP", FontSize = 11, TextColor = Color.FromArgb("#E0D6FF") }</w:t>
-      </w:r>
-    </w:p>
-    <w:p>
-      <w:pPr>
-        <w:widowControl w:val="0"/>
-        <w:spacing w:after="0" w:line="200" w:lineRule="exact"/>
-      </w:pPr>
-      <w:r>
-        <w:rPr>
-          <w:rFonts w:ascii="Consolas" w:hAnsi="Consolas"/>
-          <w:sz w:val="16"/>
-        </w:rPr>
-        <w:t xml:space="preserve">            }</w:t>
-      </w:r>
-    </w:p>
-    <w:p>
-      <w:pPr>
-        <w:widowControl w:val="0"/>
-        <w:spacing w:after="0" w:line="200" w:lineRule="exact"/>
-      </w:pPr>
-      <w:r>
-        <w:rPr>
-          <w:rFonts w:ascii="Consolas" w:hAnsi="Consolas"/>
-          <w:sz w:val="16"/>
-        </w:rPr>
-        <w:t xml:space="preserve">        };</w:t>
-      </w:r>
-    </w:p>
-    <w:p>
-      <w:pPr>
-        <w:widowControl w:val="0"/>
-        <w:spacing w:after="0" w:line="200" w:lineRule="exact"/>
-      </w:pPr>
-      <w:r>
-        <w:rPr>
-          <w:rFonts w:ascii="Consolas" w:hAnsi="Consolas"/>
-          <w:sz w:val="16"/>
-        </w:rPr>
-        <w:t xml:space="preserve">        var maps = new Grid();</w:t>
-      </w:r>
-    </w:p>
-    <w:p>
-      <w:pPr>
-        <w:widowControl w:val="0"/>
-        <w:spacing w:after="0" w:line="200" w:lineRule="exact"/>
-      </w:pPr>
-      <w:r>
-        <w:rPr>
-          <w:rFonts w:ascii="Consolas" w:hAnsi="Consolas"/>
-          <w:sz w:val="16"/>
-        </w:rPr>
-        <w:t xml:space="preserve">        maps.Add(_map);</w:t>
-      </w:r>
-    </w:p>
-    <w:p>
-      <w:pPr>
-        <w:widowControl w:val="0"/>
-        <w:spacing w:after="0" w:line="200" w:lineRule="exact"/>
-      </w:pPr>
-      <w:r>
-        <w:rPr>
-          <w:rFonts w:ascii="Consolas" w:hAnsi="Consolas"/>
-          <w:sz w:val="16"/>
-        </w:rPr>
-        <w:t xml:space="preserve">        var legend = new HorizontalStackLayout { Spacing = 7, HorizontalOptions = LayoutOptions.Center };</w:t>
-      </w:r>
-    </w:p>
-    <w:p>
-      <w:pPr>
-        <w:widowControl w:val="0"/>
-        <w:spacing w:after="0" w:line="200" w:lineRule="exact"/>
-      </w:pPr>
-      <w:r>
-        <w:rPr>
-          <w:rFonts w:ascii="Consolas" w:hAnsi="Consolas"/>
-          <w:sz w:val="16"/>
-        </w:rPr>
-        <w:t xml:space="preserve">        legend.Children.Add(new Label { Text = "Low", FontSize = 11 });</w:t>
-      </w:r>
-    </w:p>
-    <w:p>
-      <w:pPr>
-        <w:widowControl w:val="0"/>
-        <w:spacing w:after="0" w:line="200" w:lineRule="exact"/>
-      </w:pPr>
-      <w:r>
-        <w:rPr>
-          <w:rFonts w:ascii="Consolas" w:hAnsi="Consolas"/>
-          <w:sz w:val="16"/>
-        </w:rPr>
-        <w:t xml:space="preserve">        foreach (double intensity in new[] { 0.05, 0.2, 0.4, 0.6, 0.8, 1.0 })</w:t>
-      </w:r>
-    </w:p>
-    <w:p>
-      <w:pPr>
-        <w:widowControl w:val="0"/>
-        <w:spacing w:after="0" w:line="200" w:lineRule="exact"/>
-      </w:pPr>
-      <w:r>
-        <w:rPr>
-          <w:rFonts w:ascii="Consolas" w:hAnsi="Consolas"/>
-          <w:sz w:val="16"/>
-        </w:rPr>
-        <w:t xml:space="preserve">        {</w:t>
-      </w:r>
-    </w:p>
-    <w:p>
-      <w:pPr>
-        <w:widowControl w:val="0"/>
-        <w:spacing w:after="0" w:line="200" w:lineRule="exact"/>
-      </w:pPr>
-      <w:r>
-        <w:rPr>
-          <w:rFonts w:ascii="Consolas" w:hAnsi="Consolas"/>
-          <w:sz w:val="16"/>
-        </w:rPr>
-        <w:t xml:space="preserve">            legend.Children.Add(new BoxView { WidthRequest = 22, HeightRequest = 9, Color = HeatPalette.ColorFor(intensity), VerticalOptions = LayoutOptions.Center });</w:t>
-      </w:r>
-    </w:p>
-    <w:p>
-      <w:pPr>
-        <w:widowControl w:val="0"/>
-        <w:spacing w:after="0" w:line="200" w:lineRule="exact"/>
-      </w:pPr>
-      <w:r>
-        <w:rPr>
-          <w:rFonts w:ascii="Consolas" w:hAnsi="Consolas"/>
-          <w:sz w:val="16"/>
-        </w:rPr>
-        <w:t xml:space="preserve">        }</w:t>
-      </w:r>
-    </w:p>
-    <w:p>
-      <w:pPr>
-        <w:widowControl w:val="0"/>
-        <w:spacing w:after="0" w:line="200" w:lineRule="exact"/>
-      </w:pPr>
-      <w:r>
-        <w:rPr>
-          <w:rFonts w:ascii="Consolas" w:hAnsi="Consolas"/>
-          <w:sz w:val="16"/>
-        </w:rPr>
-        <w:t xml:space="preserve">        legend.Children.Add(new Label { Text = "High density", FontSize = 11 });</w:t>
-      </w:r>
-    </w:p>
-    <w:p>
-      <w:pPr>
-        <w:widowControl w:val="0"/>
-        <w:spacing w:after="0" w:line="200" w:lineRule="exact"/>
-      </w:pPr>
-      <w:r>
-        <w:rPr>
-          <w:rFonts w:ascii="Consolas" w:hAnsi="Consolas"/>
-          <w:sz w:val="16"/>
-        </w:rPr>
-        <w:t xml:space="preserve">        var demo = new Button { Text = "Load demo", FontSize = 12 };</w:t>
-      </w:r>
-    </w:p>
-    <w:p>
-      <w:pPr>
-        <w:widowControl w:val="0"/>
-        <w:spacing w:after="0" w:line="200" w:lineRule="exact"/>
-      </w:pPr>
-      <w:r>
-        <w:rPr>
-          <w:rFonts w:ascii="Consolas" w:hAnsi="Consolas"/>
-          <w:sz w:val="16"/>
-        </w:rPr>
-        <w:t xml:space="preserve">        var clear = new Button { Text = "Clear", FontSize = 12 };</w:t>
-      </w:r>
-    </w:p>
-    <w:p>
-      <w:pPr>
-        <w:widowControl w:val="0"/>
-        <w:spacing w:after="0" w:line="200" w:lineRule="exact"/>
-      </w:pPr>
-      <w:r>
-        <w:rPr>
-          <w:rFonts w:ascii="Consolas" w:hAnsi="Consolas"/>
-          <w:sz w:val="16"/>
-        </w:rPr>
-        <w:t xml:space="preserve">        var buttons = new Grid { ColumnDefinitions = new ColumnDefinitionCollection(new ColumnDefinition(GridLength.Star), new ColumnDefinition(GridLength.Auto)), ColumnSpacing = 10 };</w:t>
-      </w:r>
-    </w:p>
-    <w:p>
-      <w:pPr>
-        <w:widowControl w:val="0"/>
-        <w:spacing w:after="0" w:line="200" w:lineRule="exact"/>
-      </w:pPr>
-      <w:r>
-        <w:rPr>
-          <w:rFonts w:ascii="Consolas" w:hAnsi="Consolas"/>
-          <w:sz w:val="16"/>
-        </w:rPr>
-        <w:t xml:space="preserve">        buttons.Add(_start, 0); buttons.Add(_stop, 1);</w:t>
-      </w:r>
-    </w:p>
-    <w:p>
-      <w:pPr>
-        <w:widowControl w:val="0"/>
-        <w:spacing w:after="0" w:line="200" w:lineRule="exact"/>
-      </w:pPr>
-      <w:r>
-        <w:rPr>
-          <w:rFonts w:ascii="Consolas" w:hAnsi="Consolas"/>
-          <w:sz w:val="16"/>
-        </w:rPr>
-        <w:t xml:space="preserve">        var secondary = new HorizontalStackLayout { Spacing = 10, Children = { demo, clear } };</w:t>
-      </w:r>
-    </w:p>
-    <w:p>
-      <w:pPr>
-        <w:widowControl w:val="0"/>
-        <w:spacing w:after="0" w:line="200" w:lineRule="exact"/>
-      </w:pPr>
-      <w:r>
-        <w:rPr>
-          <w:rFonts w:ascii="Consolas" w:hAnsi="Consolas"/>
-          <w:sz w:val="16"/>
-        </w:rPr>
-        <w:t xml:space="preserve">        var footer = new VerticalStackLayout</w:t>
-      </w:r>
-    </w:p>
-    <w:p>
-      <w:pPr>
-        <w:widowControl w:val="0"/>
-        <w:spacing w:after="0" w:line="200" w:lineRule="exact"/>
-      </w:pPr>
-      <w:r>
-        <w:rPr>
-          <w:rFonts w:ascii="Consolas" w:hAnsi="Consolas"/>
-          <w:sz w:val="16"/>
-        </w:rPr>
-        <w:t xml:space="preserve">        {</w:t>
-      </w:r>
-    </w:p>
-    <w:p>
-      <w:pPr>
-        <w:widowControl w:val="0"/>
-        <w:spacing w:after="0" w:line="200" w:lineRule="exact"/>
-      </w:pPr>
-      <w:r>
-        <w:rPr>
-          <w:rFonts w:ascii="Consolas" w:hAnsi="Consolas"/>
-          <w:sz w:val="16"/>
-        </w:rPr>
-        <w:t xml:space="preserve">            Padding = new Thickness(18, 12), Spacing = 7,</w:t>
-      </w:r>
-    </w:p>
-    <w:p>
-      <w:pPr>
-        <w:widowControl w:val="0"/>
-        <w:spacing w:after="0" w:line="200" w:lineRule="exact"/>
-      </w:pPr>
-      <w:r>
-        <w:rPr>
-          <w:rFonts w:ascii="Consolas" w:hAnsi="Consolas"/>
-          <w:sz w:val="16"/>
-        </w:rPr>
-        <w:t xml:space="preserve">            Children = { legend, _count, _status, buttons, secondary,</w:t>
-      </w:r>
-    </w:p>
-    <w:p>
-      <w:pPr>
-        <w:widowControl w:val="0"/>
-        <w:spacing w:after="0" w:line="200" w:lineRule="exact"/>
-      </w:pPr>
-      <w:r>
-        <w:rPr>
-          <w:rFonts w:ascii="Consolas" w:hAnsi="Consolas"/>
-          <w:sz w:val="16"/>
-        </w:rPr>
-        <w:t xml:space="preserve">                new Label { Text = "Saved on this device in SQLite. Tracking stops when the app is hidden.", FontSize = 11, TextColor = Color.FromArgb("#625E70") } }</w:t>
-      </w:r>
-    </w:p>
-    <w:p>
-      <w:pPr>
-        <w:widowControl w:val="0"/>
-        <w:spacing w:after="0" w:line="200" w:lineRule="exact"/>
-      </w:pPr>
-      <w:r>
-        <w:rPr>
-          <w:rFonts w:ascii="Consolas" w:hAnsi="Consolas"/>
-          <w:sz w:val="16"/>
-        </w:rPr>
-        <w:t xml:space="preserve">        };</w:t>
-      </w:r>
-    </w:p>
-    <w:p>
-      <w:pPr>
-        <w:widowControl w:val="0"/>
-        <w:spacing w:after="0" w:line="200" w:lineRule="exact"/>
-      </w:pPr>
-      <w:r>
-        <w:rPr>
-          <w:rFonts w:ascii="Consolas" w:hAnsi="Consolas"/>
-          <w:sz w:val="16"/>
-        </w:rPr>
-        <w:t xml:space="preserve">        var layout = new Grid { RowDefinitions = new RowDefinitionCollection(new RowDefinition(GridLength.Auto), new RowDefinition(GridLength.Star), new RowDefinition(GridLength.Auto)) };</w:t>
-      </w:r>
-    </w:p>
-    <w:p>
-      <w:pPr>
-        <w:widowControl w:val="0"/>
-        <w:spacing w:after="0" w:line="200" w:lineRule="exact"/>
-      </w:pPr>
-      <w:r>
-        <w:rPr>
-          <w:rFonts w:ascii="Consolas" w:hAnsi="Consolas"/>
-          <w:sz w:val="16"/>
-        </w:rPr>
-        <w:t xml:space="preserve">        layout.Add(header, 0, 0); layout.Add(maps, 0, 1); layout.Add(footer, 0, 2);</w:t>
-      </w:r>
-    </w:p>
-    <w:p>
-      <w:pPr>
-        <w:widowControl w:val="0"/>
-        <w:spacing w:after="0" w:line="200" w:lineRule="exact"/>
-      </w:pPr>
-      <w:r>
-        <w:rPr>
-          <w:rFonts w:ascii="Consolas" w:hAnsi="Consolas"/>
-          <w:sz w:val="16"/>
-        </w:rPr>
-        <w:t xml:space="preserve">        Content = layout;</w:t>
-      </w:r>
-    </w:p>
-    <w:p>
-      <w:pPr>
-        <w:widowControl w:val="0"/>
-        <w:spacing w:after="0" w:line="200" w:lineRule="exact"/>
-      </w:pPr>
-      <w:r>
-        <w:rPr>
-          <w:rFonts w:ascii="Consolas" w:hAnsi="Consolas"/>
-          <w:sz w:val="16"/>
-        </w:rPr>
-        <w:t xml:space="preserve">        _start.Clicked += async (_, _) =&gt; await StartAsync();</w:t>
-      </w:r>
-    </w:p>
-    <w:p>
-      <w:pPr>
-        <w:widowControl w:val="0"/>
-        <w:spacing w:after="0" w:line="200" w:lineRule="exact"/>
-      </w:pPr>
-      <w:r>
-        <w:rPr>
-          <w:rFonts w:ascii="Consolas" w:hAnsi="Consolas"/>
-          <w:sz w:val="16"/>
-        </w:rPr>
-        <w:t xml:space="preserve">        _stop.Clicked += async (_, _) =&gt; await StopAsync();</w:t>
-      </w:r>
-    </w:p>
-    <w:p>
-      <w:pPr>
-        <w:widowControl w:val="0"/>
-        <w:spacing w:after="0" w:line="200" w:lineRule="exact"/>
-      </w:pPr>
-      <w:r>
-        <w:rPr>
-          <w:rFonts w:ascii="Consolas" w:hAnsi="Consolas"/>
-          <w:sz w:val="16"/>
-        </w:rPr>
-        <w:t xml:space="preserve">        demo.Clicked += async (_, _) =&gt; await LoadDemoAsync();</w:t>
-      </w:r>
-    </w:p>
-    <w:p>
-      <w:pPr>
-        <w:widowControl w:val="0"/>
-        <w:spacing w:after="0" w:line="200" w:lineRule="exact"/>
-      </w:pPr>
-      <w:r>
-        <w:rPr>
-          <w:rFonts w:ascii="Consolas" w:hAnsi="Consolas"/>
-          <w:sz w:val="16"/>
-        </w:rPr>
-        <w:t xml:space="preserve">        clear.Clicked += async (_, _) =&gt; await ClearAsync();</w:t>
-      </w:r>
-    </w:p>
-    <w:p>
-      <w:pPr>
-        <w:widowControl w:val="0"/>
-        <w:spacing w:after="0" w:line="200" w:lineRule="exact"/>
-      </w:pPr>
-      <w:r>
-        <w:rPr>
-          <w:rFonts w:ascii="Consolas" w:hAnsi="Consolas"/>
-          <w:sz w:val="16"/>
-        </w:rPr>
-        <w:t xml:space="preserve">    }</w:t>
-      </w:r>
-    </w:p>
-    <w:p>
-      <w:pPr>
-        <w:widowControl w:val="0"/>
-        <w:spacing w:after="0" w:line="200" w:lineRule="exact"/>
-      </w:pPr>
-      <w:r>
-        <w:rPr>
-          <w:rFonts w:ascii="Consolas" w:hAnsi="Consolas"/>
-          <w:sz w:val="16"/>
-        </w:rPr>
-        <w:t xml:space="preserve"> </w:t>
-      </w:r>
-    </w:p>
-    <w:p>
-      <w:pPr>
-        <w:widowControl w:val="0"/>
-        <w:spacing w:after="0" w:line="200" w:lineRule="exact"/>
-      </w:pPr>
-      <w:r>
-        <w:rPr>
-          <w:rFonts w:ascii="Consolas" w:hAnsi="Consolas"/>
-          <w:sz w:val="16"/>
-        </w:rPr>
-        <w:t xml:space="preserve">    protected override async void OnAppearing()</w:t>
-      </w:r>
-    </w:p>
-    <w:p>
-      <w:pPr>
-        <w:widowControl w:val="0"/>
-        <w:spacing w:after="0" w:line="200" w:lineRule="exact"/>
-      </w:pPr>
-      <w:r>
-        <w:rPr>
-          <w:rFonts w:ascii="Consolas" w:hAnsi="Consolas"/>
-          <w:sz w:val="16"/>
-        </w:rPr>
-        <w:t xml:space="preserve">    {</w:t>
-      </w:r>
-    </w:p>
-    <w:p>
-      <w:pPr>
-        <w:widowControl w:val="0"/>
-        <w:spacing w:after="0" w:line="200" w:lineRule="exact"/>
-      </w:pPr>
-      <w:r>
-        <w:rPr>
-          <w:rFonts w:ascii="Consolas" w:hAnsi="Consolas"/>
-          <w:sz w:val="16"/>
-        </w:rPr>
-        <w:t xml:space="preserve">        base.OnAppearing();</w:t>
-      </w:r>
-    </w:p>
-    <w:p>
-      <w:pPr>
-        <w:widowControl w:val="0"/>
-        <w:spacing w:after="0" w:line="200" w:lineRule="exact"/>
-      </w:pPr>
-      <w:r>
-        <w:rPr>
-          <w:rFonts w:ascii="Consolas" w:hAnsi="Consolas"/>
-          <w:sz w:val="16"/>
-        </w:rPr>
-        <w:t xml:space="preserve">        try { await RefreshAsync(true); SetStatus("Ready | Load demo or start GPS tracking"); }</w:t>
-      </w:r>
-    </w:p>
-    <w:p>
-      <w:pPr>
-        <w:widowControl w:val="0"/>
-        <w:spacing w:after="0" w:line="200" w:lineRule="exact"/>
-      </w:pPr>
-      <w:r>
-        <w:rPr>
-          <w:rFonts w:ascii="Consolas" w:hAnsi="Consolas"/>
-          <w:sz w:val="16"/>
-        </w:rPr>
-        <w:t xml:space="preserve">        catch (SQLiteException) { SetStatus("Could not open the location database."); }</w:t>
-      </w:r>
-    </w:p>
-    <w:p>
-      <w:pPr>
-        <w:widowControl w:val="0"/>
-        <w:spacing w:after="0" w:line="200" w:lineRule="exact"/>
-      </w:pPr>
-      <w:r>
-        <w:rPr>
-          <w:rFonts w:ascii="Consolas" w:hAnsi="Consolas"/>
-          <w:sz w:val="16"/>
-        </w:rPr>
-        <w:t xml:space="preserve">    }</w:t>
-      </w:r>
-    </w:p>
-    <w:p>
-      <w:pPr>
-        <w:widowControl w:val="0"/>
-        <w:spacing w:after="0" w:line="200" w:lineRule="exact"/>
-      </w:pPr>
-      <w:r>
-        <w:rPr>
-          <w:rFonts w:ascii="Consolas" w:hAnsi="Consolas"/>
-          <w:sz w:val="16"/>
-        </w:rPr>
-        <w:t xml:space="preserve"> </w:t>
-      </w:r>
-    </w:p>
-    <w:p>
-      <w:pPr>
-        <w:widowControl w:val="0"/>
-        <w:spacing w:after="0" w:line="200" w:lineRule="exact"/>
-      </w:pPr>
-      <w:r>
-        <w:rPr>
-          <w:rFonts w:ascii="Consolas" w:hAnsi="Consolas"/>
-          <w:sz w:val="16"/>
-        </w:rPr>
-        <w:t xml:space="preserve">    protected override void OnDisappearing()</w:t>
-      </w:r>
-    </w:p>
-    <w:p>
-      <w:pPr>
-        <w:widowControl w:val="0"/>
-        <w:spacing w:after="0" w:line="200" w:lineRule="exact"/>
-      </w:pPr>
-      <w:r>
-        <w:rPr>
-          <w:rFonts w:ascii="Consolas" w:hAnsi="Consolas"/>
-          <w:sz w:val="16"/>
-        </w:rPr>
-        <w:t xml:space="preserve">    {</w:t>
-      </w:r>
-    </w:p>
-    <w:p>
-      <w:pPr>
-        <w:widowControl w:val="0"/>
-        <w:spacing w:after="0" w:line="200" w:lineRule="exact"/>
-      </w:pPr>
-      <w:r>
-        <w:rPr>
-          <w:rFonts w:ascii="Consolas" w:hAnsi="Consolas"/>
-          <w:sz w:val="16"/>
-        </w:rPr>
-        <w:t xml:space="preserve">        _tracking?.Cancel();</w:t>
-      </w:r>
-    </w:p>
-    <w:p>
-      <w:pPr>
-        <w:widowControl w:val="0"/>
-        <w:spacing w:after="0" w:line="200" w:lineRule="exact"/>
-      </w:pPr>
-      <w:r>
-        <w:rPr>
-          <w:rFonts w:ascii="Consolas" w:hAnsi="Consolas"/>
-          <w:sz w:val="16"/>
-        </w:rPr>
-        <w:t xml:space="preserve">        base.OnDisappearing();</w:t>
-      </w:r>
-    </w:p>
-    <w:p>
-      <w:pPr>
-        <w:widowControl w:val="0"/>
-        <w:spacing w:after="0" w:line="200" w:lineRule="exact"/>
-      </w:pPr>
-      <w:r>
-        <w:rPr>
-          <w:rFonts w:ascii="Consolas" w:hAnsi="Consolas"/>
-          <w:sz w:val="16"/>
-        </w:rPr>
-        <w:t xml:space="preserve">    }</w:t>
-      </w:r>
-    </w:p>
-    <w:p>
-      <w:pPr>
-        <w:widowControl w:val="0"/>
-        <w:spacing w:after="0" w:line="200" w:lineRule="exact"/>
-      </w:pPr>
-      <w:r>
-        <w:rPr>
-          <w:rFonts w:ascii="Consolas" w:hAnsi="Consolas"/>
-          <w:sz w:val="16"/>
-        </w:rPr>
-        <w:t xml:space="preserve"> </w:t>
-      </w:r>
-    </w:p>
-    <w:p>
-      <w:pPr>
-        <w:widowControl w:val="0"/>
-        <w:spacing w:after="0" w:line="200" w:lineRule="exact"/>
-      </w:pPr>
-      <w:r>
-        <w:rPr>
-          <w:rFonts w:ascii="Consolas" w:hAnsi="Consolas"/>
-          <w:sz w:val="16"/>
-        </w:rPr>
-        <w:t xml:space="preserve">    public void SuspendTracking() =&gt; _tracking?.Cancel();</w:t>
-      </w:r>
-    </w:p>
-    <w:p>
-      <w:pPr>
-        <w:widowControl w:val="0"/>
-        <w:spacing w:after="0" w:line="200" w:lineRule="exact"/>
-      </w:pPr>
-      <w:r>
-        <w:rPr>
-          <w:rFonts w:ascii="Consolas" w:hAnsi="Consolas"/>
-          <w:sz w:val="16"/>
-        </w:rPr>
-        <w:t xml:space="preserve"> </w:t>
-      </w:r>
-    </w:p>
-    <w:p>
-      <w:pPr>
-        <w:widowControl w:val="0"/>
-        <w:spacing w:after="0" w:line="200" w:lineRule="exact"/>
-      </w:pPr>
-      <w:r>
-        <w:rPr>
-          <w:rFonts w:ascii="Consolas" w:hAnsi="Consolas"/>
-          <w:sz w:val="16"/>
-        </w:rPr>
-        <w:t xml:space="preserve">    private void SetStatus(string text) =&gt; MainThread.BeginInvokeOnMainThread(() =&gt; _status.Text = text);</w:t>
-      </w:r>
-    </w:p>
-    <w:p>
-      <w:pPr>
-        <w:widowControl w:val="0"/>
-        <w:spacing w:after="0" w:line="200" w:lineRule="exact"/>
-      </w:pPr>
-      <w:r>
-        <w:rPr>
-          <w:rFonts w:ascii="Consolas" w:hAnsi="Consolas"/>
-          <w:sz w:val="16"/>
-        </w:rPr>
-        <w:t xml:space="preserve"> </w:t>
-      </w:r>
-    </w:p>
-    <w:p>
-      <w:pPr>
-        <w:widowControl w:val="0"/>
-        <w:spacing w:after="0" w:line="200" w:lineRule="exact"/>
-      </w:pPr>
-      <w:r>
-        <w:rPr>
-          <w:rFonts w:ascii="Consolas" w:hAnsi="Consolas"/>
-          <w:sz w:val="16"/>
-        </w:rPr>
-        <w:t xml:space="preserve">    private async Task RefreshAsync(bool center = false)</w:t>
-      </w:r>
-    </w:p>
-    <w:p>
-      <w:pPr>
-        <w:widowControl w:val="0"/>
-        <w:spacing w:after="0" w:line="200" w:lineRule="exact"/>
-      </w:pPr>
-      <w:r>
-        <w:rPr>
-          <w:rFonts w:ascii="Consolas" w:hAnsi="Consolas"/>
-          <w:sz w:val="16"/>
-        </w:rPr>
-        <w:t xml:space="preserve">    {</w:t>
-      </w:r>
-    </w:p>
-    <w:p>
-      <w:pPr>
-        <w:widowControl w:val="0"/>
-        <w:spacing w:after="0" w:line="200" w:lineRule="exact"/>
-      </w:pPr>
-      <w:r>
-        <w:rPr>
-          <w:rFonts w:ascii="Consolas" w:hAnsi="Consolas"/>
-          <w:sz w:val="16"/>
-        </w:rPr>
-        <w:t xml:space="preserve">        List&lt;LocationSample&gt; samples = await (_demoMode ? _demo : _live).GetRecentAsync();</w:t>
-      </w:r>
-    </w:p>
-    <w:p>
-      <w:pPr>
-        <w:widowControl w:val="0"/>
-        <w:spacing w:after="0" w:line="200" w:lineRule="exact"/>
-      </w:pPr>
-      <w:r>
-        <w:rPr>
-          <w:rFonts w:ascii="Consolas" w:hAnsi="Consolas"/>
-          <w:sz w:val="16"/>
-        </w:rPr>
-        <w:t xml:space="preserve">        await MainThread.InvokeOnMainThreadAsync(() =&gt;</w:t>
-      </w:r>
-    </w:p>
-    <w:p>
-      <w:pPr>
-        <w:widowControl w:val="0"/>
-        <w:spacing w:after="0" w:line="200" w:lineRule="exact"/>
-      </w:pPr>
-      <w:r>
-        <w:rPr>
-          <w:rFonts w:ascii="Consolas" w:hAnsi="Consolas"/>
-          <w:sz w:val="16"/>
-        </w:rPr>
-        <w:t xml:space="preserve">        {</w:t>
-      </w:r>
-    </w:p>
-    <w:p>
-      <w:pPr>
-        <w:widowControl w:val="0"/>
-        <w:spacing w:after="0" w:line="200" w:lineRule="exact"/>
-      </w:pPr>
-      <w:r>
-        <w:rPr>
-          <w:rFonts w:ascii="Consolas" w:hAnsi="Consolas"/>
-          <w:sz w:val="16"/>
-        </w:rPr>
-        <w:t xml:space="preserve">            _count.Text = $"{samples.Count} saved locations";</w:t>
-      </w:r>
-    </w:p>
-    <w:p>
-      <w:pPr>
-        <w:widowControl w:val="0"/>
-        <w:spacing w:after="0" w:line="200" w:lineRule="exact"/>
-      </w:pPr>
-      <w:r>
-        <w:rPr>
-          <w:rFonts w:ascii="Consolas" w:hAnsi="Consolas"/>
-          <w:sz w:val="16"/>
-        </w:rPr>
-        <w:t xml:space="preserve">            // Both recorded GPS fixes and sample data use the native MAUI Map.</w:t>
-      </w:r>
-    </w:p>
-    <w:p>
-      <w:pPr>
-        <w:widowControl w:val="0"/>
-        <w:spacing w:after="0" w:line="200" w:lineRule="exact"/>
-      </w:pPr>
-      <w:r>
-        <w:rPr>
-          <w:rFonts w:ascii="Consolas" w:hAnsi="Consolas"/>
-          <w:sz w:val="16"/>
-        </w:rPr>
-        <w:t xml:space="preserve">            _map.Render(samples, center);</w:t>
-      </w:r>
-    </w:p>
-    <w:p>
-      <w:pPr>
-        <w:widowControl w:val="0"/>
-        <w:spacing w:after="0" w:line="200" w:lineRule="exact"/>
-      </w:pPr>
-      <w:r>
-        <w:rPr>
-          <w:rFonts w:ascii="Consolas" w:hAnsi="Consolas"/>
-          <w:sz w:val="16"/>
-        </w:rPr>
-        <w:t xml:space="preserve">        });</w:t>
-      </w:r>
-    </w:p>
-    <w:p>
-      <w:pPr>
-        <w:widowControl w:val="0"/>
-        <w:spacing w:after="0" w:line="200" w:lineRule="exact"/>
-      </w:pPr>
-      <w:r>
-        <w:rPr>
-          <w:rFonts w:ascii="Consolas" w:hAnsi="Consolas"/>
-          <w:sz w:val="16"/>
-        </w:rPr>
-        <w:t xml:space="preserve">    }</w:t>
-      </w:r>
-    </w:p>
-    <w:p>
-      <w:pPr>
-        <w:widowControl w:val="0"/>
-        <w:spacing w:after="0" w:line="200" w:lineRule="exact"/>
-      </w:pPr>
-      <w:r>
-        <w:rPr>
-          <w:rFonts w:ascii="Consolas" w:hAnsi="Consolas"/>
-          <w:sz w:val="16"/>
-        </w:rPr>
-        <w:t xml:space="preserve"> </w:t>
-      </w:r>
-    </w:p>
-    <w:p>
-      <w:pPr>
-        <w:widowControl w:val="0"/>
-        <w:spacing w:after="0" w:line="200" w:lineRule="exact"/>
-      </w:pPr>
-      <w:r>
-        <w:rPr>
-          <w:rFonts w:ascii="Consolas" w:hAnsi="Consolas"/>
-          <w:sz w:val="16"/>
-        </w:rPr>
-        <w:t xml:space="preserve">    private async Task StartAsync()</w:t>
-      </w:r>
-    </w:p>
-    <w:p>
-      <w:pPr>
-        <w:widowControl w:val="0"/>
-        <w:spacing w:after="0" w:line="200" w:lineRule="exact"/>
-      </w:pPr>
-      <w:r>
-        <w:rPr>
-          <w:rFonts w:ascii="Consolas" w:hAnsi="Consolas"/>
-          <w:sz w:val="16"/>
-        </w:rPr>
-        <w:t xml:space="preserve">    {</w:t>
-      </w:r>
-    </w:p>
-    <w:p>
-      <w:pPr>
-        <w:widowControl w:val="0"/>
-        <w:spacing w:after="0" w:line="200" w:lineRule="exact"/>
-      </w:pPr>
-      <w:r>
-        <w:rPr>
-          <w:rFonts w:ascii="Consolas" w:hAnsi="Consolas"/>
-          <w:sz w:val="16"/>
-        </w:rPr>
-        <w:t xml:space="preserve">        if (_busy || _trackingTask is { IsCompleted: false }) return;</w:t>
-      </w:r>
-    </w:p>
-    <w:p>
-      <w:pPr>
-        <w:widowControl w:val="0"/>
-        <w:spacing w:after="0" w:line="200" w:lineRule="exact"/>
-      </w:pPr>
-      <w:r>
-        <w:rPr>
-          <w:rFonts w:ascii="Consolas" w:hAnsi="Consolas"/>
-          <w:sz w:val="16"/>
-        </w:rPr>
-        <w:t xml:space="preserve">        _busy = true;</w:t>
-      </w:r>
-    </w:p>
-    <w:p>
-      <w:pPr>
-        <w:widowControl w:val="0"/>
-        <w:spacing w:after="0" w:line="200" w:lineRule="exact"/>
-      </w:pPr>
-      <w:r>
-        <w:rPr>
-          <w:rFonts w:ascii="Consolas" w:hAnsi="Consolas"/>
-          <w:sz w:val="16"/>
-        </w:rPr>
-        <w:t xml:space="preserve">        try</w:t>
-      </w:r>
-    </w:p>
-    <w:p>
-      <w:pPr>
-        <w:widowControl w:val="0"/>
-        <w:spacing w:after="0" w:line="200" w:lineRule="exact"/>
-      </w:pPr>
-      <w:r>
-        <w:rPr>
-          <w:rFonts w:ascii="Consolas" w:hAnsi="Consolas"/>
-          <w:sz w:val="16"/>
-        </w:rPr>
-        <w:t xml:space="preserve">        {</w:t>
-      </w:r>
-    </w:p>
-    <w:p>
-      <w:pPr>
-        <w:widowControl w:val="0"/>
-        <w:spacing w:after="0" w:line="200" w:lineRule="exact"/>
-      </w:pPr>
-      <w:r>
-        <w:rPr>
-          <w:rFonts w:ascii="Consolas" w:hAnsi="Consolas"/>
-          <w:sz w:val="16"/>
-        </w:rPr>
-        <w:t xml:space="preserve">            PermissionStatus permission = await Permissions.RequestAsync&lt;Permissions.LocationWhenInUse&gt;();</w:t>
-      </w:r>
-    </w:p>
-    <w:p>
-      <w:pPr>
-        <w:widowControl w:val="0"/>
-        <w:spacing w:after="0" w:line="200" w:lineRule="exact"/>
-      </w:pPr>
-      <w:r>
-        <w:rPr>
-          <w:rFonts w:ascii="Consolas" w:hAnsi="Consolas"/>
-          <w:sz w:val="16"/>
-        </w:rPr>
-        <w:t xml:space="preserve">            if (permission != PermissionStatus.Granted) { SetStatus("Location permission denied. Enable it in Settings."); return; }</w:t>
-      </w:r>
-    </w:p>
-    <w:p>
-      <w:pPr>
-        <w:widowControl w:val="0"/>
-        <w:spacing w:after="0" w:line="200" w:lineRule="exact"/>
-      </w:pPr>
-      <w:r>
-        <w:rPr>
-          <w:rFonts w:ascii="Consolas" w:hAnsi="Consolas"/>
-          <w:sz w:val="16"/>
-        </w:rPr>
-        <w:t xml:space="preserve">            _demoMode = false;</w:t>
-      </w:r>
-    </w:p>
-    <w:p>
-      <w:pPr>
-        <w:widowControl w:val="0"/>
-        <w:spacing w:after="0" w:line="200" w:lineRule="exact"/>
-      </w:pPr>
-      <w:r>
-        <w:rPr>
-          <w:rFonts w:ascii="Consolas" w:hAnsi="Consolas"/>
-          <w:sz w:val="16"/>
-        </w:rPr>
-        <w:t xml:space="preserve">            await RefreshAsync(true);</w:t>
-      </w:r>
-    </w:p>
-    <w:p>
-      <w:pPr>
-        <w:widowControl w:val="0"/>
-        <w:spacing w:after="0" w:line="200" w:lineRule="exact"/>
-      </w:pPr>
-      <w:r>
-        <w:rPr>
-          <w:rFonts w:ascii="Consolas" w:hAnsi="Consolas"/>
-          <w:sz w:val="16"/>
-        </w:rPr>
-        <w:t xml:space="preserve">            _tracking = new CancellationTokenSource();</w:t>
-      </w:r>
-    </w:p>
-    <w:p>
-      <w:pPr>
-        <w:widowControl w:val="0"/>
-        <w:spacing w:after="0" w:line="200" w:lineRule="exact"/>
-      </w:pPr>
-      <w:r>
-        <w:rPr>
-          <w:rFonts w:ascii="Consolas" w:hAnsi="Consolas"/>
-          <w:sz w:val="16"/>
-        </w:rPr>
-        <w:t xml:space="preserve">            _start.IsEnabled = false; _stop.IsEnabled = true;</w:t>
-      </w:r>
-    </w:p>
-    <w:p>
-      <w:pPr>
-        <w:widowControl w:val="0"/>
-        <w:spacing w:after="0" w:line="200" w:lineRule="exact"/>
-      </w:pPr>
-      <w:r>
-        <w:rPr>
-          <w:rFonts w:ascii="Consolas" w:hAnsi="Consolas"/>
-          <w:sz w:val="16"/>
-        </w:rPr>
-        <w:t xml:space="preserve">            SetStatus("Acquiring GPS location...");</w:t>
-      </w:r>
-    </w:p>
-    <w:p>
-      <w:pPr>
-        <w:widowControl w:val="0"/>
-        <w:spacing w:after="0" w:line="200" w:lineRule="exact"/>
-      </w:pPr>
-      <w:r>
-        <w:rPr>
-          <w:rFonts w:ascii="Consolas" w:hAnsi="Consolas"/>
-          <w:sz w:val="16"/>
-        </w:rPr>
-        <w:t xml:space="preserve">            _trackingTask = TrackAsync(_tracking.Token);</w:t>
-      </w:r>
-    </w:p>
-    <w:p>
-      <w:pPr>
-        <w:widowControl w:val="0"/>
-        <w:spacing w:after="0" w:line="200" w:lineRule="exact"/>
-      </w:pPr>
-      <w:r>
-        <w:rPr>
-          <w:rFonts w:ascii="Consolas" w:hAnsi="Consolas"/>
-          <w:sz w:val="16"/>
-        </w:rPr>
-        <w:t xml:space="preserve">        }</w:t>
-      </w:r>
-    </w:p>
-    <w:p>
-      <w:pPr>
-        <w:widowControl w:val="0"/>
-        <w:spacing w:after="0" w:line="200" w:lineRule="exact"/>
-      </w:pPr>
-      <w:r>
-        <w:rPr>
-          <w:rFonts w:ascii="Consolas" w:hAnsi="Consolas"/>
-          <w:sz w:val="16"/>
-        </w:rPr>
-        <w:t xml:space="preserve">        catch (PermissionException) { SetStatus("Location permission is unavailable."); }</w:t>
-      </w:r>
-    </w:p>
-    <w:p>
-      <w:pPr>
-        <w:widowControl w:val="0"/>
-        <w:spacing w:after="0" w:line="200" w:lineRule="exact"/>
-      </w:pPr>
-      <w:r>
-        <w:rPr>
-          <w:rFonts w:ascii="Consolas" w:hAnsi="Consolas"/>
-          <w:sz w:val="16"/>
-        </w:rPr>
-        <w:t xml:space="preserve">        catch (SQLiteException) { SetStatus("Database unavailable. Tracking was not started."); }</w:t>
-      </w:r>
-    </w:p>
-    <w:p>
-      <w:pPr>
-        <w:widowControl w:val="0"/>
-        <w:spacing w:after="0" w:line="200" w:lineRule="exact"/>
-      </w:pPr>
-      <w:r>
-        <w:rPr>
-          <w:rFonts w:ascii="Consolas" w:hAnsi="Consolas"/>
-          <w:sz w:val="16"/>
-        </w:rPr>
-        <w:t xml:space="preserve">        finally { _busy = false; }</w:t>
-      </w:r>
-    </w:p>
-    <w:p>
-      <w:pPr>
-        <w:widowControl w:val="0"/>
-        <w:spacing w:after="0" w:line="200" w:lineRule="exact"/>
-      </w:pPr>
-      <w:r>
-        <w:rPr>
-          <w:rFonts w:ascii="Consolas" w:hAnsi="Consolas"/>
-          <w:sz w:val="16"/>
-        </w:rPr>
-        <w:t xml:space="preserve">    }</w:t>
-      </w:r>
-    </w:p>
-    <w:p>
-      <w:pPr>
-        <w:widowControl w:val="0"/>
-        <w:spacing w:after="0" w:line="200" w:lineRule="exact"/>
-      </w:pPr>
-      <w:r>
-        <w:rPr>
-          <w:rFonts w:ascii="Consolas" w:hAnsi="Consolas"/>
-          <w:sz w:val="16"/>
-        </w:rPr>
-        <w:t xml:space="preserve"> </w:t>
-      </w:r>
-    </w:p>
-    <w:p>
-      <w:pPr>
-        <w:widowControl w:val="0"/>
-        <w:spacing w:after="0" w:line="200" w:lineRule="exact"/>
-      </w:pPr>
-      <w:r>
-        <w:rPr>
-          <w:rFonts w:ascii="Consolas" w:hAnsi="Consolas"/>
-          <w:sz w:val="16"/>
-        </w:rPr>
-        <w:t xml:space="preserve">    private async Task TrackAsync(CancellationToken token)</w:t>
-      </w:r>
-    </w:p>
-    <w:p>
-      <w:pPr>
-        <w:widowControl w:val="0"/>
-        <w:spacing w:after="0" w:line="200" w:lineRule="exact"/>
-      </w:pPr>
-      <w:r>
-        <w:rPr>
-          <w:rFonts w:ascii="Consolas" w:hAnsi="Consolas"/>
-          <w:sz w:val="16"/>
-        </w:rPr>
-        <w:t xml:space="preserve">    {</w:t>
-      </w:r>
-    </w:p>
-    <w:p>
-      <w:pPr>
-        <w:widowControl w:val="0"/>
-        <w:spacing w:after="0" w:line="200" w:lineRule="exact"/>
-      </w:pPr>
-      <w:r>
-        <w:rPr>
-          <w:rFonts w:ascii="Consolas" w:hAnsi="Consolas"/>
-          <w:sz w:val="16"/>
-        </w:rPr>
-        <w:t xml:space="preserve">        try { await new LocationTracker(_live).RunAsync(() =&gt; RefreshAsync(true), SetStatus, token); }</w:t>
-      </w:r>
-    </w:p>
-    <w:p>
-      <w:pPr>
-        <w:widowControl w:val="0"/>
-        <w:spacing w:after="0" w:line="200" w:lineRule="exact"/>
-      </w:pPr>
-      <w:r>
-        <w:rPr>
-          <w:rFonts w:ascii="Consolas" w:hAnsi="Consolas"/>
-          <w:sz w:val="16"/>
-        </w:rPr>
-        <w:t xml:space="preserve">        catch (OperationCanceledException) { SetStatus("Tracking stopped | history saved"); }</w:t>
-      </w:r>
-    </w:p>
-    <w:p>
-      <w:pPr>
-        <w:widowControl w:val="0"/>
-        <w:spacing w:after="0" w:line="200" w:lineRule="exact"/>
-      </w:pPr>
-      <w:r>
-        <w:rPr>
-          <w:rFonts w:ascii="Consolas" w:hAnsi="Consolas"/>
-          <w:sz w:val="16"/>
-        </w:rPr>
-        <w:t xml:space="preserve">        catch (FeatureNotEnabledException) { SetStatus("Turn on device location services, then start again."); }</w:t>
-      </w:r>
-    </w:p>
-    <w:p>
-      <w:pPr>
-        <w:widowControl w:val="0"/>
-        <w:spacing w:after="0" w:line="200" w:lineRule="exact"/>
-      </w:pPr>
-      <w:r>
-        <w:rPr>
-          <w:rFonts w:ascii="Consolas" w:hAnsi="Consolas"/>
-          <w:sz w:val="16"/>
-        </w:rPr>
-        <w:t xml:space="preserve">        catch (FeatureNotSupportedException) { SetStatus("GPS is not supported on this device."); }</w:t>
-      </w:r>
-    </w:p>
-    <w:p>
-      <w:pPr>
-        <w:widowControl w:val="0"/>
-        <w:spacing w:after="0" w:line="200" w:lineRule="exact"/>
-      </w:pPr>
-      <w:r>
-        <w:rPr>
-          <w:rFonts w:ascii="Consolas" w:hAnsi="Consolas"/>
-          <w:sz w:val="16"/>
-        </w:rPr>
-        <w:t xml:space="preserve">        catch (PermissionException) { SetStatus("Location permission was revoked."); }</w:t>
-      </w:r>
-    </w:p>
-    <w:p>
-      <w:pPr>
-        <w:widowControl w:val="0"/>
-        <w:spacing w:after="0" w:line="200" w:lineRule="exact"/>
-      </w:pPr>
-      <w:r>
-        <w:rPr>
-          <w:rFonts w:ascii="Consolas" w:hAnsi="Consolas"/>
-          <w:sz w:val="16"/>
-        </w:rPr>
-        <w:t xml:space="preserve">        catch (SQLiteException) { SetStatus("Database write failed. Tracking stopped."); }</w:t>
-      </w:r>
-    </w:p>
-    <w:p>
-      <w:pPr>
-        <w:widowControl w:val="0"/>
-        <w:spacing w:after="0" w:line="200" w:lineRule="exact"/>
-      </w:pPr>
-      <w:r>
-        <w:rPr>
-          <w:rFonts w:ascii="Consolas" w:hAnsi="Consolas"/>
-          <w:sz w:val="16"/>
-        </w:rPr>
-        <w:t xml:space="preserve">        catch (Exception exception) when (exception is IOException or TimeoutException)</w:t>
-      </w:r>
-    </w:p>
-    <w:p>
-      <w:pPr>
-        <w:widowControl w:val="0"/>
-        <w:spacing w:after="0" w:line="200" w:lineRule="exact"/>
-      </w:pPr>
-      <w:r>
-        <w:rPr>
-          <w:rFonts w:ascii="Consolas" w:hAnsi="Consolas"/>
-          <w:sz w:val="16"/>
-        </w:rPr>
-        <w:t xml:space="preserve">        { SetStatus("GPS request failed. Try starting again."); }</w:t>
-      </w:r>
-    </w:p>
-    <w:p>
-      <w:pPr>
-        <w:widowControl w:val="0"/>
-        <w:spacing w:after="0" w:line="200" w:lineRule="exact"/>
-      </w:pPr>
-      <w:r>
-        <w:rPr>
-          <w:rFonts w:ascii="Consolas" w:hAnsi="Consolas"/>
-          <w:sz w:val="16"/>
-        </w:rPr>
-        <w:t xml:space="preserve">        finally</w:t>
-      </w:r>
-    </w:p>
-    <w:p>
-      <w:pPr>
-        <w:widowControl w:val="0"/>
-        <w:spacing w:after="0" w:line="200" w:lineRule="exact"/>
-      </w:pPr>
-      <w:r>
-        <w:rPr>
-          <w:rFonts w:ascii="Consolas" w:hAnsi="Consolas"/>
-          <w:sz w:val="16"/>
-        </w:rPr>
-        <w:t xml:space="preserve">        {</w:t>
-      </w:r>
-    </w:p>
-    <w:p>
-      <w:pPr>
-        <w:widowControl w:val="0"/>
-        <w:spacing w:after="0" w:line="200" w:lineRule="exact"/>
-      </w:pPr>
-      <w:r>
-        <w:rPr>
-          <w:rFonts w:ascii="Consolas" w:hAnsi="Consolas"/>
-          <w:sz w:val="16"/>
-        </w:rPr>
-        <w:t xml:space="preserve">            await MainThread.InvokeOnMainThreadAsync(() =&gt; { _start.IsEnabled = true; _stop.IsEnabled = false; });</w:t>
-      </w:r>
-    </w:p>
-    <w:p>
-      <w:pPr>
-        <w:widowControl w:val="0"/>
-        <w:spacing w:after="0" w:line="200" w:lineRule="exact"/>
-      </w:pPr>
-      <w:r>
-        <w:rPr>
-          <w:rFonts w:ascii="Consolas" w:hAnsi="Consolas"/>
-          <w:sz w:val="16"/>
-        </w:rPr>
-        <w:t xml:space="preserve">            _tracking?.Dispose(); _tracking = null;</w:t>
-      </w:r>
-    </w:p>
-    <w:p>
-      <w:pPr>
-        <w:widowControl w:val="0"/>
-        <w:spacing w:after="0" w:line="200" w:lineRule="exact"/>
-      </w:pPr>
-      <w:r>
-        <w:rPr>
-          <w:rFonts w:ascii="Consolas" w:hAnsi="Consolas"/>
-          <w:sz w:val="16"/>
-        </w:rPr>
-        <w:t xml:space="preserve">        }</w:t>
-      </w:r>
-    </w:p>
-    <w:p>
-      <w:pPr>
-        <w:widowControl w:val="0"/>
-        <w:spacing w:after="0" w:line="200" w:lineRule="exact"/>
-      </w:pPr>
-      <w:r>
-        <w:rPr>
-          <w:rFonts w:ascii="Consolas" w:hAnsi="Consolas"/>
-          <w:sz w:val="16"/>
-        </w:rPr>
-        <w:t xml:space="preserve">    }</w:t>
-      </w:r>
-    </w:p>
-    <w:p>
-      <w:pPr>
-        <w:widowControl w:val="0"/>
-        <w:spacing w:after="0" w:line="200" w:lineRule="exact"/>
-      </w:pPr>
-      <w:r>
-        <w:rPr>
-          <w:rFonts w:ascii="Consolas" w:hAnsi="Consolas"/>
-          <w:sz w:val="16"/>
-        </w:rPr>
-        <w:t xml:space="preserve"> </w:t>
-      </w:r>
-    </w:p>
-    <w:p>
-      <w:pPr>
-        <w:widowControl w:val="0"/>
-        <w:spacing w:after="0" w:line="200" w:lineRule="exact"/>
-      </w:pPr>
-      <w:r>
-        <w:rPr>
-          <w:rFonts w:ascii="Consolas" w:hAnsi="Consolas"/>
-          <w:sz w:val="16"/>
-        </w:rPr>
-        <w:t xml:space="preserve">    private async Task StopAsync()</w:t>
-      </w:r>
-    </w:p>
-    <w:p>
-      <w:pPr>
-        <w:widowControl w:val="0"/>
-        <w:spacing w:after="0" w:line="200" w:lineRule="exact"/>
-      </w:pPr>
-      <w:r>
-        <w:rPr>
-          <w:rFonts w:ascii="Consolas" w:hAnsi="Consolas"/>
-          <w:sz w:val="16"/>
-        </w:rPr>
-        <w:t xml:space="preserve">    {</w:t>
-      </w:r>
-    </w:p>
-    <w:p>
-      <w:pPr>
-        <w:widowControl w:val="0"/>
-        <w:spacing w:after="0" w:line="200" w:lineRule="exact"/>
-      </w:pPr>
-      <w:r>
-        <w:rPr>
-          <w:rFonts w:ascii="Consolas" w:hAnsi="Consolas"/>
-          <w:sz w:val="16"/>
-        </w:rPr>
-        <w:t xml:space="preserve">        _tracking?.Cancel();</w:t>
-      </w:r>
-    </w:p>
-    <w:p>
-      <w:pPr>
-        <w:widowControl w:val="0"/>
-        <w:spacing w:after="0" w:line="200" w:lineRule="exact"/>
-      </w:pPr>
-      <w:r>
-        <w:rPr>
-          <w:rFonts w:ascii="Consolas" w:hAnsi="Consolas"/>
-          <w:sz w:val="16"/>
-        </w:rPr>
-        <w:t xml:space="preserve">        if (_trackingTask is not null) await _trackingTask;</w:t>
-      </w:r>
-    </w:p>
-    <w:p>
-      <w:pPr>
-        <w:widowControl w:val="0"/>
-        <w:spacing w:after="0" w:line="200" w:lineRule="exact"/>
-      </w:pPr>
-      <w:r>
-        <w:rPr>
-          <w:rFonts w:ascii="Consolas" w:hAnsi="Consolas"/>
-          <w:sz w:val="16"/>
-        </w:rPr>
-        <w:t xml:space="preserve">    }</w:t>
-      </w:r>
-    </w:p>
-    <w:p>
-      <w:pPr>
-        <w:widowControl w:val="0"/>
-        <w:spacing w:after="0" w:line="200" w:lineRule="exact"/>
-      </w:pPr>
-      <w:r>
-        <w:rPr>
-          <w:rFonts w:ascii="Consolas" w:hAnsi="Consolas"/>
-          <w:sz w:val="16"/>
-        </w:rPr>
-        <w:t xml:space="preserve"> </w:t>
-      </w:r>
-    </w:p>
-    <w:p>
-      <w:pPr>
-        <w:widowControl w:val="0"/>
-        <w:spacing w:after="0" w:line="200" w:lineRule="exact"/>
-      </w:pPr>
-      <w:r>
-        <w:rPr>
-          <w:rFonts w:ascii="Consolas" w:hAnsi="Consolas"/>
-          <w:sz w:val="16"/>
-        </w:rPr>
-        <w:t xml:space="preserve">    private async Task LoadDemoAsync()</w:t>
-      </w:r>
-    </w:p>
-    <w:p>
-      <w:pPr>
-        <w:widowControl w:val="0"/>
-        <w:spacing w:after="0" w:line="200" w:lineRule="exact"/>
-      </w:pPr>
-      <w:r>
-        <w:rPr>
-          <w:rFonts w:ascii="Consolas" w:hAnsi="Consolas"/>
-          <w:sz w:val="16"/>
-        </w:rPr>
-        <w:t xml:space="preserve">    {</w:t>
-      </w:r>
-    </w:p>
-    <w:p>
-      <w:pPr>
-        <w:widowControl w:val="0"/>
-        <w:spacing w:after="0" w:line="200" w:lineRule="exact"/>
-      </w:pPr>
-      <w:r>
-        <w:rPr>
-          <w:rFonts w:ascii="Consolas" w:hAnsi="Consolas"/>
-          <w:sz w:val="16"/>
-        </w:rPr>
-        <w:t xml:space="preserve">        if (_busy) return;</w:t>
-      </w:r>
-    </w:p>
-    <w:p>
-      <w:pPr>
-        <w:widowControl w:val="0"/>
-        <w:spacing w:after="0" w:line="200" w:lineRule="exact"/>
-      </w:pPr>
-      <w:r>
-        <w:rPr>
-          <w:rFonts w:ascii="Consolas" w:hAnsi="Consolas"/>
-          <w:sz w:val="16"/>
-        </w:rPr>
-        <w:t xml:space="preserve">        _busy = true;</w:t>
-      </w:r>
-    </w:p>
-    <w:p>
-      <w:pPr>
-        <w:widowControl w:val="0"/>
-        <w:spacing w:after="0" w:line="200" w:lineRule="exact"/>
-      </w:pPr>
-      <w:r>
-        <w:rPr>
-          <w:rFonts w:ascii="Consolas" w:hAnsi="Consolas"/>
-          <w:sz w:val="16"/>
-        </w:rPr>
-        <w:t xml:space="preserve">        try</w:t>
-      </w:r>
-    </w:p>
-    <w:p>
-      <w:pPr>
-        <w:widowControl w:val="0"/>
-        <w:spacing w:after="0" w:line="200" w:lineRule="exact"/>
-      </w:pPr>
-      <w:r>
-        <w:rPr>
-          <w:rFonts w:ascii="Consolas" w:hAnsi="Consolas"/>
-          <w:sz w:val="16"/>
-        </w:rPr>
-        <w:t xml:space="preserve">        {</w:t>
-      </w:r>
-    </w:p>
-    <w:p>
-      <w:pPr>
-        <w:widowControl w:val="0"/>
-        <w:spacing w:after="0" w:line="200" w:lineRule="exact"/>
-      </w:pPr>
-      <w:r>
-        <w:rPr>
-          <w:rFonts w:ascii="Consolas" w:hAnsi="Consolas"/>
-          <w:sz w:val="16"/>
-        </w:rPr>
-        <w:t xml:space="preserve">            await StopAsync();</w:t>
-      </w:r>
-    </w:p>
-    <w:p>
-      <w:pPr>
-        <w:widowControl w:val="0"/>
-        <w:spacing w:after="0" w:line="200" w:lineRule="exact"/>
-      </w:pPr>
-      <w:r>
-        <w:rPr>
-          <w:rFonts w:ascii="Consolas" w:hAnsi="Consolas"/>
-          <w:sz w:val="16"/>
-        </w:rPr>
-        <w:t xml:space="preserve">            await _demo.ClearAsync();</w:t>
-      </w:r>
-    </w:p>
-    <w:p>
-      <w:pPr>
-        <w:widowControl w:val="0"/>
-        <w:spacing w:after="0" w:line="200" w:lineRule="exact"/>
-      </w:pPr>
-      <w:r>
-        <w:rPr>
-          <w:rFonts w:ascii="Consolas" w:hAnsi="Consolas"/>
-          <w:sz w:val="16"/>
-        </w:rPr>
-        <w:t xml:space="preserve">            foreach (LocationSample sample in DemoRoute.Create()) await _demo.SaveAsync(sample);</w:t>
-      </w:r>
-    </w:p>
-    <w:p>
-      <w:pPr>
-        <w:widowControl w:val="0"/>
-        <w:spacing w:after="0" w:line="200" w:lineRule="exact"/>
-      </w:pPr>
-      <w:r>
-        <w:rPr>
-          <w:rFonts w:ascii="Consolas" w:hAnsi="Consolas"/>
-          <w:sz w:val="16"/>
-        </w:rPr>
-        <w:t xml:space="preserve">            _demoMode = true;</w:t>
-      </w:r>
-    </w:p>
-    <w:p>
-      <w:pPr>
-        <w:widowControl w:val="0"/>
-        <w:spacing w:after="0" w:line="200" w:lineRule="exact"/>
-      </w:pPr>
-      <w:r>
-        <w:rPr>
-          <w:rFonts w:ascii="Consolas" w:hAnsi="Consolas"/>
-          <w:sz w:val="16"/>
-        </w:rPr>
-        <w:t xml:space="preserve">            await RefreshAsync(true);</w:t>
-      </w:r>
-    </w:p>
-    <w:p>
-      <w:pPr>
-        <w:widowControl w:val="0"/>
-        <w:spacing w:after="0" w:line="200" w:lineRule="exact"/>
-      </w:pPr>
-      <w:r>
-        <w:rPr>
-          <w:rFonts w:ascii="Consolas" w:hAnsi="Consolas"/>
-          <w:sz w:val="16"/>
-        </w:rPr>
-        <w:t xml:space="preserve">            SetStatus("Demo | 141 synthetic GPS fixes from SQLite");</w:t>
-      </w:r>
-    </w:p>
-    <w:p>
-      <w:pPr>
-        <w:widowControl w:val="0"/>
-        <w:spacing w:after="0" w:line="200" w:lineRule="exact"/>
-      </w:pPr>
-      <w:r>
-        <w:rPr>
-          <w:rFonts w:ascii="Consolas" w:hAnsi="Consolas"/>
-          <w:sz w:val="16"/>
-        </w:rPr>
-        <w:t xml:space="preserve">        }</w:t>
-      </w:r>
-    </w:p>
-    <w:p>
-      <w:pPr>
-        <w:widowControl w:val="0"/>
-        <w:spacing w:after="0" w:line="200" w:lineRule="exact"/>
-      </w:pPr>
-      <w:r>
-        <w:rPr>
-          <w:rFonts w:ascii="Consolas" w:hAnsi="Consolas"/>
-          <w:sz w:val="16"/>
-        </w:rPr>
-        <w:t xml:space="preserve">        catch (SQLiteException) { SetStatus("Could not load the demonstration database."); }</w:t>
-      </w:r>
-    </w:p>
-    <w:p>
-      <w:pPr>
-        <w:widowControl w:val="0"/>
-        <w:spacing w:after="0" w:line="200" w:lineRule="exact"/>
-      </w:pPr>
-      <w:r>
-        <w:rPr>
-          <w:rFonts w:ascii="Consolas" w:hAnsi="Consolas"/>
-          <w:sz w:val="16"/>
-        </w:rPr>
-        <w:t xml:space="preserve">        finally { _busy = false; }</w:t>
-      </w:r>
-    </w:p>
-    <w:p>
-      <w:pPr>
-        <w:widowControl w:val="0"/>
-        <w:spacing w:after="0" w:line="200" w:lineRule="exact"/>
-      </w:pPr>
-      <w:r>
-        <w:rPr>
-          <w:rFonts w:ascii="Consolas" w:hAnsi="Consolas"/>
-          <w:sz w:val="16"/>
-        </w:rPr>
-        <w:t xml:space="preserve">    }</w:t>
-      </w:r>
-    </w:p>
-    <w:p>
-      <w:pPr>
-        <w:widowControl w:val="0"/>
-        <w:spacing w:after="0" w:line="200" w:lineRule="exact"/>
-      </w:pPr>
-      <w:r>
-        <w:rPr>
-          <w:rFonts w:ascii="Consolas" w:hAnsi="Consolas"/>
-          <w:sz w:val="16"/>
-        </w:rPr>
-        <w:t xml:space="preserve"> </w:t>
-      </w:r>
-    </w:p>
-    <w:p>
-      <w:pPr>
-        <w:widowControl w:val="0"/>
-        <w:spacing w:after="0" w:line="200" w:lineRule="exact"/>
-      </w:pPr>
-      <w:r>
-        <w:rPr>
-          <w:rFonts w:ascii="Consolas" w:hAnsi="Consolas"/>
-          <w:sz w:val="16"/>
-        </w:rPr>
-        <w:t xml:space="preserve">    private async Task ClearAsync()</w:t>
-      </w:r>
-    </w:p>
-    <w:p>
-      <w:pPr>
-        <w:widowControl w:val="0"/>
-        <w:spacing w:after="0" w:line="200" w:lineRule="exact"/>
-      </w:pPr>
-      <w:r>
-        <w:rPr>
-          <w:rFonts w:ascii="Consolas" w:hAnsi="Consolas"/>
-          <w:sz w:val="16"/>
-        </w:rPr>
-        <w:t xml:space="preserve">    {</w:t>
-      </w:r>
-    </w:p>
-    <w:p>
-      <w:pPr>
-        <w:widowControl w:val="0"/>
-        <w:spacing w:after="0" w:line="200" w:lineRule="exact"/>
-      </w:pPr>
-      <w:r>
-        <w:rPr>
-          <w:rFonts w:ascii="Consolas" w:hAnsi="Consolas"/>
-          <w:sz w:val="16"/>
-        </w:rPr>
-        <w:t xml:space="preserve">        if (_busy) return;</w:t>
-      </w:r>
-    </w:p>
-    <w:p>
-      <w:pPr>
-        <w:widowControl w:val="0"/>
-        <w:spacing w:after="0" w:line="200" w:lineRule="exact"/>
-      </w:pPr>
-      <w:r>
-        <w:rPr>
-          <w:rFonts w:ascii="Consolas" w:hAnsi="Consolas"/>
-          <w:sz w:val="16"/>
-        </w:rPr>
-        <w:t xml:space="preserve">        _busy = true;</w:t>
-      </w:r>
-    </w:p>
-    <w:p>
-      <w:pPr>
-        <w:widowControl w:val="0"/>
-        <w:spacing w:after="0" w:line="200" w:lineRule="exact"/>
-      </w:pPr>
-      <w:r>
-        <w:rPr>
-          <w:rFonts w:ascii="Consolas" w:hAnsi="Consolas"/>
-          <w:sz w:val="16"/>
-        </w:rPr>
-        <w:t xml:space="preserve">        try</w:t>
-      </w:r>
-    </w:p>
-    <w:p>
-      <w:pPr>
-        <w:widowControl w:val="0"/>
-        <w:spacing w:after="0" w:line="200" w:lineRule="exact"/>
-      </w:pPr>
-      <w:r>
-        <w:rPr>
-          <w:rFonts w:ascii="Consolas" w:hAnsi="Consolas"/>
-          <w:sz w:val="16"/>
-        </w:rPr>
-        <w:t xml:space="preserve">        {</w:t>
-      </w:r>
-    </w:p>
-    <w:p>
-      <w:pPr>
-        <w:widowControl w:val="0"/>
-        <w:spacing w:after="0" w:line="200" w:lineRule="exact"/>
-      </w:pPr>
-      <w:r>
-        <w:rPr>
-          <w:rFonts w:ascii="Consolas" w:hAnsi="Consolas"/>
-          <w:sz w:val="16"/>
-        </w:rPr>
-        <w:t xml:space="preserve">            if (!await DisplayAlertAsync("Clear saved locations", "Delete the displayed history from this device?", "Delete", "Cancel")) return;</w:t>
-      </w:r>
-    </w:p>
-    <w:p>
-      <w:pPr>
-        <w:widowControl w:val="0"/>
-        <w:spacing w:after="0" w:line="200" w:lineRule="exact"/>
-      </w:pPr>
-      <w:r>
-        <w:rPr>
-          <w:rFonts w:ascii="Consolas" w:hAnsi="Consolas"/>
-          <w:sz w:val="16"/>
-        </w:rPr>
-        <w:t xml:space="preserve">            await StopAsync();</w:t>
-      </w:r>
-    </w:p>
-    <w:p>
-      <w:pPr>
-        <w:widowControl w:val="0"/>
-        <w:spacing w:after="0" w:line="200" w:lineRule="exact"/>
-      </w:pPr>
-      <w:r>
-        <w:rPr>
-          <w:rFonts w:ascii="Consolas" w:hAnsi="Consolas"/>
-          <w:sz w:val="16"/>
-        </w:rPr>
-        <w:t xml:space="preserve">            await (_demoMode ? _demo : _live).ClearAsync();</w:t>
-      </w:r>
-    </w:p>
-    <w:p>
-      <w:pPr>
-        <w:widowControl w:val="0"/>
-        <w:spacing w:after="0" w:line="200" w:lineRule="exact"/>
-      </w:pPr>
-      <w:r>
-        <w:rPr>
-          <w:rFonts w:ascii="Consolas" w:hAnsi="Consolas"/>
-          <w:sz w:val="16"/>
-        </w:rPr>
-        <w:t xml:space="preserve">            await RefreshAsync(); SetStatus("History cleared");</w:t>
-      </w:r>
-    </w:p>
-    <w:p>
-      <w:pPr>
-        <w:widowControl w:val="0"/>
-        <w:spacing w:after="0" w:line="200" w:lineRule="exact"/>
-      </w:pPr>
-      <w:r>
-        <w:rPr>
-          <w:rFonts w:ascii="Consolas" w:hAnsi="Consolas"/>
-          <w:sz w:val="16"/>
-        </w:rPr>
-        <w:t xml:space="preserve">        }</w:t>
-      </w:r>
-    </w:p>
-    <w:p>
-      <w:pPr>
-        <w:widowControl w:val="0"/>
-        <w:spacing w:after="0" w:line="200" w:lineRule="exact"/>
-      </w:pPr>
-      <w:r>
-        <w:rPr>
-          <w:rFonts w:ascii="Consolas" w:hAnsi="Consolas"/>
-          <w:sz w:val="16"/>
-        </w:rPr>
-        <w:t xml:space="preserve">        catch (SQLiteException) { SetStatus("Could not clear the location database."); }</w:t>
-      </w:r>
-    </w:p>
-    <w:p>
-      <w:pPr>
-        <w:widowControl w:val="0"/>
-        <w:spacing w:after="0" w:line="200" w:lineRule="exact"/>
-      </w:pPr>
-      <w:r>
-        <w:rPr>
-          <w:rFonts w:ascii="Consolas" w:hAnsi="Consolas"/>
-          <w:sz w:val="16"/>
-        </w:rPr>
-        <w:t xml:space="preserve">        finally { _busy = false; }</w:t>
-      </w:r>
-    </w:p>
-    <w:p>
-      <w:pPr>
-        <w:widowControl w:val="0"/>
-        <w:spacing w:after="0" w:line="200" w:lineRule="exact"/>
-      </w:pPr>
-      <w:r>
-        <w:rPr>
-          <w:rFonts w:ascii="Consolas" w:hAnsi="Consolas"/>
-          <w:sz w:val="16"/>
-        </w:rPr>
-        <w:t xml:space="preserve">    }</w:t>
-      </w:r>
-    </w:p>
-    <w:p>
-      <w:pPr>
-        <w:widowControl w:val="0"/>
-        <w:spacing w:after="0" w:line="200" w:lineRule="exact"/>
-      </w:pPr>
-      <w:r>
-        <w:rPr>
-          <w:rFonts w:ascii="Consolas" w:hAnsi="Consolas"/>
-          <w:sz w:val="16"/>
-        </w:rPr>
-        <w:t>}</w:t>
-      </w:r>
-    </w:p>
-    <w:p>
-      <w:pPr>
-        <w:pStyle w:val="Heading1"/>
-      </w:pPr>
-      <w:r>
-        <w:t>Application lifecycle</w:t>
-      </w:r>
-    </w:p>
-    <w:p>
-      <w:pPr>
-        <w:keepNext/>
-      </w:pPr>
-      <w:r>
-        <w:rPr>
-          <w:sz w:val="18"/>
-        </w:rPr>
-        <w:t>src/LocationHeatmap.App/App.xaml.cs</w:t>
-      </w:r>
-    </w:p>
-    <w:p>
-      <w:pPr>
-        <w:keepNext/>
-        <w:widowControl w:val="0"/>
-        <w:spacing w:after="0" w:line="200" w:lineRule="exact"/>
-      </w:pPr>
-      <w:r>
-        <w:rPr>
-          <w:rFonts w:ascii="Consolas" w:hAnsi="Consolas"/>
-          <w:sz w:val="16"/>
-        </w:rPr>
-        <w:t>using Microsoft.Extensions.DependencyInjection;</w:t>
-      </w:r>
-    </w:p>
-    <w:p>
-      <w:pPr>
-        <w:keepNext/>
-        <w:widowControl w:val="0"/>
-        <w:spacing w:after="0" w:line="200" w:lineRule="exact"/>
-      </w:pPr>
-      <w:r>
-        <w:rPr>
-          <w:rFonts w:ascii="Consolas" w:hAnsi="Consolas"/>
-          <w:sz w:val="16"/>
-        </w:rPr>
-        <w:t xml:space="preserve"> </w:t>
-      </w:r>
-    </w:p>
-    <w:p>
-      <w:pPr>
-        <w:keepNext/>
-        <w:widowControl w:val="0"/>
-        <w:spacing w:after="0" w:line="200" w:lineRule="exact"/>
-      </w:pPr>
-      <w:r>
-        <w:rPr>
-          <w:rFonts w:ascii="Consolas" w:hAnsi="Consolas"/>
-          <w:sz w:val="16"/>
-        </w:rPr>
-        <w:t>namespace LocationHeatmap.App;</w:t>
-      </w:r>
-    </w:p>
-    <w:p>
-      <w:pPr>
-        <w:keepNext/>
-        <w:widowControl w:val="0"/>
-        <w:spacing w:after="0" w:line="200" w:lineRule="exact"/>
-      </w:pPr>
-      <w:r>
-        <w:rPr>
-          <w:rFonts w:ascii="Consolas" w:hAnsi="Consolas"/>
-          <w:sz w:val="16"/>
-        </w:rPr>
-        <w:t xml:space="preserve"> </w:t>
-      </w:r>
-    </w:p>
-    <w:p>
-      <w:pPr>
-        <w:keepNext/>
-        <w:widowControl w:val="0"/>
-        <w:spacing w:after="0" w:line="200" w:lineRule="exact"/>
-      </w:pPr>
-      <w:r>
-        <w:rPr>
-          <w:rFonts w:ascii="Consolas" w:hAnsi="Consolas"/>
-          <w:sz w:val="16"/>
-        </w:rPr>
-        <w:t>public partial class App : Application</w:t>
-      </w:r>
-    </w:p>
-    <w:p>
-      <w:pPr>
-        <w:widowControl w:val="0"/>
-        <w:spacing w:after="0" w:line="200" w:lineRule="exact"/>
-      </w:pPr>
-      <w:r>
-        <w:rPr>
-          <w:rFonts w:ascii="Consolas" w:hAnsi="Consolas"/>
-          <w:sz w:val="16"/>
-        </w:rPr>
-        <w:t>{</w:t>
-      </w:r>
-    </w:p>
-    <w:p>
-      <w:pPr>
-        <w:widowControl w:val="0"/>
-        <w:spacing w:after="0" w:line="200" w:lineRule="exact"/>
-      </w:pPr>
-      <w:r>
-        <w:rPr>
-          <w:rFonts w:ascii="Consolas" w:hAnsi="Consolas"/>
-          <w:sz w:val="16"/>
-        </w:rPr>
-        <w:t xml:space="preserve">    public App()</w:t>
-      </w:r>
-    </w:p>
-    <w:p>
-      <w:pPr>
-        <w:widowControl w:val="0"/>
-        <w:spacing w:after="0" w:line="200" w:lineRule="exact"/>
-      </w:pPr>
-      <w:r>
-        <w:rPr>
-          <w:rFonts w:ascii="Consolas" w:hAnsi="Consolas"/>
-          <w:sz w:val="16"/>
-        </w:rPr>
-        <w:t xml:space="preserve">    {</w:t>
-      </w:r>
-    </w:p>
-    <w:p>
-      <w:pPr>
-        <w:widowControl w:val="0"/>
-        <w:spacing w:after="0" w:line="200" w:lineRule="exact"/>
-      </w:pPr>
-      <w:r>
-        <w:rPr>
-          <w:rFonts w:ascii="Consolas" w:hAnsi="Consolas"/>
-          <w:sz w:val="16"/>
-        </w:rPr>
-        <w:t xml:space="preserve">        InitializeComponent();</w:t>
-      </w:r>
-    </w:p>
-    <w:p>
-      <w:pPr>
-        <w:widowControl w:val="0"/>
-        <w:spacing w:after="0" w:line="200" w:lineRule="exact"/>
-      </w:pPr>
-      <w:r>
-        <w:rPr>
-          <w:rFonts w:ascii="Consolas" w:hAnsi="Consolas"/>
-          <w:sz w:val="16"/>
-        </w:rPr>
-        <w:t xml:space="preserve">    }</w:t>
-      </w:r>
-    </w:p>
-    <w:p>
-      <w:pPr>
-        <w:widowControl w:val="0"/>
-        <w:spacing w:after="0" w:line="200" w:lineRule="exact"/>
-      </w:pPr>
-      <w:r>
-        <w:rPr>
-          <w:rFonts w:ascii="Consolas" w:hAnsi="Consolas"/>
-          <w:sz w:val="16"/>
-        </w:rPr>
-        <w:t xml:space="preserve"> </w:t>
-      </w:r>
-    </w:p>
-    <w:p>
-      <w:pPr>
-        <w:widowControl w:val="0"/>
-        <w:spacing w:after="0" w:line="200" w:lineRule="exact"/>
-      </w:pPr>
-      <w:r>
-        <w:rPr>
-          <w:rFonts w:ascii="Consolas" w:hAnsi="Consolas"/>
-          <w:sz w:val="16"/>
-        </w:rPr>
-        <w:t xml:space="preserve">    protected override Window CreateWindow(IActivationState? activationState)</w:t>
-      </w:r>
-    </w:p>
-    <w:p>
-      <w:pPr>
-        <w:widowControl w:val="0"/>
-        <w:spacing w:after="0" w:line="200" w:lineRule="exact"/>
-      </w:pPr>
-      <w:r>
-        <w:rPr>
-          <w:rFonts w:ascii="Consolas" w:hAnsi="Consolas"/>
-          <w:sz w:val="16"/>
-        </w:rPr>
-        <w:t xml:space="preserve">    {</w:t>
-      </w:r>
-    </w:p>
-    <w:p>
-      <w:pPr>
-        <w:widowControl w:val="0"/>
-        <w:spacing w:after="0" w:line="200" w:lineRule="exact"/>
-      </w:pPr>
-      <w:r>
-        <w:rPr>
-          <w:rFonts w:ascii="Consolas" w:hAnsi="Consolas"/>
-          <w:sz w:val="16"/>
-        </w:rPr>
-        <w:t xml:space="preserve">        var page = new MainPage();</w:t>
-      </w:r>
-    </w:p>
-    <w:p>
-      <w:pPr>
-        <w:widowControl w:val="0"/>
-        <w:spacing w:after="0" w:line="200" w:lineRule="exact"/>
-      </w:pPr>
-      <w:r>
-        <w:rPr>
-          <w:rFonts w:ascii="Consolas" w:hAnsi="Consolas"/>
-          <w:sz w:val="16"/>
-        </w:rPr>
-        <w:t xml:space="preserve">        var window = new Window(page);</w:t>
-      </w:r>
-    </w:p>
-    <w:p>
-      <w:pPr>
-        <w:widowControl w:val="0"/>
-        <w:spacing w:after="0" w:line="200" w:lineRule="exact"/>
-      </w:pPr>
-      <w:r>
-        <w:rPr>
-          <w:rFonts w:ascii="Consolas" w:hAnsi="Consolas"/>
-          <w:sz w:val="16"/>
-        </w:rPr>
-        <w:t xml:space="preserve">        window.Stopped += (_, _) =&gt; page.SuspendTracking();</w:t>
-      </w:r>
-    </w:p>
-    <w:p>
-      <w:pPr>
-        <w:widowControl w:val="0"/>
-        <w:spacing w:after="0" w:line="200" w:lineRule="exact"/>
-      </w:pPr>
-      <w:r>
-        <w:rPr>
-          <w:rFonts w:ascii="Consolas" w:hAnsi="Consolas"/>
-          <w:sz w:val="16"/>
-        </w:rPr>
-        <w:t xml:space="preserve">        window.Destroying += (_, _) =&gt; page.SuspendTracking();</w:t>
-      </w:r>
-    </w:p>
-    <w:p>
-      <w:pPr>
-        <w:widowControl w:val="0"/>
-        <w:spacing w:after="0" w:line="200" w:lineRule="exact"/>
-      </w:pPr>
-      <w:r>
-        <w:rPr>
-          <w:rFonts w:ascii="Consolas" w:hAnsi="Consolas"/>
-          <w:sz w:val="16"/>
-        </w:rPr>
-        <w:t xml:space="preserve">        return window;</w:t>
-      </w:r>
-    </w:p>
-    <w:p>
-      <w:pPr>
-        <w:widowControl w:val="0"/>
-        <w:spacing w:after="0" w:line="200" w:lineRule="exact"/>
-      </w:pPr>
-      <w:r>
-        <w:rPr>
-          <w:rFonts w:ascii="Consolas" w:hAnsi="Consolas"/>
-          <w:sz w:val="16"/>
-        </w:rPr>
-        <w:t xml:space="preserve">    }</w:t>
-      </w:r>
-    </w:p>
-    <w:p>
-      <w:pPr>
-        <w:widowControl w:val="0"/>
-        <w:spacing w:after="0" w:line="200" w:lineRule="exact"/>
-      </w:pPr>
-      <w:r>
-        <w:rPr>
-          <w:rFonts w:ascii="Consolas" w:hAnsi="Consolas"/>
-          <w:sz w:val="16"/>
-        </w:rPr>
-        <w:t>}</w:t>
-      </w:r>
-    </w:p>
-    <w:p>
-      <w:pPr>
-        <w:pStyle w:val="Heading1"/>
-      </w:pPr>
-      <w:r>
-        <w:t>MAUI initialization</w:t>
-      </w:r>
-    </w:p>
-    <w:p>
-      <w:pPr>
-        <w:keepNext/>
-      </w:pPr>
-      <w:r>
-        <w:rPr>
-          <w:sz w:val="18"/>
-        </w:rPr>
-        <w:t>src/LocationHeatmap.App/MauiProgram.cs</w:t>
-      </w:r>
-    </w:p>
-    <w:p>
-      <w:pPr>
-        <w:keepNext/>
-        <w:widowControl w:val="0"/>
-        <w:spacing w:after="0" w:line="200" w:lineRule="exact"/>
-      </w:pPr>
-      <w:r>
-        <w:rPr>
-          <w:rFonts w:ascii="Consolas" w:hAnsi="Consolas"/>
-          <w:sz w:val="16"/>
-        </w:rPr>
-        <w:t>using Microsoft.Extensions.Logging;</w:t>
-      </w:r>
-    </w:p>
-    <w:p>
-      <w:pPr>
-        <w:keepNext/>
-        <w:widowControl w:val="0"/>
-        <w:spacing w:after="0" w:line="200" w:lineRule="exact"/>
-      </w:pPr>
-      <w:r>
-        <w:rPr>
-          <w:rFonts w:ascii="Consolas" w:hAnsi="Consolas"/>
-          <w:sz w:val="16"/>
-        </w:rPr>
-        <w:t xml:space="preserve"> </w:t>
-      </w:r>
-    </w:p>
-    <w:p>
-      <w:pPr>
-        <w:keepNext/>
-        <w:widowControl w:val="0"/>
-        <w:spacing w:after="0" w:line="200" w:lineRule="exact"/>
-      </w:pPr>
-      <w:r>
-        <w:rPr>
-          <w:rFonts w:ascii="Consolas" w:hAnsi="Consolas"/>
-          <w:sz w:val="16"/>
-        </w:rPr>
-        <w:t>namespace LocationHeatmap.App;</w:t>
-      </w:r>
-    </w:p>
-    <w:p>
-      <w:pPr>
-        <w:keepNext/>
-        <w:widowControl w:val="0"/>
-        <w:spacing w:after="0" w:line="200" w:lineRule="exact"/>
-      </w:pPr>
-      <w:r>
-        <w:rPr>
-          <w:rFonts w:ascii="Consolas" w:hAnsi="Consolas"/>
-          <w:sz w:val="16"/>
-        </w:rPr>
-        <w:t xml:space="preserve"> </w:t>
-      </w:r>
-    </w:p>
-    <w:p>
-      <w:pPr>
-        <w:keepNext/>
-        <w:widowControl w:val="0"/>
-        <w:spacing w:after="0" w:line="200" w:lineRule="exact"/>
-      </w:pPr>
-      <w:r>
-        <w:rPr>
-          <w:rFonts w:ascii="Consolas" w:hAnsi="Consolas"/>
-          <w:sz w:val="16"/>
-        </w:rPr>
-        <w:t>public static class MauiProgram</w:t>
-      </w:r>
-    </w:p>
-    <w:p>
-      <w:pPr>
-        <w:widowControl w:val="0"/>
-        <w:spacing w:after="0" w:line="200" w:lineRule="exact"/>
-      </w:pPr>
-      <w:r>
-        <w:rPr>
-          <w:rFonts w:ascii="Consolas" w:hAnsi="Consolas"/>
-          <w:sz w:val="16"/>
-        </w:rPr>
-        <w:t>{</w:t>
-      </w:r>
-    </w:p>
-    <w:p>
-      <w:pPr>
-        <w:widowControl w:val="0"/>
-        <w:spacing w:after="0" w:line="200" w:lineRule="exact"/>
-      </w:pPr>
-      <w:r>
-        <w:rPr>
-          <w:rFonts w:ascii="Consolas" w:hAnsi="Consolas"/>
-          <w:sz w:val="16"/>
-        </w:rPr>
-        <w:t xml:space="preserve">    public static MauiApp CreateMauiApp()</w:t>
-      </w:r>
-    </w:p>
-    <w:p>
-      <w:pPr>
-        <w:widowControl w:val="0"/>
-        <w:spacing w:after="0" w:line="200" w:lineRule="exact"/>
-      </w:pPr>
-      <w:r>
-        <w:rPr>
-          <w:rFonts w:ascii="Consolas" w:hAnsi="Consolas"/>
-          <w:sz w:val="16"/>
-        </w:rPr>
-        <w:t xml:space="preserve">    {</w:t>
-      </w:r>
-    </w:p>
-    <w:p>
-      <w:pPr>
-        <w:widowControl w:val="0"/>
-        <w:spacing w:after="0" w:line="200" w:lineRule="exact"/>
-      </w:pPr>
-      <w:r>
-        <w:rPr>
-          <w:rFonts w:ascii="Consolas" w:hAnsi="Consolas"/>
-          <w:sz w:val="16"/>
-        </w:rPr>
-        <w:t xml:space="preserve">        var builder = MauiApp.CreateBuilder();</w:t>
-      </w:r>
-    </w:p>
-    <w:p>
-      <w:pPr>
-        <w:widowControl w:val="0"/>
-        <w:spacing w:after="0" w:line="200" w:lineRule="exact"/>
-      </w:pPr>
-      <w:r>
-        <w:rPr>
-          <w:rFonts w:ascii="Consolas" w:hAnsi="Consolas"/>
-          <w:sz w:val="16"/>
-        </w:rPr>
-        <w:t xml:space="preserve">        builder</w:t>
-      </w:r>
-    </w:p>
-    <w:p>
-      <w:pPr>
-        <w:widowControl w:val="0"/>
-        <w:spacing w:after="0" w:line="200" w:lineRule="exact"/>
-      </w:pPr>
-      <w:r>
-        <w:rPr>
-          <w:rFonts w:ascii="Consolas" w:hAnsi="Consolas"/>
-          <w:sz w:val="16"/>
-        </w:rPr>
-        <w:t xml:space="preserve">            .UseMauiApp&lt;App&gt;()</w:t>
-      </w:r>
-    </w:p>
-    <w:p>
-      <w:pPr>
-        <w:widowControl w:val="0"/>
-        <w:spacing w:after="0" w:line="200" w:lineRule="exact"/>
-      </w:pPr>
-      <w:r>
-        <w:rPr>
-          <w:rFonts w:ascii="Consolas" w:hAnsi="Consolas"/>
-          <w:sz w:val="16"/>
-        </w:rPr>
-        <w:t xml:space="preserve">            .UseMauiMaps()</w:t>
-      </w:r>
-    </w:p>
-    <w:p>
-      <w:pPr>
-        <w:widowControl w:val="0"/>
-        <w:spacing w:after="0" w:line="200" w:lineRule="exact"/>
-      </w:pPr>
-      <w:r>
-        <w:rPr>
-          <w:rFonts w:ascii="Consolas" w:hAnsi="Consolas"/>
-          <w:sz w:val="16"/>
-        </w:rPr>
-        <w:t xml:space="preserve">            .ConfigureFonts(fonts =&gt;</w:t>
-      </w:r>
-    </w:p>
-    <w:p>
-      <w:pPr>
-        <w:widowControl w:val="0"/>
-        <w:spacing w:after="0" w:line="200" w:lineRule="exact"/>
-      </w:pPr>
-      <w:r>
-        <w:rPr>
-          <w:rFonts w:ascii="Consolas" w:hAnsi="Consolas"/>
-          <w:sz w:val="16"/>
-        </w:rPr>
-        <w:t xml:space="preserve">            {</w:t>
-      </w:r>
-    </w:p>
-    <w:p>
-      <w:pPr>
-        <w:widowControl w:val="0"/>
-        <w:spacing w:after="0" w:line="200" w:lineRule="exact"/>
-      </w:pPr>
-      <w:r>
-        <w:rPr>
-          <w:rFonts w:ascii="Consolas" w:hAnsi="Consolas"/>
-          <w:sz w:val="16"/>
-        </w:rPr>
-        <w:t xml:space="preserve">                fonts.AddFont("OpenSans-Regular.ttf", "OpenSansRegular");</w:t>
-      </w:r>
-    </w:p>
-    <w:p>
-      <w:pPr>
-        <w:widowControl w:val="0"/>
-        <w:spacing w:after="0" w:line="200" w:lineRule="exact"/>
-      </w:pPr>
-      <w:r>
-        <w:rPr>
-          <w:rFonts w:ascii="Consolas" w:hAnsi="Consolas"/>
-          <w:sz w:val="16"/>
-        </w:rPr>
-        <w:t xml:space="preserve">                fonts.AddFont("OpenSans-Semibold.ttf", "OpenSansSemibold");</w:t>
-      </w:r>
-    </w:p>
-    <w:p>
-      <w:pPr>
-        <w:widowControl w:val="0"/>
-        <w:spacing w:after="0" w:line="200" w:lineRule="exact"/>
-      </w:pPr>
-      <w:r>
-        <w:rPr>
-          <w:rFonts w:ascii="Consolas" w:hAnsi="Consolas"/>
-          <w:sz w:val="16"/>
-        </w:rPr>
-        <w:t xml:space="preserve">            });</w:t>
-      </w:r>
-    </w:p>
-    <w:p>
-      <w:pPr>
-        <w:widowControl w:val="0"/>
-        <w:spacing w:after="0" w:line="200" w:lineRule="exact"/>
-      </w:pPr>
-      <w:r>
-        <w:rPr>
-          <w:rFonts w:ascii="Consolas" w:hAnsi="Consolas"/>
-          <w:sz w:val="16"/>
-        </w:rPr>
-        <w:t xml:space="preserve"> </w:t>
-      </w:r>
-    </w:p>
-    <w:p>
-      <w:pPr>
-        <w:widowControl w:val="0"/>
-        <w:spacing w:after="0" w:line="200" w:lineRule="exact"/>
-      </w:pPr>
-      <w:r>
-        <w:rPr>
-          <w:rFonts w:ascii="Consolas" w:hAnsi="Consolas"/>
-          <w:sz w:val="16"/>
-        </w:rPr>
-        <w:t>#if DEBUG</w:t>
-      </w:r>
-    </w:p>
-    <w:p>
-      <w:pPr>
-        <w:widowControl w:val="0"/>
-        <w:spacing w:after="0" w:line="200" w:lineRule="exact"/>
-      </w:pPr>
-      <w:r>
-        <w:rPr>
-          <w:rFonts w:ascii="Consolas" w:hAnsi="Consolas"/>
-          <w:sz w:val="16"/>
-        </w:rPr>
-        <w:t xml:space="preserve">        builder.Logging.AddDebug();</w:t>
-      </w:r>
-    </w:p>
-    <w:p>
-      <w:pPr>
-        <w:widowControl w:val="0"/>
-        <w:spacing w:after="0" w:line="200" w:lineRule="exact"/>
-      </w:pPr>
-      <w:r>
-        <w:rPr>
-          <w:rFonts w:ascii="Consolas" w:hAnsi="Consolas"/>
-          <w:sz w:val="16"/>
-        </w:rPr>
-        <w:t>#endif</w:t>
-      </w:r>
-    </w:p>
-    <w:p>
-      <w:pPr>
-        <w:widowControl w:val="0"/>
-        <w:spacing w:after="0" w:line="200" w:lineRule="exact"/>
-      </w:pPr>
-      <w:r>
-        <w:rPr>
-          <w:rFonts w:ascii="Consolas" w:hAnsi="Consolas"/>
-          <w:sz w:val="16"/>
-        </w:rPr>
-        <w:t xml:space="preserve"> </w:t>
-      </w:r>
-    </w:p>
-    <w:p>
-      <w:pPr>
-        <w:widowControl w:val="0"/>
-        <w:spacing w:after="0" w:line="200" w:lineRule="exact"/>
-      </w:pPr>
-      <w:r>
-        <w:rPr>
-          <w:rFonts w:ascii="Consolas" w:hAnsi="Consolas"/>
-          <w:sz w:val="16"/>
-        </w:rPr>
-        <w:t xml:space="preserve">        return builder.Build();</w:t>
-      </w:r>
-    </w:p>
-    <w:p>
-      <w:pPr>
-        <w:widowControl w:val="0"/>
-        <w:spacing w:after="0" w:line="200" w:lineRule="exact"/>
-      </w:pPr>
-      <w:r>
-        <w:rPr>
-          <w:rFonts w:ascii="Consolas" w:hAnsi="Consolas"/>
-          <w:sz w:val="16"/>
-        </w:rPr>
-        <w:t xml:space="preserve">    }</w:t>
-      </w:r>
-    </w:p>
-    <w:p>
-      <w:pPr>
-        <w:widowControl w:val="0"/>
-        <w:spacing w:after="0" w:line="200" w:lineRule="exact"/>
-      </w:pPr>
-      <w:r>
-        <w:rPr>
-          <w:rFonts w:ascii="Consolas" w:hAnsi="Consolas"/>
-          <w:sz w:val="16"/>
-        </w:rPr>
-        <w:t>}</w:t>
-      </w:r>
-    </w:p>
-    <w:p>
-      <w:pPr>
-        <w:pStyle w:val="Heading1"/>
-      </w:pPr>
-      <w:r>
-        <w:t>Android main activity</w:t>
-      </w:r>
-    </w:p>
-    <w:p>
-      <w:pPr>
-        <w:keepNext/>
-      </w:pPr>
-      <w:r>
-        <w:rPr>
-          <w:sz w:val="18"/>
-        </w:rPr>
-        <w:t>src/LocationHeatmap.App/Platforms/Android/MainActivity.cs</w:t>
-      </w:r>
-    </w:p>
-    <w:p>
-      <w:pPr>
-        <w:keepNext/>
-        <w:widowControl w:val="0"/>
-        <w:spacing w:after="0" w:line="200" w:lineRule="exact"/>
-      </w:pPr>
-      <w:r>
-        <w:rPr>
-          <w:rFonts w:ascii="Consolas" w:hAnsi="Consolas"/>
-          <w:sz w:val="16"/>
-        </w:rPr>
-        <w:t>using Android.App;</w:t>
-      </w:r>
-    </w:p>
-    <w:p>
-      <w:pPr>
-        <w:keepNext/>
-        <w:widowControl w:val="0"/>
-        <w:spacing w:after="0" w:line="200" w:lineRule="exact"/>
-      </w:pPr>
-      <w:r>
-        <w:rPr>
-          <w:rFonts w:ascii="Consolas" w:hAnsi="Consolas"/>
-          <w:sz w:val="16"/>
-        </w:rPr>
-        <w:t>using Android.Content.PM;</w:t>
-      </w:r>
-    </w:p>
-    <w:p>
-      <w:pPr>
-        <w:keepNext/>
-        <w:widowControl w:val="0"/>
-        <w:spacing w:after="0" w:line="200" w:lineRule="exact"/>
-      </w:pPr>
-      <w:r>
-        <w:rPr>
-          <w:rFonts w:ascii="Consolas" w:hAnsi="Consolas"/>
-          <w:sz w:val="16"/>
-        </w:rPr>
-        <w:t>using Android.OS;</w:t>
-      </w:r>
-    </w:p>
-    <w:p>
-      <w:pPr>
-        <w:keepNext/>
-        <w:widowControl w:val="0"/>
-        <w:spacing w:after="0" w:line="200" w:lineRule="exact"/>
-      </w:pPr>
-      <w:r>
-        <w:rPr>
-          <w:rFonts w:ascii="Consolas" w:hAnsi="Consolas"/>
-          <w:sz w:val="16"/>
-        </w:rPr>
-        <w:t xml:space="preserve"> </w:t>
-      </w:r>
-    </w:p>
-    <w:p>
-      <w:pPr>
-        <w:keepNext/>
-        <w:widowControl w:val="0"/>
-        <w:spacing w:after="0" w:line="200" w:lineRule="exact"/>
-      </w:pPr>
-      <w:r>
-        <w:rPr>
-          <w:rFonts w:ascii="Consolas" w:hAnsi="Consolas"/>
-          <w:sz w:val="16"/>
-        </w:rPr>
-        <w:t>namespace LocationHeatmap.App;</w:t>
-      </w:r>
-    </w:p>
-    <w:p>
-      <w:pPr>
-        <w:widowControl w:val="0"/>
-        <w:spacing w:after="0" w:line="200" w:lineRule="exact"/>
-      </w:pPr>
-      <w:r>
-        <w:rPr>
-          <w:rFonts w:ascii="Consolas" w:hAnsi="Consolas"/>
-          <w:sz w:val="16"/>
-        </w:rPr>
-        <w:t xml:space="preserve"> </w:t>
-      </w:r>
-    </w:p>
-    <w:p>
-      <w:pPr>
-        <w:widowControl w:val="0"/>
-        <w:spacing w:after="0" w:line="200" w:lineRule="exact"/>
-      </w:pPr>
-      <w:r>
-        <w:rPr>
-          <w:rFonts w:ascii="Consolas" w:hAnsi="Consolas"/>
-          <w:sz w:val="16"/>
-        </w:rPr>
-        <w:t>[Activity(Theme = "@style/Maui.SplashTheme", MainLauncher = true, LaunchMode = LaunchMode.SingleTop, ConfigurationChanges = ConfigChanges.ScreenSize | ConfigChanges.Orientation | ConfigChanges.UiMode | ConfigChanges.ScreenLayout | ConfigChanges.SmallestScreenSize | ConfigChanges.Density)]</w:t>
-      </w:r>
-    </w:p>
-    <w:p>
-      <w:pPr>
-        <w:widowControl w:val="0"/>
-        <w:spacing w:after="0" w:line="200" w:lineRule="exact"/>
-      </w:pPr>
-      <w:r>
-        <w:rPr>
-          <w:rFonts w:ascii="Consolas" w:hAnsi="Consolas"/>
-          <w:sz w:val="16"/>
-        </w:rPr>
-        <w:t>public class MainActivity : MauiAppCompatActivity</w:t>
-      </w:r>
-    </w:p>
-    <w:p>
-      <w:pPr>
-        <w:widowControl w:val="0"/>
-        <w:spacing w:after="0" w:line="200" w:lineRule="exact"/>
-      </w:pPr>
-      <w:r>
-        <w:rPr>
-          <w:rFonts w:ascii="Consolas" w:hAnsi="Consolas"/>
-          <w:sz w:val="16"/>
-        </w:rPr>
-        <w:t>{</w:t>
-      </w:r>
-    </w:p>
-    <w:p>
-      <w:pPr>
-        <w:widowControl w:val="0"/>
-        <w:spacing w:after="0" w:line="200" w:lineRule="exact"/>
-      </w:pPr>
-      <w:r>
-        <w:rPr>
-          <w:rFonts w:ascii="Consolas" w:hAnsi="Consolas"/>
-          <w:sz w:val="16"/>
-        </w:rPr>
-        <w:t>}</w:t>
-      </w:r>
-    </w:p>
-    <w:p>
-      <w:pPr>
-        <w:pStyle w:val="Heading1"/>
-      </w:pPr>
-      <w:r>
-        <w:t>Android application</w:t>
-      </w:r>
-    </w:p>
-    <w:p>
-      <w:pPr>
-        <w:keepNext/>
-      </w:pPr>
-      <w:r>
-        <w:rPr>
-          <w:sz w:val="18"/>
-        </w:rPr>
-        <w:t>src/LocationHeatmap.App/Platforms/Android/MainApplication.cs</w:t>
-      </w:r>
-    </w:p>
-    <w:p>
-      <w:pPr>
-        <w:keepNext/>
-        <w:widowControl w:val="0"/>
-        <w:spacing w:after="0" w:line="200" w:lineRule="exact"/>
-      </w:pPr>
-      <w:r>
-        <w:rPr>
-          <w:rFonts w:ascii="Consolas" w:hAnsi="Consolas"/>
-          <w:sz w:val="16"/>
-        </w:rPr>
-        <w:t>using Android.App;</w:t>
-      </w:r>
-    </w:p>
-    <w:p>
-      <w:pPr>
-        <w:keepNext/>
-        <w:widowControl w:val="0"/>
-        <w:spacing w:after="0" w:line="200" w:lineRule="exact"/>
-      </w:pPr>
-      <w:r>
-        <w:rPr>
-          <w:rFonts w:ascii="Consolas" w:hAnsi="Consolas"/>
-          <w:sz w:val="16"/>
-        </w:rPr>
-        <w:t>using Android.Runtime;</w:t>
-      </w:r>
-    </w:p>
-    <w:p>
-      <w:pPr>
-        <w:keepNext/>
-        <w:widowControl w:val="0"/>
-        <w:spacing w:after="0" w:line="200" w:lineRule="exact"/>
-      </w:pPr>
-      <w:r>
-        <w:rPr>
-          <w:rFonts w:ascii="Consolas" w:hAnsi="Consolas"/>
-          <w:sz w:val="16"/>
-        </w:rPr>
-        <w:t xml:space="preserve"> </w:t>
-      </w:r>
-    </w:p>
-    <w:p>
-      <w:pPr>
-        <w:keepNext/>
-        <w:widowControl w:val="0"/>
-        <w:spacing w:after="0" w:line="200" w:lineRule="exact"/>
-      </w:pPr>
-      <w:r>
-        <w:rPr>
-          <w:rFonts w:ascii="Consolas" w:hAnsi="Consolas"/>
-          <w:sz w:val="16"/>
-        </w:rPr>
-        <w:t>namespace LocationHeatmap.App;</w:t>
-      </w:r>
-    </w:p>
-    <w:p>
-      <w:pPr>
-        <w:keepNext/>
-        <w:widowControl w:val="0"/>
-        <w:spacing w:after="0" w:line="200" w:lineRule="exact"/>
-      </w:pPr>
-      <w:r>
-        <w:rPr>
-          <w:rFonts w:ascii="Consolas" w:hAnsi="Consolas"/>
-          <w:sz w:val="16"/>
-        </w:rPr>
-        <w:t xml:space="preserve"> </w:t>
-      </w:r>
-    </w:p>
-    <w:p>
-      <w:pPr>
-        <w:widowControl w:val="0"/>
-        <w:spacing w:after="0" w:line="200" w:lineRule="exact"/>
-      </w:pPr>
-      <w:r>
-        <w:rPr>
-          <w:rFonts w:ascii="Consolas" w:hAnsi="Consolas"/>
-          <w:sz w:val="16"/>
-        </w:rPr>
-        <w:t>[Application]</w:t>
-      </w:r>
-    </w:p>
-    <w:p>
-      <w:pPr>
-        <w:widowControl w:val="0"/>
-        <w:spacing w:after="0" w:line="200" w:lineRule="exact"/>
-      </w:pPr>
-      <w:r>
-        <w:rPr>
-          <w:rFonts w:ascii="Consolas" w:hAnsi="Consolas"/>
-          <w:sz w:val="16"/>
-        </w:rPr>
-        <w:t>public class MainApplication : MauiApplication</w:t>
-      </w:r>
-    </w:p>
-    <w:p>
-      <w:pPr>
-        <w:widowControl w:val="0"/>
-        <w:spacing w:after="0" w:line="200" w:lineRule="exact"/>
-      </w:pPr>
-      <w:r>
-        <w:rPr>
-          <w:rFonts w:ascii="Consolas" w:hAnsi="Consolas"/>
-          <w:sz w:val="16"/>
-        </w:rPr>
-        <w:t>{</w:t>
-      </w:r>
-    </w:p>
-    <w:p>
-      <w:pPr>
-        <w:widowControl w:val="0"/>
-        <w:spacing w:after="0" w:line="200" w:lineRule="exact"/>
-      </w:pPr>
-      <w:r>
-        <w:rPr>
-          <w:rFonts w:ascii="Consolas" w:hAnsi="Consolas"/>
-          <w:sz w:val="16"/>
-        </w:rPr>
-        <w:t xml:space="preserve">    public MainApplication(IntPtr handle, JniHandleOwnership ownership)</w:t>
-      </w:r>
-    </w:p>
-    <w:p>
-      <w:pPr>
-        <w:widowControl w:val="0"/>
-        <w:spacing w:after="0" w:line="200" w:lineRule="exact"/>
-      </w:pPr>
-      <w:r>
-        <w:rPr>
-          <w:rFonts w:ascii="Consolas" w:hAnsi="Consolas"/>
-          <w:sz w:val="16"/>
-        </w:rPr>
-        <w:t xml:space="preserve">        : base(handle, ownership)</w:t>
-      </w:r>
-    </w:p>
-    <w:p>
-      <w:pPr>
-        <w:widowControl w:val="0"/>
-        <w:spacing w:after="0" w:line="200" w:lineRule="exact"/>
-      </w:pPr>
-      <w:r>
-        <w:rPr>
-          <w:rFonts w:ascii="Consolas" w:hAnsi="Consolas"/>
-          <w:sz w:val="16"/>
-        </w:rPr>
-        <w:t xml:space="preserve">    {</w:t>
-      </w:r>
-    </w:p>
-    <w:p>
-      <w:pPr>
-        <w:widowControl w:val="0"/>
-        <w:spacing w:after="0" w:line="200" w:lineRule="exact"/>
-      </w:pPr>
-      <w:r>
-        <w:rPr>
-          <w:rFonts w:ascii="Consolas" w:hAnsi="Consolas"/>
-          <w:sz w:val="16"/>
-        </w:rPr>
-        <w:t xml:space="preserve">    }</w:t>
-      </w:r>
-    </w:p>
-    <w:p>
-      <w:pPr>
-        <w:widowControl w:val="0"/>
-        <w:spacing w:after="0" w:line="200" w:lineRule="exact"/>
-      </w:pPr>
-      <w:r>
-        <w:rPr>
-          <w:rFonts w:ascii="Consolas" w:hAnsi="Consolas"/>
-          <w:sz w:val="16"/>
-        </w:rPr>
-        <w:t xml:space="preserve"> </w:t>
-      </w:r>
-    </w:p>
-    <w:p>
-      <w:pPr>
-        <w:widowControl w:val="0"/>
-        <w:spacing w:after="0" w:line="200" w:lineRule="exact"/>
-      </w:pPr>
-      <w:r>
-        <w:rPr>
-          <w:rFonts w:ascii="Consolas" w:hAnsi="Consolas"/>
-          <w:sz w:val="16"/>
-        </w:rPr>
-        <w:t xml:space="preserve">    protected override MauiApp CreateMauiApp() =&gt; MauiProgram.CreateMauiApp();</w:t>
-      </w:r>
-    </w:p>
-    <w:p>
-      <w:pPr>
-        <w:widowControl w:val="0"/>
-        <w:spacing w:after="0" w:line="200" w:lineRule="exact"/>
-      </w:pPr>
-      <w:r>
-        <w:rPr>
-          <w:rFonts w:ascii="Consolas" w:hAnsi="Consolas"/>
-          <w:sz w:val="16"/>
-        </w:rPr>
-        <w:t>}</w:t>
-      </w:r>
-    </w:p>
-    <w:p>
-      <w:pPr>
-        <w:pStyle w:val="Heading1"/>
-      </w:pPr>
-      <w:r>
-        <w:t>Android manifest</w:t>
-      </w:r>
-    </w:p>
-    <w:p>
-      <w:pPr>
-        <w:keepNext/>
-      </w:pPr>
-      <w:r>
-        <w:rPr>
-          <w:sz w:val="18"/>
-        </w:rPr>
-        <w:t>src/LocationHeatmap.App/Platforms/Android/AndroidManifest.xml</w:t>
-      </w:r>
-    </w:p>
-    <w:p>
-      <w:pPr>
-        <w:keepNext/>
-        <w:widowControl w:val="0"/>
-        <w:spacing w:after="0" w:line="200" w:lineRule="exact"/>
-      </w:pPr>
-      <w:r>
-        <w:rPr>
-          <w:rFonts w:ascii="Consolas" w:hAnsi="Consolas"/>
-          <w:sz w:val="16"/>
-        </w:rPr>
-        <w:t>&lt;?xml version="1.0" encoding="utf-8"?&gt;</w:t>
-      </w:r>
-    </w:p>
-    <w:p>
-      <w:pPr>
-        <w:keepNext/>
-        <w:widowControl w:val="0"/>
-        <w:spacing w:after="0" w:line="200" w:lineRule="exact"/>
-      </w:pPr>
-      <w:r>
-        <w:rPr>
-          <w:rFonts w:ascii="Consolas" w:hAnsi="Consolas"/>
-          <w:sz w:val="16"/>
-        </w:rPr>
-        <w:t>&lt;manifest xmlns:android="http://schemas.android.com/apk/res/android"&gt;</w:t>
-      </w:r>
-    </w:p>
-    <w:p>
-      <w:pPr>
-        <w:keepNext/>
-        <w:widowControl w:val="0"/>
-        <w:spacing w:after="0" w:line="200" w:lineRule="exact"/>
-      </w:pPr>
-      <w:r>
-        <w:rPr>
-          <w:rFonts w:ascii="Consolas" w:hAnsi="Consolas"/>
-          <w:sz w:val="16"/>
-        </w:rPr>
-        <w:t xml:space="preserve">    &lt;!-- Disable backup of private location history. Replace the placeholder for live map tiles. --&gt;</w:t>
-      </w:r>
-    </w:p>
-    <w:p>
-      <w:pPr>
-        <w:keepNext/>
-        <w:widowControl w:val="0"/>
-        <w:spacing w:after="0" w:line="200" w:lineRule="exact"/>
-      </w:pPr>
-      <w:r>
-        <w:rPr>
-          <w:rFonts w:ascii="Consolas" w:hAnsi="Consolas"/>
-          <w:sz w:val="16"/>
-        </w:rPr>
-        <w:t xml:space="preserve">    &lt;application android:allowBackup="false" android:icon="@mipmap/appicon" android:roundIcon="@mipmap/appicon_round" android:supportsRtl="true"&gt;</w:t>
-      </w:r>
-    </w:p>
-    <w:p>
-      <w:pPr>
-        <w:keepNext/>
-        <w:widowControl w:val="0"/>
-        <w:spacing w:after="0" w:line="200" w:lineRule="exact"/>
-      </w:pPr>
-      <w:r>
-        <w:rPr>
-          <w:rFonts w:ascii="Consolas" w:hAnsi="Consolas"/>
-          <w:sz w:val="16"/>
-        </w:rPr>
-        <w:t xml:space="preserve">        &lt;meta-data android:name="com.google.android.geo.API_KEY" android:value="YOUR_GOOGLE_MAPS_API_KEY" /&gt;</w:t>
-      </w:r>
-    </w:p>
-    <w:p>
-      <w:pPr>
-        <w:widowControl w:val="0"/>
-        <w:spacing w:after="0" w:line="200" w:lineRule="exact"/>
-      </w:pPr>
-      <w:r>
-        <w:rPr>
-          <w:rFonts w:ascii="Consolas" w:hAnsi="Consolas"/>
-          <w:sz w:val="16"/>
-        </w:rPr>
-        <w:t xml:space="preserve">    &lt;/application&gt;</w:t>
-      </w:r>
-    </w:p>
-    <w:p>
-      <w:pPr>
-        <w:widowControl w:val="0"/>
-        <w:spacing w:after="0" w:line="200" w:lineRule="exact"/>
-      </w:pPr>
-      <w:r>
-        <w:rPr>
-          <w:rFonts w:ascii="Consolas" w:hAnsi="Consolas"/>
-          <w:sz w:val="16"/>
-        </w:rPr>
-        <w:t xml:space="preserve">    &lt;uses-permission android:name="android.permission.ACCESS_COARSE_LOCATION" /&gt;</w:t>
-      </w:r>
-    </w:p>
-    <w:p>
-      <w:pPr>
-        <w:widowControl w:val="0"/>
-        <w:spacing w:after="0" w:line="200" w:lineRule="exact"/>
-      </w:pPr>
-      <w:r>
-        <w:rPr>
-          <w:rFonts w:ascii="Consolas" w:hAnsi="Consolas"/>
-          <w:sz w:val="16"/>
-        </w:rPr>
-        <w:t xml:space="preserve">    &lt;uses-permission android:name="android.permission.ACCESS_FINE_LOCATION" /&gt;</w:t>
-      </w:r>
-    </w:p>
-    <w:p>
-      <w:pPr>
-        <w:widowControl w:val="0"/>
-        <w:spacing w:after="0" w:line="200" w:lineRule="exact"/>
-      </w:pPr>
-      <w:r>
-        <w:rPr>
-          <w:rFonts w:ascii="Consolas" w:hAnsi="Consolas"/>
-          <w:sz w:val="16"/>
-        </w:rPr>
-        <w:t xml:space="preserve">    &lt;uses-permission android:name="android.permission.ACCESS_NETWORK_STATE" /&gt;</w:t>
-      </w:r>
-    </w:p>
-    <w:p>
-      <w:pPr>
-        <w:widowControl w:val="0"/>
-        <w:spacing w:after="0" w:line="200" w:lineRule="exact"/>
-      </w:pPr>
-      <w:r>
-        <w:rPr>
-          <w:rFonts w:ascii="Consolas" w:hAnsi="Consolas"/>
-          <w:sz w:val="16"/>
-        </w:rPr>
-        <w:t xml:space="preserve">    &lt;uses-permission android:name="android.permission.INTERNET" /&gt;</w:t>
-      </w:r>
-    </w:p>
-    <w:p>
-      <w:pPr>
-        <w:widowControl w:val="0"/>
-        <w:spacing w:after="0" w:line="200" w:lineRule="exact"/>
-      </w:pPr>
-      <w:r>
-        <w:rPr>
-          <w:rFonts w:ascii="Consolas" w:hAnsi="Consolas"/>
-          <w:sz w:val="16"/>
-        </w:rPr>
-        <w:t>&lt;/manifest&gt;</w:t>
-      </w:r>
-    </w:p>
-    <w:p>
-      <w:pPr>
-        <w:pStyle w:val="Heading1"/>
-      </w:pPr>
-      <w:r>
-        <w:t>iOS location configuration</w:t>
-      </w:r>
-    </w:p>
-    <w:p>
-      <w:pPr>
-        <w:keepNext/>
-      </w:pPr>
-      <w:r>
-        <w:rPr>
-          <w:sz w:val="18"/>
-        </w:rPr>
-        <w:t>src/LocationHeatmap.App/Platforms/iOS/Info.plist</w:t>
-      </w:r>
-    </w:p>
-    <w:p>
-      <w:pPr>
-        <w:keepNext/>
-        <w:widowControl w:val="0"/>
-        <w:spacing w:after="0" w:line="200" w:lineRule="exact"/>
-      </w:pPr>
-      <w:r>
-        <w:rPr>
-          <w:rFonts w:ascii="Consolas" w:hAnsi="Consolas"/>
-          <w:sz w:val="16"/>
-        </w:rPr>
-        <w:t>&lt;?xml version="1.0" encoding="UTF-8"?&gt;</w:t>
-      </w:r>
-    </w:p>
-    <w:p>
-      <w:pPr>
-        <w:keepNext/>
-        <w:widowControl w:val="0"/>
-        <w:spacing w:after="0" w:line="200" w:lineRule="exact"/>
-      </w:pPr>
-      <w:r>
-        <w:rPr>
-          <w:rFonts w:ascii="Consolas" w:hAnsi="Consolas"/>
-          <w:sz w:val="16"/>
-        </w:rPr>
-        <w:t>&lt;!DOCTYPE plist PUBLIC "-//Apple//DTD PLIST 1.0//EN" "http://www.apple.com/DTDs/PropertyList-1.0.dtd"&gt;</w:t>
-      </w:r>
-    </w:p>
-    <w:p>
-      <w:pPr>
-        <w:keepNext/>
-        <w:widowControl w:val="0"/>
-        <w:spacing w:after="0" w:line="200" w:lineRule="exact"/>
-      </w:pPr>
-      <w:r>
-        <w:rPr>
-          <w:rFonts w:ascii="Consolas" w:hAnsi="Consolas"/>
-          <w:sz w:val="16"/>
-        </w:rPr>
-        <w:t>&lt;plist version="1.0"&gt;</w:t>
-      </w:r>
-    </w:p>
-    <w:p>
-      <w:pPr>
-        <w:keepNext/>
-        <w:widowControl w:val="0"/>
-        <w:spacing w:after="0" w:line="200" w:lineRule="exact"/>
-      </w:pPr>
-      <w:r>
-        <w:rPr>
-          <w:rFonts w:ascii="Consolas" w:hAnsi="Consolas"/>
-          <w:sz w:val="16"/>
-        </w:rPr>
-        <w:t>&lt;dict&gt;</w:t>
-      </w:r>
-    </w:p>
-    <w:p>
-      <w:pPr>
-        <w:keepNext/>
-        <w:widowControl w:val="0"/>
-        <w:spacing w:after="0" w:line="200" w:lineRule="exact"/>
-      </w:pPr>
-      <w:r>
-        <w:rPr>
-          <w:rFonts w:ascii="Consolas" w:hAnsi="Consolas"/>
-          <w:sz w:val="16"/>
-        </w:rPr>
-        <w:t xml:space="preserve">    &lt;key&gt;NSLocationWhenInUseUsageDescription&lt;/key&gt;</w:t>
-      </w:r>
-    </w:p>
-    <w:p>
-      <w:pPr>
-        <w:widowControl w:val="0"/>
-        <w:spacing w:after="0" w:line="200" w:lineRule="exact"/>
-      </w:pPr>
-      <w:r>
-        <w:rPr>
-          <w:rFonts w:ascii="Consolas" w:hAnsi="Consolas"/>
-          <w:sz w:val="16"/>
-        </w:rPr>
-        <w:t xml:space="preserve">    &lt;string&gt;Save your location while tracking is active to display your location heat map.&lt;/string&gt;</w:t>
-      </w:r>
-    </w:p>
-    <w:p>
-      <w:pPr>
-        <w:widowControl w:val="0"/>
-        <w:spacing w:after="0" w:line="200" w:lineRule="exact"/>
-      </w:pPr>
-      <w:r>
-        <w:rPr>
-          <w:rFonts w:ascii="Consolas" w:hAnsi="Consolas"/>
-          <w:sz w:val="16"/>
-        </w:rPr>
-        <w:t xml:space="preserve">    &lt;key&gt;LSRequiresIPhoneOS&lt;/key&gt;</w:t>
-      </w:r>
-    </w:p>
-    <w:p>
-      <w:pPr>
-        <w:widowControl w:val="0"/>
-        <w:spacing w:after="0" w:line="200" w:lineRule="exact"/>
-      </w:pPr>
-      <w:r>
-        <w:rPr>
-          <w:rFonts w:ascii="Consolas" w:hAnsi="Consolas"/>
-          <w:sz w:val="16"/>
-        </w:rPr>
-        <w:t xml:space="preserve">    &lt;true/&gt;</w:t>
-      </w:r>
-    </w:p>
-    <w:p>
-      <w:pPr>
-        <w:widowControl w:val="0"/>
-        <w:spacing w:after="0" w:line="200" w:lineRule="exact"/>
-      </w:pPr>
-      <w:r>
-        <w:rPr>
-          <w:rFonts w:ascii="Consolas" w:hAnsi="Consolas"/>
-          <w:sz w:val="16"/>
-        </w:rPr>
-        <w:t xml:space="preserve">    &lt;key&gt;UIDeviceFamily&lt;/key&gt;</w:t>
-      </w:r>
-    </w:p>
-    <w:p>
-      <w:pPr>
-        <w:widowControl w:val="0"/>
-        <w:spacing w:after="0" w:line="200" w:lineRule="exact"/>
-      </w:pPr>
-      <w:r>
-        <w:rPr>
-          <w:rFonts w:ascii="Consolas" w:hAnsi="Consolas"/>
-          <w:sz w:val="16"/>
-        </w:rPr>
-        <w:t xml:space="preserve">    &lt;array&gt;</w:t>
-      </w:r>
-    </w:p>
-    <w:p>
-      <w:pPr>
-        <w:widowControl w:val="0"/>
-        <w:spacing w:after="0" w:line="200" w:lineRule="exact"/>
-      </w:pPr>
-      <w:r>
-        <w:rPr>
-          <w:rFonts w:ascii="Consolas" w:hAnsi="Consolas"/>
-          <w:sz w:val="16"/>
-        </w:rPr>
-        <w:t xml:space="preserve">        &lt;integer&gt;1&lt;/integer&gt;</w:t>
-      </w:r>
-    </w:p>
-    <w:p>
-      <w:pPr>
-        <w:widowControl w:val="0"/>
-        <w:spacing w:after="0" w:line="200" w:lineRule="exact"/>
-      </w:pPr>
-      <w:r>
-        <w:rPr>
-          <w:rFonts w:ascii="Consolas" w:hAnsi="Consolas"/>
-          <w:sz w:val="16"/>
-        </w:rPr>
-        <w:t xml:space="preserve">        &lt;integer&gt;2&lt;/integer&gt;</w:t>
-      </w:r>
-    </w:p>
-    <w:p>
-      <w:pPr>
-        <w:widowControl w:val="0"/>
-        <w:spacing w:after="0" w:line="200" w:lineRule="exact"/>
-      </w:pPr>
-      <w:r>
-        <w:rPr>
-          <w:rFonts w:ascii="Consolas" w:hAnsi="Consolas"/>
-          <w:sz w:val="16"/>
-        </w:rPr>
-        <w:t xml:space="preserve">    &lt;/array&gt;</w:t>
-      </w:r>
-    </w:p>
-    <w:p>
-      <w:pPr>
-        <w:widowControl w:val="0"/>
-        <w:spacing w:after="0" w:line="200" w:lineRule="exact"/>
-      </w:pPr>
-      <w:r>
-        <w:rPr>
-          <w:rFonts w:ascii="Consolas" w:hAnsi="Consolas"/>
-          <w:sz w:val="16"/>
-        </w:rPr>
-        <w:t xml:space="preserve">    &lt;key&gt;UIRequiredDeviceCapabilities&lt;/key&gt;</w:t>
-      </w:r>
-    </w:p>
-    <w:p>
-      <w:pPr>
-        <w:widowControl w:val="0"/>
-        <w:spacing w:after="0" w:line="200" w:lineRule="exact"/>
-      </w:pPr>
-      <w:r>
-        <w:rPr>
-          <w:rFonts w:ascii="Consolas" w:hAnsi="Consolas"/>
-          <w:sz w:val="16"/>
-        </w:rPr>
-        <w:t xml:space="preserve">    &lt;array&gt;</w:t>
-      </w:r>
-    </w:p>
-    <w:p>
-      <w:pPr>
-        <w:widowControl w:val="0"/>
-        <w:spacing w:after="0" w:line="200" w:lineRule="exact"/>
-      </w:pPr>
-      <w:r>
-        <w:rPr>
-          <w:rFonts w:ascii="Consolas" w:hAnsi="Consolas"/>
-          <w:sz w:val="16"/>
-        </w:rPr>
-        <w:t xml:space="preserve">        &lt;string&gt;arm64&lt;/string&gt;</w:t>
-      </w:r>
-    </w:p>
-    <w:p>
-      <w:pPr>
-        <w:widowControl w:val="0"/>
-        <w:spacing w:after="0" w:line="200" w:lineRule="exact"/>
-      </w:pPr>
-      <w:r>
-        <w:rPr>
-          <w:rFonts w:ascii="Consolas" w:hAnsi="Consolas"/>
-          <w:sz w:val="16"/>
-        </w:rPr>
-        <w:t xml:space="preserve">    &lt;/array&gt;</w:t>
-      </w:r>
-    </w:p>
-    <w:p>
-      <w:pPr>
-        <w:widowControl w:val="0"/>
-        <w:spacing w:after="0" w:line="200" w:lineRule="exact"/>
-      </w:pPr>
-      <w:r>
-        <w:rPr>
-          <w:rFonts w:ascii="Consolas" w:hAnsi="Consolas"/>
-          <w:sz w:val="16"/>
-        </w:rPr>
-        <w:t xml:space="preserve">    &lt;key&gt;UISupportedInterfaceOrientations&lt;/key&gt;</w:t>
-      </w:r>
-    </w:p>
-    <w:p>
-      <w:pPr>
-        <w:widowControl w:val="0"/>
-        <w:spacing w:after="0" w:line="200" w:lineRule="exact"/>
-      </w:pPr>
-      <w:r>
-        <w:rPr>
-          <w:rFonts w:ascii="Consolas" w:hAnsi="Consolas"/>
-          <w:sz w:val="16"/>
-        </w:rPr>
-        <w:t xml:space="preserve">    &lt;array&gt;</w:t>
-      </w:r>
-    </w:p>
-    <w:p>
-      <w:pPr>
-        <w:widowControl w:val="0"/>
-        <w:spacing w:after="0" w:line="200" w:lineRule="exact"/>
-      </w:pPr>
-      <w:r>
-        <w:rPr>
-          <w:rFonts w:ascii="Consolas" w:hAnsi="Consolas"/>
-          <w:sz w:val="16"/>
-        </w:rPr>
-        <w:t xml:space="preserve">        &lt;string&gt;UIInterfaceOrientationPortrait&lt;/string&gt;</w:t>
-      </w:r>
-    </w:p>
-    <w:p>
-      <w:pPr>
-        <w:widowControl w:val="0"/>
-        <w:spacing w:after="0" w:line="200" w:lineRule="exact"/>
-      </w:pPr>
-      <w:r>
-        <w:rPr>
-          <w:rFonts w:ascii="Consolas" w:hAnsi="Consolas"/>
-          <w:sz w:val="16"/>
-        </w:rPr>
-        <w:t xml:space="preserve">        &lt;string&gt;UIInterfaceOrientationLandscapeLeft&lt;/string&gt;</w:t>
-      </w:r>
-    </w:p>
-    <w:p>
-      <w:pPr>
-        <w:widowControl w:val="0"/>
-        <w:spacing w:after="0" w:line="200" w:lineRule="exact"/>
-      </w:pPr>
-      <w:r>
-        <w:rPr>
-          <w:rFonts w:ascii="Consolas" w:hAnsi="Consolas"/>
-          <w:sz w:val="16"/>
-        </w:rPr>
-        <w:t xml:space="preserve">        &lt;string&gt;UIInterfaceOrientationLandscapeRight&lt;/string&gt;</w:t>
-      </w:r>
-    </w:p>
-    <w:p>
-      <w:pPr>
-        <w:widowControl w:val="0"/>
-        <w:spacing w:after="0" w:line="200" w:lineRule="exact"/>
-      </w:pPr>
-      <w:r>
-        <w:rPr>
-          <w:rFonts w:ascii="Consolas" w:hAnsi="Consolas"/>
-          <w:sz w:val="16"/>
-        </w:rPr>
-        <w:t xml:space="preserve">    &lt;/array&gt;</w:t>
-      </w:r>
-    </w:p>
-    <w:p>
-      <w:pPr>
-        <w:widowControl w:val="0"/>
-        <w:spacing w:after="0" w:line="200" w:lineRule="exact"/>
-      </w:pPr>
-      <w:r>
-        <w:rPr>
-          <w:rFonts w:ascii="Consolas" w:hAnsi="Consolas"/>
-          <w:sz w:val="16"/>
-        </w:rPr>
-        <w:t xml:space="preserve">    &lt;key&gt;UISupportedInterfaceOrientations~ipad&lt;/key&gt;</w:t>
-      </w:r>
-    </w:p>
-    <w:p>
-      <w:pPr>
-        <w:widowControl w:val="0"/>
-        <w:spacing w:after="0" w:line="200" w:lineRule="exact"/>
-      </w:pPr>
-      <w:r>
-        <w:rPr>
-          <w:rFonts w:ascii="Consolas" w:hAnsi="Consolas"/>
-          <w:sz w:val="16"/>
-        </w:rPr>
-        <w:t xml:space="preserve">    &lt;array&gt;</w:t>
-      </w:r>
-    </w:p>
-    <w:p>
-      <w:pPr>
-        <w:widowControl w:val="0"/>
-        <w:spacing w:after="0" w:line="200" w:lineRule="exact"/>
-      </w:pPr>
-      <w:r>
-        <w:rPr>
-          <w:rFonts w:ascii="Consolas" w:hAnsi="Consolas"/>
-          <w:sz w:val="16"/>
-        </w:rPr>
-        <w:t xml:space="preserve">        &lt;string&gt;UIInterfaceOrientationPortrait&lt;/string&gt;</w:t>
-      </w:r>
-    </w:p>
-    <w:p>
-      <w:pPr>
-        <w:widowControl w:val="0"/>
-        <w:spacing w:after="0" w:line="200" w:lineRule="exact"/>
-      </w:pPr>
-      <w:r>
-        <w:rPr>
-          <w:rFonts w:ascii="Consolas" w:hAnsi="Consolas"/>
-          <w:sz w:val="16"/>
-        </w:rPr>
-        <w:t xml:space="preserve">        &lt;string&gt;UIInterfaceOrientationPortraitUpsideDown&lt;/string&gt;</w:t>
-      </w:r>
-    </w:p>
-    <w:p>
-      <w:pPr>
-        <w:widowControl w:val="0"/>
-        <w:spacing w:after="0" w:line="200" w:lineRule="exact"/>
-      </w:pPr>
-      <w:r>
-        <w:rPr>
-          <w:rFonts w:ascii="Consolas" w:hAnsi="Consolas"/>
-          <w:sz w:val="16"/>
-        </w:rPr>
-        <w:t xml:space="preserve">        &lt;string&gt;UIInterfaceOrientationLandscapeLeft&lt;/string&gt;</w:t>
-      </w:r>
-    </w:p>
-    <w:p>
-      <w:pPr>
-        <w:widowControl w:val="0"/>
-        <w:spacing w:after="0" w:line="200" w:lineRule="exact"/>
-      </w:pPr>
-      <w:r>
-        <w:rPr>
-          <w:rFonts w:ascii="Consolas" w:hAnsi="Consolas"/>
-          <w:sz w:val="16"/>
-        </w:rPr>
-        <w:t xml:space="preserve">        &lt;string&gt;UIInterfaceOrientationLandscapeRight&lt;/string&gt;</w:t>
-      </w:r>
-    </w:p>
-    <w:p>
-      <w:pPr>
-        <w:widowControl w:val="0"/>
-        <w:spacing w:after="0" w:line="200" w:lineRule="exact"/>
-      </w:pPr>
-      <w:r>
-        <w:rPr>
-          <w:rFonts w:ascii="Consolas" w:hAnsi="Consolas"/>
-          <w:sz w:val="16"/>
-        </w:rPr>
-        <w:t xml:space="preserve">    &lt;/array&gt;</w:t>
-      </w:r>
-    </w:p>
-    <w:p>
-      <w:pPr>
-        <w:widowControl w:val="0"/>
-        <w:spacing w:after="0" w:line="200" w:lineRule="exact"/>
-      </w:pPr>
-      <w:r>
-        <w:rPr>
-          <w:rFonts w:ascii="Consolas" w:hAnsi="Consolas"/>
-          <w:sz w:val="16"/>
-        </w:rPr>
-        <w:t xml:space="preserve">    &lt;key&gt;XSAppIconAssets&lt;/key&gt;</w:t>
-      </w:r>
-    </w:p>
-    <w:p>
-      <w:pPr>
-        <w:widowControl w:val="0"/>
-        <w:spacing w:after="0" w:line="200" w:lineRule="exact"/>
-      </w:pPr>
-      <w:r>
-        <w:rPr>
-          <w:rFonts w:ascii="Consolas" w:hAnsi="Consolas"/>
-          <w:sz w:val="16"/>
-        </w:rPr>
-        <w:t xml:space="preserve">    &lt;string&gt;Assets.xcassets/appicon.appiconset&lt;/string&gt;</w:t>
-      </w:r>
-    </w:p>
-    <w:p>
-      <w:pPr>
-        <w:widowControl w:val="0"/>
-        <w:spacing w:after="0" w:line="200" w:lineRule="exact"/>
-      </w:pPr>
-      <w:r>
-        <w:rPr>
-          <w:rFonts w:ascii="Consolas" w:hAnsi="Consolas"/>
-          <w:sz w:val="16"/>
-        </w:rPr>
-        <w:t>&lt;/dict&gt;</w:t>
-      </w:r>
-    </w:p>
-    <w:p>
-      <w:pPr>
-        <w:widowControl w:val="0"/>
-        <w:spacing w:after="0" w:line="200" w:lineRule="exact"/>
-      </w:pPr>
-      <w:r>
-        <w:rPr>
-          <w:rFonts w:ascii="Consolas" w:hAnsi="Consolas"/>
-          <w:sz w:val="16"/>
-        </w:rPr>
-        <w:t>&lt;/plist&gt;</w:t>
-      </w:r>
-    </w:p>
-    <w:p>
-      <w:pPr>
-        <w:pStyle w:val="Heading1"/>
-      </w:pPr>
-      <w:r>
-        <w:t>Application project configuration</w:t>
-      </w:r>
-    </w:p>
-    <w:p>
-      <w:pPr>
-        <w:keepNext/>
-      </w:pPr>
-      <w:r>
-        <w:rPr>
-          <w:sz w:val="18"/>
-        </w:rPr>
-        <w:t>src/LocationHeatmap.App/LocationHeatmap.App.csproj</w:t>
-      </w:r>
-    </w:p>
-    <w:p>
-      <w:pPr>
-        <w:keepNext/>
-        <w:widowControl w:val="0"/>
-        <w:spacing w:after="0" w:line="200" w:lineRule="exact"/>
-      </w:pPr>
-      <w:r>
-        <w:rPr>
-          <w:rFonts w:ascii="Consolas" w:hAnsi="Consolas"/>
-          <w:sz w:val="16"/>
-        </w:rPr>
-        <w:t>&lt;Project Sdk="Microsoft.NET.Sdk"&gt;</w:t>
-      </w:r>
-    </w:p>
-    <w:p>
-      <w:pPr>
-        <w:keepNext/>
-        <w:widowControl w:val="0"/>
-        <w:spacing w:after="0" w:line="200" w:lineRule="exact"/>
-      </w:pPr>
-      <w:r>
-        <w:rPr>
-          <w:rFonts w:ascii="Consolas" w:hAnsi="Consolas"/>
-          <w:sz w:val="16"/>
-        </w:rPr>
-        <w:t xml:space="preserve">  &lt;PropertyGroup&gt;</w:t>
-      </w:r>
-    </w:p>
-    <w:p>
-      <w:pPr>
-        <w:keepNext/>
-        <w:widowControl w:val="0"/>
-        <w:spacing w:after="0" w:line="200" w:lineRule="exact"/>
-      </w:pPr>
-      <w:r>
-        <w:rPr>
-          <w:rFonts w:ascii="Consolas" w:hAnsi="Consolas"/>
-          <w:sz w:val="16"/>
-        </w:rPr>
-        <w:t xml:space="preserve">    &lt;TargetFrameworks&gt;net10.0-android&lt;/TargetFrameworks&gt;</w:t>
-      </w:r>
-    </w:p>
-    <w:p>
-      <w:pPr>
-        <w:keepNext/>
-        <w:widowControl w:val="0"/>
-        <w:spacing w:after="0" w:line="200" w:lineRule="exact"/>
-      </w:pPr>
-      <w:r>
-        <w:rPr>
-          <w:rFonts w:ascii="Consolas" w:hAnsi="Consolas"/>
-          <w:sz w:val="16"/>
-        </w:rPr>
-        <w:t xml:space="preserve">    &lt;!-- Note for MacCatalyst:</w:t>
-      </w:r>
-    </w:p>
-    <w:p>
-      <w:pPr>
-        <w:keepNext/>
-        <w:widowControl w:val="0"/>
-        <w:spacing w:after="0" w:line="200" w:lineRule="exact"/>
-      </w:pPr>
-      <w:r>
-        <w:rPr>
-          <w:rFonts w:ascii="Consolas" w:hAnsi="Consolas"/>
-          <w:sz w:val="16"/>
-        </w:rPr>
-        <w:t xml:space="preserve">        The default runtime is maccatalyst-x64, except in Release config, in which case the default is maccatalyst-x64;maccatalyst-arm64.</w:t>
-      </w:r>
-    </w:p>
-    <w:p>
-      <w:pPr>
-        <w:widowControl w:val="0"/>
-        <w:spacing w:after="0" w:line="200" w:lineRule="exact"/>
-      </w:pPr>
-      <w:r>
-        <w:rPr>
-          <w:rFonts w:ascii="Consolas" w:hAnsi="Consolas"/>
-          <w:sz w:val="16"/>
-        </w:rPr>
-        <w:t xml:space="preserve">        When specifying both architectures, use the plural &lt;RuntimeIdentifiers&gt; instead of the singular &lt;RuntimeIdentifier&gt;.</w:t>
-      </w:r>
-    </w:p>
-    <w:p>
-      <w:pPr>
-        <w:widowControl w:val="0"/>
-        <w:spacing w:after="0" w:line="200" w:lineRule="exact"/>
-      </w:pPr>
-      <w:r>
-        <w:rPr>
-          <w:rFonts w:ascii="Consolas" w:hAnsi="Consolas"/>
-          <w:sz w:val="16"/>
-        </w:rPr>
-        <w:t xml:space="preserve">        The Mac App Store will NOT accept apps with ONLY maccatalyst-arm64 indicated;</w:t>
-      </w:r>
-    </w:p>
-    <w:p>
-      <w:pPr>
-        <w:widowControl w:val="0"/>
-        <w:spacing w:after="0" w:line="200" w:lineRule="exact"/>
-      </w:pPr>
-      <w:r>
-        <w:rPr>
-          <w:rFonts w:ascii="Consolas" w:hAnsi="Consolas"/>
-          <w:sz w:val="16"/>
-        </w:rPr>
-        <w:t xml:space="preserve">        either BOTH runtimes must be indicated or ONLY macatalyst-x64. --&gt;</w:t>
-      </w:r>
-    </w:p>
-    <w:p>
-      <w:pPr>
-        <w:widowControl w:val="0"/>
-        <w:spacing w:after="0" w:line="200" w:lineRule="exact"/>
-      </w:pPr>
-      <w:r>
-        <w:rPr>
-          <w:rFonts w:ascii="Consolas" w:hAnsi="Consolas"/>
-          <w:sz w:val="16"/>
-        </w:rPr>
-        <w:t xml:space="preserve">    &lt;!-- For example: &lt;RuntimeIdentifiers&gt;maccatalyst-x64;maccatalyst-arm64&lt;/RuntimeIdentifiers&gt; --&gt;</w:t>
-      </w:r>
-    </w:p>
-    <w:p>
-      <w:pPr>
-        <w:widowControl w:val="0"/>
-        <w:spacing w:after="0" w:line="200" w:lineRule="exact"/>
-      </w:pPr>
-      <w:r>
-        <w:rPr>
-          <w:rFonts w:ascii="Consolas" w:hAnsi="Consolas"/>
-          <w:sz w:val="16"/>
-        </w:rPr>
-        <w:t xml:space="preserve">    &lt;OutputType&gt;Exe&lt;/OutputType&gt;</w:t>
-      </w:r>
-    </w:p>
-    <w:p>
-      <w:pPr>
-        <w:widowControl w:val="0"/>
-        <w:spacing w:after="0" w:line="200" w:lineRule="exact"/>
-      </w:pPr>
-      <w:r>
-        <w:rPr>
-          <w:rFonts w:ascii="Consolas" w:hAnsi="Consolas"/>
-          <w:sz w:val="16"/>
-        </w:rPr>
-        <w:t xml:space="preserve">    &lt;RootNamespace&gt;LocationHeatmap.App&lt;/RootNamespace&gt;</w:t>
-      </w:r>
-    </w:p>
-    <w:p>
-      <w:pPr>
-        <w:widowControl w:val="0"/>
-        <w:spacing w:after="0" w:line="200" w:lineRule="exact"/>
-      </w:pPr>
-      <w:r>
-        <w:rPr>
-          <w:rFonts w:ascii="Consolas" w:hAnsi="Consolas"/>
-          <w:sz w:val="16"/>
-        </w:rPr>
-        <w:t xml:space="preserve">    &lt;UseMaui&gt;true&lt;/UseMaui&gt;</w:t>
-      </w:r>
-    </w:p>
-    <w:p>
-      <w:pPr>
-        <w:widowControl w:val="0"/>
-        <w:spacing w:after="0" w:line="200" w:lineRule="exact"/>
-      </w:pPr>
-      <w:r>
-        <w:rPr>
-          <w:rFonts w:ascii="Consolas" w:hAnsi="Consolas"/>
-          <w:sz w:val="16"/>
-        </w:rPr>
-        <w:t xml:space="preserve">    &lt;SingleProject&gt;true&lt;/SingleProject&gt;</w:t>
-      </w:r>
-    </w:p>
-    <w:p>
-      <w:pPr>
-        <w:widowControl w:val="0"/>
-        <w:spacing w:after="0" w:line="200" w:lineRule="exact"/>
-      </w:pPr>
-      <w:r>
-        <w:rPr>
-          <w:rFonts w:ascii="Consolas" w:hAnsi="Consolas"/>
-          <w:sz w:val="16"/>
-        </w:rPr>
-        <w:t xml:space="preserve">    &lt;ImplicitUsings&gt;enable&lt;/ImplicitUsings&gt;</w:t>
-      </w:r>
-    </w:p>
-    <w:p>
-      <w:pPr>
-        <w:widowControl w:val="0"/>
-        <w:spacing w:after="0" w:line="200" w:lineRule="exact"/>
-      </w:pPr>
-      <w:r>
-        <w:rPr>
-          <w:rFonts w:ascii="Consolas" w:hAnsi="Consolas"/>
-          <w:sz w:val="16"/>
-        </w:rPr>
-        <w:t xml:space="preserve">    &lt;Nullable&gt;enable&lt;/Nullable&gt;</w:t>
-      </w:r>
-    </w:p>
-    <w:p>
-      <w:pPr>
-        <w:widowControl w:val="0"/>
-        <w:spacing w:after="0" w:line="200" w:lineRule="exact"/>
-      </w:pPr>
-      <w:r>
-        <w:rPr>
-          <w:rFonts w:ascii="Consolas" w:hAnsi="Consolas"/>
-          <w:sz w:val="16"/>
-        </w:rPr>
-        <w:t xml:space="preserve">    &lt;!-- Enable XAML source generation for faster build times and improved performance.</w:t>
-      </w:r>
-    </w:p>
-    <w:p>
-      <w:pPr>
-        <w:widowControl w:val="0"/>
-        <w:spacing w:after="0" w:line="200" w:lineRule="exact"/>
-      </w:pPr>
-      <w:r>
-        <w:rPr>
-          <w:rFonts w:ascii="Consolas" w:hAnsi="Consolas"/>
-          <w:sz w:val="16"/>
-        </w:rPr>
-        <w:t xml:space="preserve">             This generates C# code from XAML at compile time instead of runtime inflation.</w:t>
-      </w:r>
-    </w:p>
-    <w:p>
-      <w:pPr>
-        <w:widowControl w:val="0"/>
-        <w:spacing w:after="0" w:line="200" w:lineRule="exact"/>
-      </w:pPr>
-      <w:r>
-        <w:rPr>
-          <w:rFonts w:ascii="Consolas" w:hAnsi="Consolas"/>
-          <w:sz w:val="16"/>
-        </w:rPr>
-        <w:t xml:space="preserve">             To disable, remove this line.</w:t>
-      </w:r>
-    </w:p>
-    <w:p>
-      <w:pPr>
-        <w:widowControl w:val="0"/>
-        <w:spacing w:after="0" w:line="200" w:lineRule="exact"/>
-      </w:pPr>
-      <w:r>
-        <w:rPr>
-          <w:rFonts w:ascii="Consolas" w:hAnsi="Consolas"/>
-          <w:sz w:val="16"/>
-        </w:rPr>
-        <w:t xml:space="preserve">             For individual files, you can override by setting Inflator metadata:</w:t>
-      </w:r>
-    </w:p>
-    <w:p>
-      <w:pPr>
-        <w:widowControl w:val="0"/>
-        <w:spacing w:after="0" w:line="200" w:lineRule="exact"/>
-      </w:pPr>
-      <w:r>
-        <w:rPr>
-          <w:rFonts w:ascii="Consolas" w:hAnsi="Consolas"/>
-          <w:sz w:val="16"/>
-        </w:rPr>
-        <w:t xml:space="preserve">               &lt;MauiXaml Update="MyPage.xaml" Inflator="Default" /&gt; (reverts to defaults: Runtime for Debug, XamlC for Release)</w:t>
-      </w:r>
-    </w:p>
-    <w:p>
-      <w:pPr>
-        <w:widowControl w:val="0"/>
-        <w:spacing w:after="0" w:line="200" w:lineRule="exact"/>
-      </w:pPr>
-      <w:r>
-        <w:rPr>
-          <w:rFonts w:ascii="Consolas" w:hAnsi="Consolas"/>
-          <w:sz w:val="16"/>
-        </w:rPr>
-        <w:t xml:space="preserve">               &lt;MauiXaml Update="MyPage.xaml" Inflator="Runtime" /&gt; (force runtime inflation) --&gt;</w:t>
-      </w:r>
-    </w:p>
-    <w:p>
-      <w:pPr>
-        <w:widowControl w:val="0"/>
-        <w:spacing w:after="0" w:line="200" w:lineRule="exact"/>
-      </w:pPr>
-      <w:r>
-        <w:rPr>
-          <w:rFonts w:ascii="Consolas" w:hAnsi="Consolas"/>
-          <w:sz w:val="16"/>
-        </w:rPr>
-        <w:t xml:space="preserve">    &lt;MauiXamlInflator&gt;SourceGen&lt;/MauiXamlInflator&gt;</w:t>
-      </w:r>
-    </w:p>
-    <w:p>
-      <w:pPr>
-        <w:widowControl w:val="0"/>
-        <w:spacing w:after="0" w:line="200" w:lineRule="exact"/>
-      </w:pPr>
-      <w:r>
-        <w:rPr>
-          <w:rFonts w:ascii="Consolas" w:hAnsi="Consolas"/>
-          <w:sz w:val="16"/>
-        </w:rPr>
-        <w:t xml:space="preserve">    &lt;!-- Display name --&gt;</w:t>
-      </w:r>
-    </w:p>
-    <w:p>
-      <w:pPr>
-        <w:widowControl w:val="0"/>
-        <w:spacing w:after="0" w:line="200" w:lineRule="exact"/>
-      </w:pPr>
-      <w:r>
-        <w:rPr>
-          <w:rFonts w:ascii="Consolas" w:hAnsi="Consolas"/>
-          <w:sz w:val="16"/>
-        </w:rPr>
-        <w:t xml:space="preserve">    &lt;ApplicationTitle&gt;Location Heat Map&lt;/ApplicationTitle&gt;</w:t>
-      </w:r>
-    </w:p>
-    <w:p>
-      <w:pPr>
-        <w:widowControl w:val="0"/>
-        <w:spacing w:after="0" w:line="200" w:lineRule="exact"/>
-      </w:pPr>
-      <w:r>
-        <w:rPr>
-          <w:rFonts w:ascii="Consolas" w:hAnsi="Consolas"/>
-          <w:sz w:val="16"/>
-        </w:rPr>
-        <w:t xml:space="preserve">    &lt;!-- App Identifier --&gt;</w:t>
-      </w:r>
-    </w:p>
-    <w:p>
-      <w:pPr>
-        <w:widowControl w:val="0"/>
-        <w:spacing w:after="0" w:line="200" w:lineRule="exact"/>
-      </w:pPr>
-      <w:r>
-        <w:rPr>
-          <w:rFonts w:ascii="Consolas" w:hAnsi="Consolas"/>
-          <w:sz w:val="16"/>
-        </w:rPr>
-        <w:t xml:space="preserve">    &lt;ApplicationId&gt;com.shobhit.locationheatmap&lt;/ApplicationId&gt;</w:t>
-      </w:r>
-    </w:p>
-    <w:p>
-      <w:pPr>
-        <w:widowControl w:val="0"/>
-        <w:spacing w:after="0" w:line="200" w:lineRule="exact"/>
-      </w:pPr>
-      <w:r>
-        <w:rPr>
-          <w:rFonts w:ascii="Consolas" w:hAnsi="Consolas"/>
-          <w:sz w:val="16"/>
-        </w:rPr>
-        <w:t xml:space="preserve">    &lt;!-- Versions --&gt;</w:t>
-      </w:r>
-    </w:p>
-    <w:p>
-      <w:pPr>
-        <w:widowControl w:val="0"/>
-        <w:spacing w:after="0" w:line="200" w:lineRule="exact"/>
-      </w:pPr>
-      <w:r>
-        <w:rPr>
-          <w:rFonts w:ascii="Consolas" w:hAnsi="Consolas"/>
-          <w:sz w:val="16"/>
-        </w:rPr>
-        <w:t xml:space="preserve">    &lt;ApplicationDisplayVersion&gt;1.0&lt;/ApplicationDisplayVersion&gt;</w:t>
-      </w:r>
-    </w:p>
-    <w:p>
-      <w:pPr>
-        <w:widowControl w:val="0"/>
-        <w:spacing w:after="0" w:line="200" w:lineRule="exact"/>
-      </w:pPr>
-      <w:r>
-        <w:rPr>
-          <w:rFonts w:ascii="Consolas" w:hAnsi="Consolas"/>
-          <w:sz w:val="16"/>
-        </w:rPr>
-        <w:t xml:space="preserve">    &lt;ApplicationVersion&gt;1&lt;/ApplicationVersion&gt;</w:t>
-      </w:r>
-    </w:p>
-    <w:p>
-      <w:pPr>
-        <w:widowControl w:val="0"/>
-        <w:spacing w:after="0" w:line="200" w:lineRule="exact"/>
-      </w:pPr>
-      <w:r>
-        <w:rPr>
-          <w:rFonts w:ascii="Consolas" w:hAnsi="Consolas"/>
-          <w:sz w:val="16"/>
-        </w:rPr>
-        <w:t xml:space="preserve">    &lt;!-- To develop, package, and publish an app to the Microsoft Store, see: https://aka.ms/MauiTemplateUnpackaged --&gt;</w:t>
-      </w:r>
-    </w:p>
-    <w:p>
-      <w:pPr>
-        <w:widowControl w:val="0"/>
-        <w:spacing w:after="0" w:line="200" w:lineRule="exact"/>
-      </w:pPr>
-      <w:r>
-        <w:rPr>
-          <w:rFonts w:ascii="Consolas" w:hAnsi="Consolas"/>
-          <w:sz w:val="16"/>
-        </w:rPr>
-        <w:t xml:space="preserve">    &lt;WindowsPackageType&gt;None&lt;/WindowsPackageType&gt;</w:t>
-      </w:r>
-    </w:p>
-    <w:p>
-      <w:pPr>
-        <w:widowControl w:val="0"/>
-        <w:spacing w:after="0" w:line="200" w:lineRule="exact"/>
-      </w:pPr>
-      <w:r>
-        <w:rPr>
-          <w:rFonts w:ascii="Consolas" w:hAnsi="Consolas"/>
-          <w:sz w:val="16"/>
-        </w:rPr>
-        <w:t xml:space="preserve">    &lt;SupportedOSPlatformVersion Condition="$([MSBuild]::GetTargetPlatformIdentifier('$(TargetFramework)')) == 'ios'"&gt;15.0&lt;/SupportedOSPlatformVersion&gt;</w:t>
-      </w:r>
-    </w:p>
-    <w:p>
-      <w:pPr>
-        <w:widowControl w:val="0"/>
-        <w:spacing w:after="0" w:line="200" w:lineRule="exact"/>
-      </w:pPr>
-      <w:r>
-        <w:rPr>
-          <w:rFonts w:ascii="Consolas" w:hAnsi="Consolas"/>
-          <w:sz w:val="16"/>
-        </w:rPr>
-        <w:t xml:space="preserve">    &lt;SupportedOSPlatformVersion Condition="$([MSBuild]::GetTargetPlatformIdentifier('$(TargetFramework)')) == 'maccatalyst'"&gt;15.0&lt;/SupportedOSPlatformVersion&gt;</w:t>
-      </w:r>
-    </w:p>
-    <w:p>
-      <w:pPr>
-        <w:widowControl w:val="0"/>
-        <w:spacing w:after="0" w:line="200" w:lineRule="exact"/>
-      </w:pPr>
-      <w:r>
-        <w:rPr>
-          <w:rFonts w:ascii="Consolas" w:hAnsi="Consolas"/>
-          <w:sz w:val="16"/>
-        </w:rPr>
-        <w:t xml:space="preserve">    &lt;SupportedOSPlatformVersion Condition="$([MSBuild]::GetTargetPlatformIdentifier('$(TargetFramework)')) == 'android'"&gt;21.0&lt;/SupportedOSPlatformVersion&gt;</w:t>
-      </w:r>
-    </w:p>
-    <w:p>
-      <w:pPr>
-        <w:widowControl w:val="0"/>
-        <w:spacing w:after="0" w:line="200" w:lineRule="exact"/>
-      </w:pPr>
-      <w:r>
-        <w:rPr>
-          <w:rFonts w:ascii="Consolas" w:hAnsi="Consolas"/>
-          <w:sz w:val="16"/>
-        </w:rPr>
-        <w:t xml:space="preserve">    &lt;SupportedOSPlatformVersion Condition="$([MSBuild]::GetTargetPlatformIdentifier('$(TargetFramework)')) == 'windows'"&gt;10.0.17763.0&lt;/SupportedOSPlatformVersion&gt;</w:t>
-      </w:r>
-    </w:p>
-    <w:p>
-      <w:pPr>
-        <w:widowControl w:val="0"/>
-        <w:spacing w:after="0" w:line="200" w:lineRule="exact"/>
-      </w:pPr>
-      <w:r>
-        <w:rPr>
-          <w:rFonts w:ascii="Consolas" w:hAnsi="Consolas"/>
-          <w:sz w:val="16"/>
-        </w:rPr>
-        <w:t xml:space="preserve">    &lt;TargetPlatformMinVersion Condition="$([MSBuild]::GetTargetPlatformIdentifier('$(TargetFramework)')) == 'windows'"&gt;10.0.17763.0&lt;/TargetPlatformMinVersion&gt;</w:t>
-      </w:r>
-    </w:p>
-    <w:p>
-      <w:pPr>
-        <w:widowControl w:val="0"/>
-        <w:spacing w:after="0" w:line="200" w:lineRule="exact"/>
-      </w:pPr>
-      <w:r>
-        <w:rPr>
-          <w:rFonts w:ascii="Consolas" w:hAnsi="Consolas"/>
-          <w:sz w:val="16"/>
-        </w:rPr>
-        <w:t xml:space="preserve">    &lt;TargetFrameworks Condition="$([MSBuild]::IsOSPlatform('osx'))"&gt;net10.0-android;net10.0-ios&lt;/TargetFrameworks&gt;</w:t>
-      </w:r>
-    </w:p>
-    <w:p>
-      <w:pPr>
-        <w:widowControl w:val="0"/>
-        <w:spacing w:after="0" w:line="200" w:lineRule="exact"/>
-      </w:pPr>
-      <w:r>
-        <w:rPr>
-          <w:rFonts w:ascii="Consolas" w:hAnsi="Consolas"/>
-          <w:sz w:val="16"/>
-        </w:rPr>
-        <w:t xml:space="preserve">  &lt;/PropertyGroup&gt;</w:t>
-      </w:r>
-    </w:p>
-    <w:p>
-      <w:pPr>
-        <w:widowControl w:val="0"/>
-        <w:spacing w:after="0" w:line="200" w:lineRule="exact"/>
-      </w:pPr>
-      <w:r>
-        <w:rPr>
-          <w:rFonts w:ascii="Consolas" w:hAnsi="Consolas"/>
-          <w:sz w:val="16"/>
-        </w:rPr>
-        <w:t xml:space="preserve">  &lt;ItemGroup&gt;</w:t>
-      </w:r>
-    </w:p>
-    <w:p>
-      <w:pPr>
-        <w:widowControl w:val="0"/>
-        <w:spacing w:after="0" w:line="200" w:lineRule="exact"/>
-      </w:pPr>
-      <w:r>
-        <w:rPr>
-          <w:rFonts w:ascii="Consolas" w:hAnsi="Consolas"/>
-          <w:sz w:val="16"/>
-        </w:rPr>
-        <w:t xml:space="preserve">    &lt;!-- App Icon --&gt;</w:t>
-      </w:r>
-    </w:p>
-    <w:p>
-      <w:pPr>
-        <w:widowControl w:val="0"/>
-        <w:spacing w:after="0" w:line="200" w:lineRule="exact"/>
-      </w:pPr>
-      <w:r>
-        <w:rPr>
-          <w:rFonts w:ascii="Consolas" w:hAnsi="Consolas"/>
-          <w:sz w:val="16"/>
-        </w:rPr>
-        <w:t xml:space="preserve">    &lt;MauiIcon Include="Resources\AppIcon\appicon.svg" ForegroundFile="Resources\AppIcon\appiconfg.svg" Color="#512BD4" /&gt;</w:t>
-      </w:r>
-    </w:p>
-    <w:p>
-      <w:pPr>
-        <w:widowControl w:val="0"/>
-        <w:spacing w:after="0" w:line="200" w:lineRule="exact"/>
-      </w:pPr>
-      <w:r>
-        <w:rPr>
-          <w:rFonts w:ascii="Consolas" w:hAnsi="Consolas"/>
-          <w:sz w:val="16"/>
-        </w:rPr>
-        <w:t xml:space="preserve">    &lt;!-- Splash Screen --&gt;</w:t>
-      </w:r>
-    </w:p>
-    <w:p>
-      <w:pPr>
-        <w:widowControl w:val="0"/>
-        <w:spacing w:after="0" w:line="200" w:lineRule="exact"/>
-      </w:pPr>
-      <w:r>
-        <w:rPr>
-          <w:rFonts w:ascii="Consolas" w:hAnsi="Consolas"/>
-          <w:sz w:val="16"/>
-        </w:rPr>
-        <w:t xml:space="preserve">    &lt;MauiSplashScreen Include="Resources\Splash\splash.svg" Color="#512BD4" BaseSize="128,128" /&gt;</w:t>
-      </w:r>
-    </w:p>
-    <w:p>
-      <w:pPr>
-        <w:widowControl w:val="0"/>
-        <w:spacing w:after="0" w:line="200" w:lineRule="exact"/>
-      </w:pPr>
-      <w:r>
-        <w:rPr>
-          <w:rFonts w:ascii="Consolas" w:hAnsi="Consolas"/>
-          <w:sz w:val="16"/>
-        </w:rPr>
-        <w:t xml:space="preserve">    &lt;!-- Images --&gt;</w:t>
-      </w:r>
-    </w:p>
-    <w:p>
-      <w:pPr>
-        <w:widowControl w:val="0"/>
-        <w:spacing w:after="0" w:line="200" w:lineRule="exact"/>
-      </w:pPr>
-      <w:r>
-        <w:rPr>
-          <w:rFonts w:ascii="Consolas" w:hAnsi="Consolas"/>
-          <w:sz w:val="16"/>
-        </w:rPr>
-        <w:t xml:space="preserve">    &lt;MauiImage Include="Resources\Images\*" /&gt;</w:t>
-      </w:r>
-    </w:p>
-    <w:p>
-      <w:pPr>
-        <w:widowControl w:val="0"/>
-        <w:spacing w:after="0" w:line="200" w:lineRule="exact"/>
-      </w:pPr>
-      <w:r>
-        <w:rPr>
-          <w:rFonts w:ascii="Consolas" w:hAnsi="Consolas"/>
-          <w:sz w:val="16"/>
-        </w:rPr>
-        <w:t xml:space="preserve">    &lt;MauiImage Update="Resources\Images\dotnet_bot.png" Resize="True" BaseSize="300,185" /&gt;</w:t>
-      </w:r>
-    </w:p>
-    <w:p>
-      <w:pPr>
-        <w:widowControl w:val="0"/>
-        <w:spacing w:after="0" w:line="200" w:lineRule="exact"/>
-      </w:pPr>
-      <w:r>
-        <w:rPr>
-          <w:rFonts w:ascii="Consolas" w:hAnsi="Consolas"/>
-          <w:sz w:val="16"/>
-        </w:rPr>
-        <w:t xml:space="preserve">    &lt;!-- Custom Fonts --&gt;</w:t>
-      </w:r>
-    </w:p>
-    <w:p>
-      <w:pPr>
-        <w:widowControl w:val="0"/>
-        <w:spacing w:after="0" w:line="200" w:lineRule="exact"/>
-      </w:pPr>
-      <w:r>
-        <w:rPr>
-          <w:rFonts w:ascii="Consolas" w:hAnsi="Consolas"/>
-          <w:sz w:val="16"/>
-        </w:rPr>
-        <w:t xml:space="preserve">    &lt;MauiFont Include="Resources\Fonts\*" /&gt;</w:t>
-      </w:r>
-    </w:p>
-    <w:p>
-      <w:pPr>
-        <w:widowControl w:val="0"/>
-        <w:spacing w:after="0" w:line="200" w:lineRule="exact"/>
-      </w:pPr>
-      <w:r>
-        <w:rPr>
-          <w:rFonts w:ascii="Consolas" w:hAnsi="Consolas"/>
-          <w:sz w:val="16"/>
-        </w:rPr>
-        <w:t xml:space="preserve">    &lt;!-- Raw Assets (also remove the "Resources\Raw" prefix) --&gt;</w:t>
-      </w:r>
-    </w:p>
-    <w:p>
-      <w:pPr>
-        <w:widowControl w:val="0"/>
-        <w:spacing w:after="0" w:line="200" w:lineRule="exact"/>
-      </w:pPr>
-      <w:r>
-        <w:rPr>
-          <w:rFonts w:ascii="Consolas" w:hAnsi="Consolas"/>
-          <w:sz w:val="16"/>
-        </w:rPr>
-        <w:t xml:space="preserve">    &lt;MauiAsset Include="Resources\Raw\**" LogicalName="%(RecursiveDir)%(Filename)%(Extension)" /&gt;</w:t>
-      </w:r>
-    </w:p>
-    <w:p>
-      <w:pPr>
-        <w:widowControl w:val="0"/>
-        <w:spacing w:after="0" w:line="200" w:lineRule="exact"/>
-      </w:pPr>
-      <w:r>
-        <w:rPr>
-          <w:rFonts w:ascii="Consolas" w:hAnsi="Consolas"/>
-          <w:sz w:val="16"/>
-        </w:rPr>
-        <w:t xml:space="preserve">  &lt;/ItemGroup&gt;</w:t>
-      </w:r>
-    </w:p>
-    <w:p>
-      <w:pPr>
-        <w:widowControl w:val="0"/>
-        <w:spacing w:after="0" w:line="200" w:lineRule="exact"/>
-      </w:pPr>
-      <w:r>
-        <w:rPr>
-          <w:rFonts w:ascii="Consolas" w:hAnsi="Consolas"/>
-          <w:sz w:val="16"/>
-        </w:rPr>
-        <w:t xml:space="preserve">  &lt;ItemGroup&gt;</w:t>
-      </w:r>
-    </w:p>
-    <w:p>
-      <w:pPr>
-        <w:widowControl w:val="0"/>
-        <w:spacing w:after="0" w:line="200" w:lineRule="exact"/>
-      </w:pPr>
-      <w:r>
-        <w:rPr>
-          <w:rFonts w:ascii="Consolas" w:hAnsi="Consolas"/>
-          <w:sz w:val="16"/>
-        </w:rPr>
-        <w:t xml:space="preserve">    &lt;PackageReference Include="Microsoft.Maui.Controls" Version="$(MauiVersion)" /&gt;</w:t>
-      </w:r>
-    </w:p>
-    <w:p>
-      <w:pPr>
-        <w:widowControl w:val="0"/>
-        <w:spacing w:after="0" w:line="200" w:lineRule="exact"/>
-      </w:pPr>
-      <w:r>
-        <w:rPr>
-          <w:rFonts w:ascii="Consolas" w:hAnsi="Consolas"/>
-          <w:sz w:val="16"/>
-        </w:rPr>
-        <w:t xml:space="preserve">    &lt;PackageReference Include="Microsoft.Extensions.Logging.Debug" Version="10.0.0" /&gt;</w:t>
-      </w:r>
-    </w:p>
-    <w:p>
-      <w:pPr>
-        <w:widowControl w:val="0"/>
-        <w:spacing w:after="0" w:line="200" w:lineRule="exact"/>
-      </w:pPr>
-      <w:r>
-        <w:rPr>
-          <w:rFonts w:ascii="Consolas" w:hAnsi="Consolas"/>
-          <w:sz w:val="16"/>
-        </w:rPr>
-        <w:t xml:space="preserve">    &lt;PackageReference Include="Microsoft.Maui.Controls.Maps" Version="$(MauiVersion)" /&gt;</w:t>
-      </w:r>
-    </w:p>
-    <w:p>
-      <w:pPr>
-        <w:widowControl w:val="0"/>
-        <w:spacing w:after="0" w:line="200" w:lineRule="exact"/>
-      </w:pPr>
-      <w:r>
-        <w:rPr>
-          <w:rFonts w:ascii="Consolas" w:hAnsi="Consolas"/>
-          <w:sz w:val="16"/>
-        </w:rPr>
-        <w:t xml:space="preserve">    &lt;ProjectReference Include="../LocationHeatmap.Core/LocationHeatmap.Core.csproj" /&gt;</w:t>
-      </w:r>
-    </w:p>
-    <w:p>
-      <w:pPr>
-        <w:widowControl w:val="0"/>
-        <w:spacing w:after="0" w:line="200" w:lineRule="exact"/>
-      </w:pPr>
-      <w:r>
-        <w:rPr>
-          <w:rFonts w:ascii="Consolas" w:hAnsi="Consolas"/>
-          <w:sz w:val="16"/>
-        </w:rPr>
-        <w:t xml:space="preserve">  &lt;/ItemGroup&gt;</w:t>
-      </w:r>
-    </w:p>
-    <w:p>
-      <w:pPr>
-        <w:widowControl w:val="0"/>
-        <w:spacing w:after="0" w:line="200" w:lineRule="exact"/>
-      </w:pPr>
-      <w:r>
-        <w:rPr>
-          <w:rFonts w:ascii="Consolas" w:hAnsi="Consolas"/>
-          <w:sz w:val="16"/>
-        </w:rPr>
-        <w:t>&lt;/Project&gt;</w:t>
-      </w:r>
-    </w:p>
-    <w:p>
-      <w:pPr>
-        <w:pStyle w:val="Heading1"/>
-      </w:pPr>
-      <w:r>
-        <w:t>Core project configuration</w:t>
-      </w:r>
-    </w:p>
-    <w:p>
-      <w:pPr>
-        <w:keepNext/>
-      </w:pPr>
-      <w:r>
-        <w:rPr>
-          <w:sz w:val="18"/>
-        </w:rPr>
-        <w:t>src/LocationHeatmap.Core/LocationHeatmap.Core.csproj</w:t>
-      </w:r>
-    </w:p>
-    <w:p>
-      <w:pPr>
-        <w:keepNext/>
-        <w:widowControl w:val="0"/>
-        <w:spacing w:after="0" w:line="200" w:lineRule="exact"/>
-      </w:pPr>
-      <w:r>
-        <w:rPr>
-          <w:rFonts w:ascii="Consolas" w:hAnsi="Consolas"/>
-          <w:sz w:val="16"/>
-        </w:rPr>
-        <w:t>&lt;Project Sdk="Microsoft.NET.Sdk"&gt;</w:t>
-      </w:r>
-    </w:p>
-    <w:p>
-      <w:pPr>
-        <w:keepNext/>
-        <w:widowControl w:val="0"/>
-        <w:spacing w:after="0" w:line="200" w:lineRule="exact"/>
-      </w:pPr>
-      <w:r>
-        <w:rPr>
-          <w:rFonts w:ascii="Consolas" w:hAnsi="Consolas"/>
-          <w:sz w:val="16"/>
-        </w:rPr>
-        <w:t xml:space="preserve">  &lt;PropertyGroup&gt;&lt;TargetFramework&gt;net10.0&lt;/TargetFramework&gt;&lt;ImplicitUsings&gt;enable&lt;/ImplicitUsings&gt;&lt;Nullable&gt;enable&lt;/Nullable&gt;&lt;/PropertyGroup&gt;</w:t>
-      </w:r>
-    </w:p>
-    <w:p>
-      <w:pPr>
-        <w:keepNext/>
-        <w:widowControl w:val="0"/>
-        <w:spacing w:after="0" w:line="200" w:lineRule="exact"/>
-      </w:pPr>
-      <w:r>
-        <w:rPr>
-          <w:rFonts w:ascii="Consolas" w:hAnsi="Consolas"/>
-          <w:sz w:val="16"/>
-        </w:rPr>
-        <w:t xml:space="preserve">  &lt;ItemGroup&gt;</w:t>
-      </w:r>
-    </w:p>
-    <w:p>
-      <w:pPr>
-        <w:keepNext/>
-        <w:widowControl w:val="0"/>
-        <w:spacing w:after="0" w:line="200" w:lineRule="exact"/>
-      </w:pPr>
-      <w:r>
-        <w:rPr>
-          <w:rFonts w:ascii="Consolas" w:hAnsi="Consolas"/>
-          <w:sz w:val="16"/>
-        </w:rPr>
-        <w:t xml:space="preserve">    &lt;PackageReference Include="sqlite-net-base" Version="1.9.172" /&gt;</w:t>
-      </w:r>
-    </w:p>
-    <w:p>
-      <w:pPr>
-        <w:keepNext/>
-        <w:widowControl w:val="0"/>
-        <w:spacing w:after="0" w:line="200" w:lineRule="exact"/>
-      </w:pPr>
-      <w:r>
-        <w:rPr>
-          <w:rFonts w:ascii="Consolas" w:hAnsi="Consolas"/>
-          <w:sz w:val="16"/>
-        </w:rPr>
-        <w:t xml:space="preserve">    &lt;!-- Choose the native bundle explicitly instead of an outdated transitive bundle. --&gt;</w:t>
-      </w:r>
-    </w:p>
-    <w:p>
-      <w:pPr>
-        <w:widowControl w:val="0"/>
-        <w:spacing w:after="0" w:line="200" w:lineRule="exact"/>
-      </w:pPr>
-      <w:r>
-        <w:rPr>
-          <w:rFonts w:ascii="Consolas" w:hAnsi="Consolas"/>
-          <w:sz w:val="16"/>
-        </w:rPr>
-        <w:t xml:space="preserve">    &lt;PackageReference Include="SQLitePCLRaw.bundle_e_sqlite3" Version="3.0.5" /&gt;</w:t>
-      </w:r>
-    </w:p>
-    <w:p>
-      <w:pPr>
-        <w:widowControl w:val="0"/>
-        <w:spacing w:after="0" w:line="200" w:lineRule="exact"/>
-      </w:pPr>
-      <w:r>
-        <w:rPr>
-          <w:rFonts w:ascii="Consolas" w:hAnsi="Consolas"/>
-          <w:sz w:val="16"/>
-        </w:rPr>
-        <w:t xml:space="preserve">    &lt;PackageReference Include="SQLitePCLRaw.lib.e_sqlite3" Version="3.53.3" /&gt;</w:t>
-      </w:r>
-    </w:p>
-    <w:p>
-      <w:pPr>
-        <w:widowControl w:val="0"/>
-        <w:spacing w:after="0" w:line="200" w:lineRule="exact"/>
-      </w:pPr>
-      <w:r>
-        <w:rPr>
-          <w:rFonts w:ascii="Consolas" w:hAnsi="Consolas"/>
-          <w:sz w:val="16"/>
-        </w:rPr>
-        <w:t xml:space="preserve">  &lt;/ItemGroup&gt;</w:t>
-      </w:r>
-    </w:p>
-    <w:p>
-      <w:pPr>
-        <w:widowControl w:val="0"/>
-        <w:spacing w:after="0" w:line="200" w:lineRule="exact"/>
-      </w:pPr>
-      <w:r>
-        <w:rPr>
-          <w:rFonts w:ascii="Consolas" w:hAnsi="Consolas"/>
-          <w:sz w:val="16"/>
-        </w:rPr>
-        <w:t>&lt;/Project&gt;</w:t>
-      </w:r>
-    </w:p>
-    <w:p>
-      <w:pPr>
-        <w:pStyle w:val="Heading1"/>
-      </w:pPr>
-      <w:r>
-        <w:t>Persistence and density checks</w:t>
-      </w:r>
-    </w:p>
-    <w:p>
-      <w:pPr>
-        <w:keepNext/>
-      </w:pPr>
-      <w:r>
-        <w:rPr>
-          <w:sz w:val="18"/>
-        </w:rPr>
-        <w:t>tests/LocationHeatmap.Checks/Program.cs</w:t>
-      </w:r>
-    </w:p>
-    <w:p>
-      <w:pPr>
-        <w:keepNext/>
-        <w:widowControl w:val="0"/>
-        <w:spacing w:after="0" w:line="200" w:lineRule="exact"/>
-      </w:pPr>
-      <w:r>
-        <w:rPr>
-          <w:rFonts w:ascii="Consolas" w:hAnsi="Consolas"/>
-          <w:sz w:val="16"/>
-        </w:rPr>
-        <w:t>using LocationHeatmap.Core;</w:t>
-      </w:r>
-    </w:p>
-    <w:p>
-      <w:pPr>
-        <w:keepNext/>
-        <w:widowControl w:val="0"/>
-        <w:spacing w:after="0" w:line="200" w:lineRule="exact"/>
-      </w:pPr>
-      <w:r>
-        <w:rPr>
-          <w:rFonts w:ascii="Consolas" w:hAnsi="Consolas"/>
-          <w:sz w:val="16"/>
-        </w:rPr>
-        <w:t xml:space="preserve"> </w:t>
-      </w:r>
-    </w:p>
-    <w:p>
-      <w:pPr>
-        <w:keepNext/>
-        <w:widowControl w:val="0"/>
-        <w:spacing w:after="0" w:line="200" w:lineRule="exact"/>
-      </w:pPr>
-      <w:r>
-        <w:rPr>
-          <w:rFonts w:ascii="Consolas" w:hAnsi="Consolas"/>
-          <w:sz w:val="16"/>
-        </w:rPr>
-        <w:t>static void Check(bool condition, string description)</w:t>
-      </w:r>
-    </w:p>
-    <w:p>
-      <w:pPr>
-        <w:keepNext/>
-        <w:widowControl w:val="0"/>
-        <w:spacing w:after="0" w:line="200" w:lineRule="exact"/>
-      </w:pPr>
-      <w:r>
-        <w:rPr>
-          <w:rFonts w:ascii="Consolas" w:hAnsi="Consolas"/>
-          <w:sz w:val="16"/>
-        </w:rPr>
-        <w:t>{</w:t>
-      </w:r>
-    </w:p>
-    <w:p>
-      <w:pPr>
-        <w:keepNext/>
-        <w:widowControl w:val="0"/>
-        <w:spacing w:after="0" w:line="200" w:lineRule="exact"/>
-      </w:pPr>
-      <w:r>
-        <w:rPr>
-          <w:rFonts w:ascii="Consolas" w:hAnsi="Consolas"/>
-          <w:sz w:val="16"/>
-        </w:rPr>
-        <w:t xml:space="preserve">    if (!condition) throw new InvalidOperationException(description);</w:t>
-      </w:r>
-    </w:p>
-    <w:p>
-      <w:pPr>
-        <w:widowControl w:val="0"/>
-        <w:spacing w:after="0" w:line="200" w:lineRule="exact"/>
-      </w:pPr>
-      <w:r>
-        <w:rPr>
-          <w:rFonts w:ascii="Consolas" w:hAnsi="Consolas"/>
-          <w:sz w:val="16"/>
-        </w:rPr>
-        <w:t xml:space="preserve">    Console.WriteLine($"PASS {description}");</w:t>
-      </w:r>
-    </w:p>
-    <w:p>
-      <w:pPr>
-        <w:widowControl w:val="0"/>
-        <w:spacing w:after="0" w:line="200" w:lineRule="exact"/>
-      </w:pPr>
-      <w:r>
-        <w:rPr>
-          <w:rFonts w:ascii="Consolas" w:hAnsi="Consolas"/>
-          <w:sz w:val="16"/>
-        </w:rPr>
-        <w:t>}</w:t>
-      </w:r>
-    </w:p>
-    <w:p>
-      <w:pPr>
-        <w:widowControl w:val="0"/>
-        <w:spacing w:after="0" w:line="200" w:lineRule="exact"/>
-      </w:pPr>
-      <w:r>
-        <w:rPr>
-          <w:rFonts w:ascii="Consolas" w:hAnsi="Consolas"/>
-          <w:sz w:val="16"/>
-        </w:rPr>
-        <w:t xml:space="preserve"> </w:t>
-      </w:r>
-    </w:p>
-    <w:p>
-      <w:pPr>
-        <w:widowControl w:val="0"/>
-        <w:spacing w:after="0" w:line="200" w:lineRule="exact"/>
-      </w:pPr>
-      <w:r>
-        <w:rPr>
-          <w:rFonts w:ascii="Consolas" w:hAnsi="Consolas"/>
-          <w:sz w:val="16"/>
-        </w:rPr>
-        <w:t>string path = Path.Combine(Path.GetTempPath(), $"heatmap-check-{Guid.NewGuid():N}.db3");</w:t>
-      </w:r>
-    </w:p>
-    <w:p>
-      <w:pPr>
-        <w:widowControl w:val="0"/>
-        <w:spacing w:after="0" w:line="200" w:lineRule="exact"/>
-      </w:pPr>
-      <w:r>
-        <w:rPr>
-          <w:rFonts w:ascii="Consolas" w:hAnsi="Consolas"/>
-          <w:sz w:val="16"/>
-        </w:rPr>
-        <w:t>var repository = new LocationRepository(path);</w:t>
-      </w:r>
-    </w:p>
-    <w:p>
-      <w:pPr>
-        <w:widowControl w:val="0"/>
-        <w:spacing w:after="0" w:line="200" w:lineRule="exact"/>
-      </w:pPr>
-      <w:r>
-        <w:rPr>
-          <w:rFonts w:ascii="Consolas" w:hAnsi="Consolas"/>
-          <w:sz w:val="16"/>
-        </w:rPr>
-        <w:t>try</w:t>
-      </w:r>
-    </w:p>
-    <w:p>
-      <w:pPr>
-        <w:widowControl w:val="0"/>
-        <w:spacing w:after="0" w:line="200" w:lineRule="exact"/>
-      </w:pPr>
-      <w:r>
-        <w:rPr>
-          <w:rFonts w:ascii="Consolas" w:hAnsi="Consolas"/>
-          <w:sz w:val="16"/>
-        </w:rPr>
-        <w:t>{</w:t>
-      </w:r>
-    </w:p>
-    <w:p>
-      <w:pPr>
-        <w:widowControl w:val="0"/>
-        <w:spacing w:after="0" w:line="200" w:lineRule="exact"/>
-      </w:pPr>
-      <w:r>
-        <w:rPr>
-          <w:rFonts w:ascii="Consolas" w:hAnsi="Consolas"/>
-          <w:sz w:val="16"/>
-        </w:rPr>
-        <w:t xml:space="preserve">    Check(HeatmapCalculator.Calculate([]).Count == 0, "Empty history has no heat cells");</w:t>
-      </w:r>
-    </w:p>
-    <w:p>
-      <w:pPr>
-        <w:widowControl w:val="0"/>
-        <w:spacing w:after="0" w:line="200" w:lineRule="exact"/>
-      </w:pPr>
-      <w:r>
-        <w:rPr>
-          <w:rFonts w:ascii="Consolas" w:hAnsi="Consolas"/>
-          <w:sz w:val="16"/>
-        </w:rPr>
-        <w:t xml:space="preserve">    IReadOnlyList&lt;LocationSample&gt; route = DemoRoute.Create();</w:t>
-      </w:r>
-    </w:p>
-    <w:p>
-      <w:pPr>
-        <w:widowControl w:val="0"/>
-        <w:spacing w:after="0" w:line="200" w:lineRule="exact"/>
-      </w:pPr>
-      <w:r>
-        <w:rPr>
-          <w:rFonts w:ascii="Consolas" w:hAnsi="Consolas"/>
-          <w:sz w:val="16"/>
-        </w:rPr>
-        <w:t xml:space="preserve">    foreach (LocationSample sample in route) await repository.SaveAsync(sample);</w:t>
-      </w:r>
-    </w:p>
-    <w:p>
-      <w:pPr>
-        <w:widowControl w:val="0"/>
-        <w:spacing w:after="0" w:line="200" w:lineRule="exact"/>
-      </w:pPr>
-      <w:r>
-        <w:rPr>
-          <w:rFonts w:ascii="Consolas" w:hAnsi="Consolas"/>
-          <w:sz w:val="16"/>
-        </w:rPr>
-        <w:t xml:space="preserve">    await repository.CloseAsync();</w:t>
-      </w:r>
-    </w:p>
-    <w:p>
-      <w:pPr>
-        <w:widowControl w:val="0"/>
-        <w:spacing w:after="0" w:line="200" w:lineRule="exact"/>
-      </w:pPr>
-      <w:r>
-        <w:rPr>
-          <w:rFonts w:ascii="Consolas" w:hAnsi="Consolas"/>
-          <w:sz w:val="16"/>
-        </w:rPr>
-        <w:t xml:space="preserve">    repository = new LocationRepository(path);</w:t>
-      </w:r>
-    </w:p>
-    <w:p>
-      <w:pPr>
-        <w:widowControl w:val="0"/>
-        <w:spacing w:after="0" w:line="200" w:lineRule="exact"/>
-      </w:pPr>
-      <w:r>
-        <w:rPr>
-          <w:rFonts w:ascii="Consolas" w:hAnsi="Consolas"/>
-          <w:sz w:val="16"/>
-        </w:rPr>
-        <w:t xml:space="preserve">    List&lt;LocationSample&gt; restored = await repository.GetRecentAsync();</w:t>
-      </w:r>
-    </w:p>
-    <w:p>
-      <w:pPr>
-        <w:widowControl w:val="0"/>
-        <w:spacing w:after="0" w:line="200" w:lineRule="exact"/>
-      </w:pPr>
-      <w:r>
-        <w:rPr>
-          <w:rFonts w:ascii="Consolas" w:hAnsi="Consolas"/>
-          <w:sz w:val="16"/>
-        </w:rPr>
-        <w:t xml:space="preserve">    Check(restored.Count == 141, "141 demo samples persist across database reopen");</w:t>
-      </w:r>
-    </w:p>
-    <w:p>
-      <w:pPr>
-        <w:widowControl w:val="0"/>
-        <w:spacing w:after="0" w:line="200" w:lineRule="exact"/>
-      </w:pPr>
-      <w:r>
-        <w:rPr>
-          <w:rFonts w:ascii="Consolas" w:hAnsi="Consolas"/>
-          <w:sz w:val="16"/>
-        </w:rPr>
-        <w:t xml:space="preserve">    Check(restored[0].Latitude == route[0].Latitude &amp;&amp; restored[^1].TimestampUtcTicks == route[^1].TimestampUtcTicks,</w:t>
-      </w:r>
-    </w:p>
-    <w:p>
-      <w:pPr>
-        <w:widowControl w:val="0"/>
-        <w:spacing w:after="0" w:line="200" w:lineRule="exact"/>
-      </w:pPr>
-      <w:r>
-        <w:rPr>
-          <w:rFonts w:ascii="Consolas" w:hAnsi="Consolas"/>
-          <w:sz w:val="16"/>
-        </w:rPr>
-        <w:t xml:space="preserve">        "Coordinates and UTC timestamps survive persistence");</w:t>
-      </w:r>
-    </w:p>
-    <w:p>
-      <w:pPr>
-        <w:widowControl w:val="0"/>
-        <w:spacing w:after="0" w:line="200" w:lineRule="exact"/>
-      </w:pPr>
-      <w:r>
-        <w:rPr>
-          <w:rFonts w:ascii="Consolas" w:hAnsi="Consolas"/>
-          <w:sz w:val="16"/>
-        </w:rPr>
-        <w:t xml:space="preserve">    Check((await repository.GetRecentAsync(10)).Count == 10, "History query respects rendering limit");</w:t>
-      </w:r>
-    </w:p>
-    <w:p>
-      <w:pPr>
-        <w:widowControl w:val="0"/>
-        <w:spacing w:after="0" w:line="200" w:lineRule="exact"/>
-      </w:pPr>
-      <w:r>
-        <w:rPr>
-          <w:rFonts w:ascii="Consolas" w:hAnsi="Consolas"/>
-          <w:sz w:val="16"/>
-        </w:rPr>
-        <w:t xml:space="preserve">    IReadOnlyList&lt;HeatCell&gt; cells = HeatmapCalculator.Calculate(restored);</w:t>
-      </w:r>
-    </w:p>
-    <w:p>
-      <w:pPr>
-        <w:widowControl w:val="0"/>
-        <w:spacing w:after="0" w:line="200" w:lineRule="exact"/>
-      </w:pPr>
-      <w:r>
-        <w:rPr>
-          <w:rFonts w:ascii="Consolas" w:hAnsi="Consolas"/>
-          <w:sz w:val="16"/>
-        </w:rPr>
-        <w:t xml:space="preserve">    Check(cells.All(cell =&gt; cell.Intensity is &gt; 0 and &lt;= 1), "Density is normalized to zero through one");</w:t>
-      </w:r>
-    </w:p>
-    <w:p>
-      <w:pPr>
-        <w:widowControl w:val="0"/>
-        <w:spacing w:after="0" w:line="200" w:lineRule="exact"/>
-      </w:pPr>
-      <w:r>
-        <w:rPr>
-          <w:rFonts w:ascii="Consolas" w:hAnsi="Consolas"/>
-          <w:sz w:val="16"/>
-        </w:rPr>
-        <w:t xml:space="preserve">    Check(cells.Any(cell =&gt; cell.Intensity &lt; 0.12) &amp;&amp; cells.Any(cell =&gt; cell.Intensity &gt; 0.9), "Route has low density and hot cells");</w:t>
-      </w:r>
-    </w:p>
-    <w:p>
-      <w:pPr>
-        <w:widowControl w:val="0"/>
-        <w:spacing w:after="0" w:line="200" w:lineRule="exact"/>
-      </w:pPr>
-      <w:r>
-        <w:rPr>
-          <w:rFonts w:ascii="Consolas" w:hAnsi="Consolas"/>
-          <w:sz w:val="16"/>
-        </w:rPr>
-        <w:t xml:space="preserve">    var dense = restored.Where(point =&gt; point.Latitude == restored[29].Latitude).ToList();</w:t>
-      </w:r>
-    </w:p>
-    <w:p>
-      <w:pPr>
-        <w:widowControl w:val="0"/>
-        <w:spacing w:after="0" w:line="200" w:lineRule="exact"/>
-      </w:pPr>
-      <w:r>
-        <w:rPr>
-          <w:rFonts w:ascii="Consolas" w:hAnsi="Consolas"/>
-          <w:sz w:val="16"/>
-        </w:rPr>
-        <w:t xml:space="preserve">    Check(dense.Count &gt;= 28, "Stationary visits are retained to show dwell density");</w:t>
-      </w:r>
-    </w:p>
-    <w:p>
-      <w:pPr>
-        <w:widowControl w:val="0"/>
-        <w:spacing w:after="0" w:line="200" w:lineRule="exact"/>
-      </w:pPr>
-      <w:r>
-        <w:rPr>
-          <w:rFonts w:ascii="Consolas" w:hAnsi="Consolas"/>
-          <w:sz w:val="16"/>
-        </w:rPr>
-        <w:t xml:space="preserve">    try</w:t>
-      </w:r>
-    </w:p>
-    <w:p>
-      <w:pPr>
-        <w:widowControl w:val="0"/>
-        <w:spacing w:after="0" w:line="200" w:lineRule="exact"/>
-      </w:pPr>
-      <w:r>
-        <w:rPr>
-          <w:rFonts w:ascii="Consolas" w:hAnsi="Consolas"/>
-          <w:sz w:val="16"/>
-        </w:rPr>
-        <w:t xml:space="preserve">    {</w:t>
-      </w:r>
-    </w:p>
-    <w:p>
-      <w:pPr>
-        <w:widowControl w:val="0"/>
-        <w:spacing w:after="0" w:line="200" w:lineRule="exact"/>
-      </w:pPr>
-      <w:r>
-        <w:rPr>
-          <w:rFonts w:ascii="Consolas" w:hAnsi="Consolas"/>
-          <w:sz w:val="16"/>
-        </w:rPr>
-        <w:t xml:space="preserve">        await repository.SaveAsync(new LocationSample { Latitude = double.NaN });</w:t>
-      </w:r>
-    </w:p>
-    <w:p>
-      <w:pPr>
-        <w:widowControl w:val="0"/>
-        <w:spacing w:after="0" w:line="200" w:lineRule="exact"/>
-      </w:pPr>
-      <w:r>
-        <w:rPr>
-          <w:rFonts w:ascii="Consolas" w:hAnsi="Consolas"/>
-          <w:sz w:val="16"/>
-        </w:rPr>
-        <w:t xml:space="preserve">        throw new InvalidOperationException("Invalid coordinates accepted");</w:t>
-      </w:r>
-    </w:p>
-    <w:p>
-      <w:pPr>
-        <w:widowControl w:val="0"/>
-        <w:spacing w:after="0" w:line="200" w:lineRule="exact"/>
-      </w:pPr>
-      <w:r>
-        <w:rPr>
-          <w:rFonts w:ascii="Consolas" w:hAnsi="Consolas"/>
-          <w:sz w:val="16"/>
-        </w:rPr>
-        <w:t xml:space="preserve">    }</w:t>
-      </w:r>
-    </w:p>
-    <w:p>
-      <w:pPr>
-        <w:widowControl w:val="0"/>
-        <w:spacing w:after="0" w:line="200" w:lineRule="exact"/>
-      </w:pPr>
-      <w:r>
-        <w:rPr>
-          <w:rFonts w:ascii="Consolas" w:hAnsi="Consolas"/>
-          <w:sz w:val="16"/>
-        </w:rPr>
-        <w:t xml:space="preserve">    catch (ArgumentOutOfRangeException) { Console.WriteLine("PASS Invalid coordinates are rejected"); }</w:t>
-      </w:r>
-    </w:p>
-    <w:p>
-      <w:pPr>
-        <w:widowControl w:val="0"/>
-        <w:spacing w:after="0" w:line="200" w:lineRule="exact"/>
-      </w:pPr>
-      <w:r>
-        <w:rPr>
-          <w:rFonts w:ascii="Consolas" w:hAnsi="Consolas"/>
-          <w:sz w:val="16"/>
-        </w:rPr>
-        <w:t xml:space="preserve">    await repository.ClearAsync();</w:t>
-      </w:r>
-    </w:p>
-    <w:p>
-      <w:pPr>
-        <w:widowControl w:val="0"/>
-        <w:spacing w:after="0" w:line="200" w:lineRule="exact"/>
-      </w:pPr>
-      <w:r>
-        <w:rPr>
-          <w:rFonts w:ascii="Consolas" w:hAnsi="Consolas"/>
-          <w:sz w:val="16"/>
-        </w:rPr>
-        <w:t xml:space="preserve">    Check((await repository.GetRecentAsync()).Count == 0, "Clear removes saved samples");</w:t>
-      </w:r>
-    </w:p>
-    <w:p>
-      <w:pPr>
-        <w:widowControl w:val="0"/>
-        <w:spacing w:after="0" w:line="200" w:lineRule="exact"/>
-      </w:pPr>
-      <w:r>
-        <w:rPr>
-          <w:rFonts w:ascii="Consolas" w:hAnsi="Consolas"/>
-          <w:sz w:val="16"/>
-        </w:rPr>
-        <w:t>}</w:t>
-      </w:r>
-    </w:p>
-    <w:p>
-      <w:pPr>
-        <w:widowControl w:val="0"/>
-        <w:spacing w:after="0" w:line="200" w:lineRule="exact"/>
-      </w:pPr>
-      <w:r>
-        <w:rPr>
-          <w:rFonts w:ascii="Consolas" w:hAnsi="Consolas"/>
-          <w:sz w:val="16"/>
-        </w:rPr>
-        <w:t>finally</w:t>
-      </w:r>
-    </w:p>
-    <w:p>
-      <w:pPr>
-        <w:widowControl w:val="0"/>
-        <w:spacing w:after="0" w:line="200" w:lineRule="exact"/>
-      </w:pPr>
-      <w:r>
-        <w:rPr>
-          <w:rFonts w:ascii="Consolas" w:hAnsi="Consolas"/>
-          <w:sz w:val="16"/>
-        </w:rPr>
-        <w:t>{</w:t>
-      </w:r>
-    </w:p>
-    <w:p>
-      <w:pPr>
-        <w:widowControl w:val="0"/>
-        <w:spacing w:after="0" w:line="200" w:lineRule="exact"/>
-      </w:pPr>
-      <w:r>
-        <w:rPr>
-          <w:rFonts w:ascii="Consolas" w:hAnsi="Consolas"/>
-          <w:sz w:val="16"/>
-        </w:rPr>
-        <w:t xml:space="preserve">    await repository.CloseAsync();</w:t>
-      </w:r>
-    </w:p>
-    <w:p>
-      <w:pPr>
-        <w:widowControl w:val="0"/>
-        <w:spacing w:after="0" w:line="200" w:lineRule="exact"/>
-      </w:pPr>
-      <w:r>
-        <w:rPr>
-          <w:rFonts w:ascii="Consolas" w:hAnsi="Consolas"/>
-          <w:sz w:val="16"/>
-        </w:rPr>
-        <w:t xml:space="preserve">    File.Delete(path);</w:t>
-      </w:r>
-    </w:p>
-    <w:p>
-      <w:pPr>
-        <w:widowControl w:val="0"/>
-        <w:spacing w:after="0" w:line="200" w:lineRule="exact"/>
-      </w:pPr>
-      <w:r>
-        <w:rPr>
-          <w:rFonts w:ascii="Consolas" w:hAnsi="Consolas"/>
-          <w:sz w:val="16"/>
-        </w:rPr>
-        <w:t>}</w:t>
-      </w:r>
     </w:p>
     <w:sectPr>
       <w:footerReference w:type="default" r:id="rId9"/>
